--- a/docs/PPI_Cuarto_Semestre_RPA_LAD6819_FINAL.docx
+++ b/docs/PPI_Cuarto_Semestre_RPA_LAD6819_FINAL.docx
@@ -160,6 +160,7 @@
     </w:p>
     <w:p>
       <w:pPr>
+        <w:spacing w:line="360" w:lineRule="auto"/>
         <w:jc w:val="center"/>
         <w:rPr>
           <w:rFonts w:cs="Times New Roman"/>
@@ -168,6 +169,11 @@
         </w:rPr>
       </w:pPr>
       <w:r>
+        <w:rPr>
+          <w:rFonts w:ascii="Arial" w:hAnsi="Arial"/>
+          <w:b/>
+          <w:sz w:val="28"/>
+        </w:rPr>
         <w:t>SISTEMA WEB RPA LAD-6819 PARA LA AUTOMATIZACIÓN, VALIDACIÓN Y ORQUESTACIÓN DE DESCUENTOS DE NÓMINA</w:t>
       </w:r>
     </w:p>
@@ -299,7 +305,11 @@
         </w:rPr>
       </w:pPr>
       <w:r>
-        <w:t>WILMER JOSÉ VEGA ACEVEDO (Líder / Administrador)</w:t>
+        <w:rPr>
+          <w:rFonts w:ascii="Arial" w:hAnsi="Arial"/>
+          <w:sz w:val="22"/>
+        </w:rPr>
+        <w:t>Wilmer José Vega Acevedo (Líder / Administrador)</w:t>
       </w:r>
     </w:p>
     <w:p>
@@ -312,7 +322,11 @@
         </w:rPr>
       </w:pPr>
       <w:r>
-        <w:t>DANILO ORTIZ CAMPILLO (Supervisor de Calidad)</w:t>
+        <w:rPr>
+          <w:rFonts w:ascii="Arial" w:hAnsi="Arial"/>
+          <w:sz w:val="22"/>
+        </w:rPr>
+        <w:t>Danilo Ortiz Campillo (Supervisor de Calidad)</w:t>
       </w:r>
     </w:p>
     <w:p>
@@ -325,7 +339,11 @@
         </w:rPr>
       </w:pPr>
       <w:r>
-        <w:t>JUAN ESTEBAN SANTANA SANTANA (Analista de Nómina)</w:t>
+        <w:rPr>
+          <w:rFonts w:ascii="Arial" w:hAnsi="Arial"/>
+          <w:sz w:val="22"/>
+        </w:rPr>
+        <w:t>Juan Esteban Santana Santana (Analista de Nómina)</w:t>
       </w:r>
     </w:p>
     <w:p>
@@ -561,7 +579,7 @@
           <w:headerReference w:type="default" r:id="rId8"/>
           <w:footerReference w:type="default" r:id="rId9"/>
           <w:pgSz w:w="11906" w:h="16838"/>
-          <w:pgMar w:top="1474" w:right="1134" w:bottom="1134" w:left="1701" w:header="1134" w:footer="720" w:gutter="0"/>
+          <w:pgMar w:top="1440" w:right="1440" w:bottom="1440" w:left="1440" w:header="1134" w:footer="720" w:gutter="0"/>
           <w:cols w:space="720"/>
         </w:sectPr>
       </w:pPr>
@@ -903,6 +921,7 @@
           <w:p>
             <w:pPr>
               <w:pStyle w:val="TableContents"/>
+              <w:spacing w:line="276" w:lineRule="auto" w:before="40" w:after="40"/>
               <w:jc w:val="center"/>
               <w:rPr>
                 <w:rFonts w:ascii="Times New Roman" w:hAnsi="Times New Roman" w:cs="Times New Roman"/>
@@ -912,9 +931,10 @@
             </w:pPr>
             <w:r>
               <w:rPr>
-                <w:rFonts w:ascii="Times New Roman" w:hAnsi="Times New Roman" w:cs="Times New Roman"/>
-                <w:b/>
-                <w:bCs/>
+                <w:rFonts w:ascii="Arial" w:hAnsi="Arial" w:cs="Times New Roman"/>
+                <w:b/>
+                <w:bCs/>
+                <w:sz w:val="19"/>
               </w:rPr>
               <w:t>Fecha</w:t>
             </w:r>
@@ -940,6 +960,7 @@
           <w:p>
             <w:pPr>
               <w:pStyle w:val="TableContents"/>
+              <w:spacing w:line="276" w:lineRule="auto" w:before="40" w:after="40"/>
               <w:jc w:val="center"/>
               <w:rPr>
                 <w:rFonts w:ascii="Times New Roman" w:hAnsi="Times New Roman" w:cs="Times New Roman"/>
@@ -949,9 +970,10 @@
             </w:pPr>
             <w:r>
               <w:rPr>
-                <w:rFonts w:ascii="Times New Roman" w:hAnsi="Times New Roman" w:cs="Times New Roman"/>
-                <w:b/>
-                <w:bCs/>
+                <w:rFonts w:ascii="Arial" w:hAnsi="Arial" w:cs="Times New Roman"/>
+                <w:b/>
+                <w:bCs/>
+                <w:sz w:val="19"/>
               </w:rPr>
               <w:t>Versión</w:t>
             </w:r>
@@ -977,6 +999,7 @@
           <w:p>
             <w:pPr>
               <w:pStyle w:val="TableContents"/>
+              <w:spacing w:line="276" w:lineRule="auto" w:before="40" w:after="40"/>
               <w:jc w:val="center"/>
               <w:rPr>
                 <w:rFonts w:ascii="Times New Roman" w:hAnsi="Times New Roman" w:cs="Times New Roman"/>
@@ -986,17 +1009,19 @@
             </w:pPr>
             <w:r>
               <w:rPr>
-                <w:rFonts w:ascii="Times New Roman" w:hAnsi="Times New Roman" w:cs="Times New Roman"/>
-                <w:b/>
-                <w:bCs/>
+                <w:rFonts w:ascii="Arial" w:hAnsi="Arial" w:cs="Times New Roman"/>
+                <w:b/>
+                <w:bCs/>
+                <w:sz w:val="19"/>
               </w:rPr>
               <w:t xml:space="preserve">Descripción de la </w:t>
             </w:r>
             <w:r>
               <w:rPr>
-                <w:rFonts w:ascii="Times New Roman" w:hAnsi="Times New Roman" w:cs="Times New Roman"/>
-                <w:b/>
-                <w:bCs/>
+                <w:rFonts w:ascii="Arial" w:hAnsi="Arial" w:cs="Times New Roman"/>
+                <w:b/>
+                <w:bCs/>
+                <w:sz w:val="19"/>
               </w:rPr>
               <w:t>actualización</w:t>
             </w:r>
@@ -1023,6 +1048,7 @@
           <w:p>
             <w:pPr>
               <w:pStyle w:val="TableContents"/>
+              <w:spacing w:line="276" w:lineRule="auto" w:before="40" w:after="40"/>
               <w:jc w:val="center"/>
               <w:rPr>
                 <w:rFonts w:ascii="Times New Roman" w:hAnsi="Times New Roman" w:cs="Times New Roman"/>
@@ -1032,9 +1058,10 @@
             </w:pPr>
             <w:r>
               <w:rPr>
-                <w:rFonts w:ascii="Times New Roman" w:hAnsi="Times New Roman" w:cs="Times New Roman"/>
-                <w:b/>
-                <w:bCs/>
+                <w:rFonts w:ascii="Arial" w:hAnsi="Arial" w:cs="Times New Roman"/>
+                <w:b/>
+                <w:bCs/>
+                <w:sz w:val="19"/>
               </w:rPr>
               <w:t>Autor</w:t>
             </w:r>
@@ -1058,7 +1085,14 @@
             <w:vAlign w:val="center"/>
           </w:tcPr>
           <w:p>
-            <w:r>
+            <w:pPr>
+              <w:spacing w:line="276" w:lineRule="auto" w:before="40" w:after="40"/>
+            </w:pPr>
+            <w:r>
+              <w:rPr>
+                <w:rFonts w:ascii="Arial" w:hAnsi="Arial"/>
+                <w:sz w:val="19"/>
+              </w:rPr>
               <w:t>05/09/2026</w:t>
             </w:r>
           </w:p>
@@ -1079,7 +1113,14 @@
             <w:vAlign w:val="center"/>
           </w:tcPr>
           <w:p>
-            <w:r>
+            <w:pPr>
+              <w:spacing w:line="276" w:lineRule="auto" w:before="40" w:after="40"/>
+            </w:pPr>
+            <w:r>
+              <w:rPr>
+                <w:rFonts w:ascii="Arial" w:hAnsi="Arial"/>
+                <w:sz w:val="19"/>
+              </w:rPr>
               <w:t>1.0</w:t>
             </w:r>
           </w:p>
@@ -1100,7 +1141,14 @@
             <w:vAlign w:val="center"/>
           </w:tcPr>
           <w:p>
-            <w:r>
+            <w:pPr>
+              <w:spacing w:line="276" w:lineRule="auto" w:before="40" w:after="40"/>
+            </w:pPr>
+            <w:r>
+              <w:rPr>
+                <w:rFonts w:ascii="Arial" w:hAnsi="Arial"/>
+                <w:sz w:val="19"/>
+              </w:rPr>
               <w:t>Versión inicial: Levantamiento de necesidades organizacionales y especificación de requisitos del sistema.</w:t>
             </w:r>
           </w:p>
@@ -1122,7 +1170,14 @@
             <w:vAlign w:val="center"/>
           </w:tcPr>
           <w:p>
-            <w:r>
+            <w:pPr>
+              <w:spacing w:line="276" w:lineRule="auto" w:before="40" w:after="40"/>
+            </w:pPr>
+            <w:r>
+              <w:rPr>
+                <w:rFonts w:ascii="Arial" w:hAnsi="Arial"/>
+                <w:sz w:val="19"/>
+              </w:rPr>
               <w:t>Wilmer Vega</w:t>
             </w:r>
           </w:p>
@@ -1145,7 +1200,14 @@
             <w:vAlign w:val="center"/>
           </w:tcPr>
           <w:p>
-            <w:r>
+            <w:pPr>
+              <w:spacing w:line="276" w:lineRule="auto" w:before="40" w:after="40"/>
+            </w:pPr>
+            <w:r>
+              <w:rPr>
+                <w:rFonts w:ascii="Arial" w:hAnsi="Arial"/>
+                <w:sz w:val="19"/>
+              </w:rPr>
               <w:t>01/10/2026</w:t>
             </w:r>
           </w:p>
@@ -1166,7 +1228,14 @@
             <w:vAlign w:val="center"/>
           </w:tcPr>
           <w:p>
-            <w:r>
+            <w:pPr>
+              <w:spacing w:line="276" w:lineRule="auto" w:before="40" w:after="40"/>
+            </w:pPr>
+            <w:r>
+              <w:rPr>
+                <w:rFonts w:ascii="Arial" w:hAnsi="Arial"/>
+                <w:sz w:val="19"/>
+              </w:rPr>
               <w:t>1.5</w:t>
             </w:r>
           </w:p>
@@ -1187,7 +1256,14 @@
             <w:vAlign w:val="center"/>
           </w:tcPr>
           <w:p>
-            <w:r>
+            <w:pPr>
+              <w:spacing w:line="276" w:lineRule="auto" w:before="40" w:after="40"/>
+            </w:pPr>
+            <w:r>
+              <w:rPr>
+                <w:rFonts w:ascii="Arial" w:hAnsi="Arial"/>
+                <w:sz w:val="19"/>
+              </w:rPr>
               <w:t>Diseño de arquitectura de componentes, modelo de datos NoSQL y prototipo interactivo en React.</w:t>
             </w:r>
           </w:p>
@@ -1209,7 +1285,14 @@
             <w:vAlign w:val="center"/>
           </w:tcPr>
           <w:p>
-            <w:r>
+            <w:pPr>
+              <w:spacing w:line="276" w:lineRule="auto" w:before="40" w:after="40"/>
+            </w:pPr>
+            <w:r>
+              <w:rPr>
+                <w:rFonts w:ascii="Arial" w:hAnsi="Arial"/>
+                <w:sz w:val="19"/>
+              </w:rPr>
               <w:t>Danilo Ortiz</w:t>
             </w:r>
           </w:p>
@@ -1232,7 +1315,14 @@
             <w:vAlign w:val="center"/>
           </w:tcPr>
           <w:p>
-            <w:r>
+            <w:pPr>
+              <w:spacing w:line="276" w:lineRule="auto" w:before="40" w:after="40"/>
+            </w:pPr>
+            <w:r>
+              <w:rPr>
+                <w:rFonts w:ascii="Arial" w:hAnsi="Arial"/>
+                <w:sz w:val="19"/>
+              </w:rPr>
               <w:t>20/10/2026</w:t>
             </w:r>
           </w:p>
@@ -1253,7 +1343,14 @@
             <w:vAlign w:val="center"/>
           </w:tcPr>
           <w:p>
-            <w:r>
+            <w:pPr>
+              <w:spacing w:line="276" w:lineRule="auto" w:before="40" w:after="40"/>
+            </w:pPr>
+            <w:r>
+              <w:rPr>
+                <w:rFonts w:ascii="Arial" w:hAnsi="Arial"/>
+                <w:sz w:val="19"/>
+              </w:rPr>
               <w:t>2.0</w:t>
             </w:r>
           </w:p>
@@ -1274,7 +1371,14 @@
             <w:vAlign w:val="center"/>
           </w:tcPr>
           <w:p>
-            <w:r>
+            <w:pPr>
+              <w:spacing w:line="276" w:lineRule="auto" w:before="40" w:after="40"/>
+            </w:pPr>
+            <w:r>
+              <w:rPr>
+                <w:rFonts w:ascii="Arial" w:hAnsi="Arial"/>
+                <w:sz w:val="19"/>
+              </w:rPr>
               <w:t>Entrega Final: Migración a Fullstack Next.js 14 App Router (TypeScript, sin Python), RBAC (Admin, Supervisor, Analista), Carga Masiva SheetJS, Registro de Empresas con Reglas y Pagos Únicos.</w:t>
             </w:r>
           </w:p>
@@ -1296,7 +1400,14 @@
             <w:vAlign w:val="center"/>
           </w:tcPr>
           <w:p>
-            <w:r>
+            <w:pPr>
+              <w:spacing w:line="276" w:lineRule="auto" w:before="40" w:after="40"/>
+            </w:pPr>
+            <w:r>
+              <w:rPr>
+                <w:rFonts w:ascii="Arial" w:hAnsi="Arial"/>
+                <w:sz w:val="19"/>
+              </w:rPr>
               <w:t>Juan Santana</w:t>
             </w:r>
           </w:p>
@@ -1403,17 +1514,24 @@
         <w:widowControl/>
         <w:suppressAutoHyphens w:val="0"/>
         <w:autoSpaceDN/>
-        <w:spacing w:line="276" w:lineRule="auto" w:after="120"/>
+        <w:spacing w:line="360" w:lineRule="auto" w:after="120" w:before="0"/>
+        <w:ind w:firstLine="0"/>
+        <w:jc w:val="both"/>
         <w:textAlignment w:val="auto"/>
         <w:rPr>
           <w:rFonts w:cs="Times New Roman"/>
         </w:rPr>
       </w:pPr>
       <w:r>
+        <w:rPr>
+          <w:rFonts w:ascii="Arial" w:hAnsi="Arial"/>
+          <w:color w:val="1E1E1E"/>
+          <w:sz w:val="22"/>
+        </w:rPr>
         <w:t>El presente informe técnico documenta el diseño, desarrollo e implementación del Sistema Web RPA LAD-6819, una solución orientada a la automatización, validación paramétrica y orquestación integral del proceso de deducciones de nómina para la compañía Blacksmith Research Colombia S.A.S. La organización actúa como entidad centralizadora y canalizadora de pólizas colectivas (Seguro de Vida, Gastos Médicos Mayores - GMM y Costos Administrativos) para destacadas firmas aliadas como Continental Gold, Compañía de Financiamiento CDF y DXC Technology.</w:t>
         <w:br/>
         <w:br/>
-        <w:t>En concordancia con los avances académicos de la Ingeniería en Software del cuarto semestre y las exigencias de escalabilidad operativa, la solución experimentó una evolución arquitectónica radical: se abandonó la anterior estructura desacoplada con backend en Python (FastAPI/Pandas) para consolidar un sistema Fullstack moderno sobre Next.js 14 con App Router y TypeScript, respaldado en la nube por Google Firebase (Firestore y Authentication). Esta transformación suprime los costos de infraestructura en servidores pesados, permite el procesamiento masivo en el navegador del cliente en milisegundos mediante la biblioteca SheetJS y proporciona una experiencia reactiva con Control de Acceso Basado en Roles (RBAC), registro dinámico de reglas empresariales y liquidación transaccional de pagos únicos.</w:t>
+        <w:t>En concordancia con los estándares de ingeniería de software propuestos por Pressman y Maxim (2020) y los requerimientos académicos del cuarto semestre, la solución experimentó una evolución arquitectónica radical: se sustituyó la anterior estructura desacoplada con backend en Python (FastAPI/Pandas) para consolidar un sistema Fullstack moderno sobre Next.js 14 con App Router y TypeScript (Vercel, 2024), respaldado en la nube por Google Firebase (Google Cloud, 2024). Esta transformación suprime los costos de infraestructura en servidores pesados, permite el procesamiento masivo en el navegador del cliente en milisegundos mediante la biblioteca SheetJS y proporciona una experiencia reactiva con Control de Acceso Basado en Roles (RBAC), registro dinámico de reglas empresariales y liquidación transaccional de pagos únicos.</w:t>
       </w:r>
     </w:p>
     <w:p>
@@ -3311,16 +3429,23 @@
     <w:p>
       <w:pPr>
         <w:pStyle w:val="Textbody"/>
-        <w:spacing w:line="276" w:lineRule="auto" w:after="120"/>
-        <w:rPr>
-          <w:rFonts w:ascii="Times New Roman" w:hAnsi="Times New Roman" w:cs="Times New Roman"/>
-        </w:rPr>
-      </w:pPr>
-      <w:r>
-        <w:t>Actualmente, la gestión y liquidación periódica de los descuentos de nómina en Blacksmith Research Colombia S.A.S. se enfrenta a un cuello de botella crítico generado por la manipulación manual de múltiples archivos de hojas de cálculo descargados de forma heterogénea por cada empresa aliada. Debido a la dispersión estructural de estos insumos (variación en nombres de encabezados, formatos de fecha, tipología de documentos de identidad y delimitadores numéricos), el equipo de analistas de nómina invierte más de 48 horas continuas por corte en tareas mecánicas de transcripción, búsqueda y validación de vigencias.</w:t>
+        <w:spacing w:line="360" w:lineRule="auto" w:after="120" w:before="0"/>
+        <w:ind w:firstLine="0"/>
+        <w:jc w:val="both"/>
+        <w:rPr>
+          <w:rFonts w:ascii="Times New Roman" w:hAnsi="Times New Roman" w:cs="Times New Roman"/>
+        </w:rPr>
+      </w:pPr>
+      <w:r>
+        <w:rPr>
+          <w:rFonts w:ascii="Arial" w:hAnsi="Arial"/>
+          <w:color w:val="1E1E1E"/>
+          <w:sz w:val="22"/>
+        </w:rPr>
+        <w:t>En palabras de Huare Inacio et al. (2022), la estructuración adecuada de un problema de ingeniería requiere articular con precisión las causas generadoras y los efectos críticos identificados en el contexto organizacional delimitado. En Blacksmith Research Colombia S.A.S., la gestión y liquidación periódica de los descuentos de nómina para empresas aliadas se enfrentaba a un cuello de botella crítico originado por la manipulación manual de múltiples archivos de hojas de cálculo heterogéneas enviadas por cada aliado corporativo.</w:t>
         <w:br/>
         <w:br/>
-        <w:t>Esta operación descentralizada acarrea graves efectos adversos: alta propensión a errores humanos de digitación, aplicación inexacta de porcentajes acordados, omisión inadvertida de topes máximos de descuento por colaborador (generando sobregiros que vulneran la normativa laboral colombiana) y ausencia de un mecanismo de control doble o auditoría en tiempo real. Adicionalmente, cualquier inconsistencia no detectada oportunamente desencadena reclamos salariales por parte de los empleados de los clientes corporativos, afectando la reputación institucional y acarreando reprocesos contables.</w:t>
+        <w:t>Debido a la dispersión estructural de estos insumos (variación en nombres de columnas, formatos de fecha, tipología de documentos de identidad y delimitadores numéricos), los analistas de nómina invertían más de 48 horas continuas por corte en tareas mecánicas de transcripción, búsqueda y validación de vigencias. Esta operación acarreaba graves efectos: alta propensión a errores humanos de digitación, aplicación inexacta de porcentajes acordados, omisión inadvertida de topes máximos de descuento por colaborador (generando sobregiros que vulneran la normativa laboral colombiana) y ausencia de auditoría digital en tiempo real.</w:t>
       </w:r>
     </w:p>
     <w:p>
@@ -3383,13 +3508,20 @@
     <w:p>
       <w:pPr>
         <w:pStyle w:val="Textbody"/>
-        <w:spacing w:line="276" w:lineRule="auto" w:after="120"/>
-        <w:rPr>
-          <w:rFonts w:ascii="Times New Roman" w:hAnsi="Times New Roman" w:cs="Times New Roman"/>
-        </w:rPr>
-      </w:pPr>
-      <w:r>
-        <w:t>Blacksmith Research Colombia S.A.S. es una firma de consultoría estratégica y desarrollo de soluciones de base tecnológica con sede principal en la ciudad de Medellín. Dentro de su portafolio B2B de optimización de procesos corporativos, la compañía opera como el intermediario y gestor central de convenios de bienestar laboral y seguros corporativos para grandes aliados empresariales. Entre sus principales aliados estratégicos se destacan Continental Gold (sector minero a gran escala), Compañía de Financiamiento CDF (sector bancario y servicios financieros) y DXC Technology (sector global de tecnologías de la información).</w:t>
+        <w:spacing w:line="360" w:lineRule="auto" w:after="120" w:before="0"/>
+        <w:ind w:firstLine="0"/>
+        <w:jc w:val="both"/>
+        <w:rPr>
+          <w:rFonts w:ascii="Times New Roman" w:hAnsi="Times New Roman" w:cs="Times New Roman"/>
+        </w:rPr>
+      </w:pPr>
+      <w:r>
+        <w:rPr>
+          <w:rFonts w:ascii="Arial" w:hAnsi="Arial"/>
+          <w:color w:val="1E1E1E"/>
+          <w:sz w:val="22"/>
+        </w:rPr>
+        <w:t>Blacksmith Research Colombia S.A.S. es una firma de consultoría estratégica y desarrollo de soluciones de base tecnológica con sede principal en la ciudad de Medellín. Dentro de su portafolio B2B de optimización de procesos corporativos, la compañía opera como el intermediario y gestor central de convenios de bienestar laboral y seguros corporativos para grandes aliados empresariales. Entre sus principales aliados estratégicos se destacan Continental Gold (sector minero a gran escala), Compañía de Financiamiento CDF (sector bancario y financiero) y DXC Technology (sector global de TI).</w:t>
         <w:br/>
         <w:br/>
         <w:t>Para cada uno de estos clientes, Blacksmith gestiona el cobro periódico de los aportes de los empleados hacia planes de Seguro de Vida, Gastos Médicos Mayores (GMM) y Gastos de Administración, garantizando que los montos recaudados coincidan con las tablas de liquidación vigentes y sean remitidos a las entidades aseguradoras de manera oportuna y transparente.</w:t>
@@ -3455,12 +3587,19 @@
     <w:p>
       <w:pPr>
         <w:pStyle w:val="Textbody"/>
-        <w:spacing w:line="276" w:lineRule="auto" w:after="120"/>
-        <w:rPr>
-          <w:rFonts w:ascii="Times New Roman" w:hAnsi="Times New Roman" w:cs="Times New Roman"/>
-        </w:rPr>
-      </w:pPr>
-      <w:r>
+        <w:spacing w:line="360" w:lineRule="auto" w:after="120" w:before="0"/>
+        <w:ind w:firstLine="0"/>
+        <w:jc w:val="both"/>
+        <w:rPr>
+          <w:rFonts w:ascii="Times New Roman" w:hAnsi="Times New Roman" w:cs="Times New Roman"/>
+        </w:rPr>
+      </w:pPr>
+      <w:r>
+        <w:rPr>
+          <w:rFonts w:ascii="Arial" w:hAnsi="Arial"/>
+          <w:color w:val="1E1E1E"/>
+          <w:sz w:val="22"/>
+        </w:rPr>
         <w:t>El proyecto interviene directamente el Departamento de Operaciones y Nómina de Blacksmith Research Colombia S.A.S., el cual tiene a su cargo la recepción, verificación, cómputo y consolidación de las planillas salariales de las empresas cliente.</w:t>
         <w:br/>
         <w:br/>
@@ -3472,7 +3611,7 @@
         <w:br/>
         <w:t>• Salidas y Entregables: Planillas liquidadas en formato Excel estandarizado (desglosadas en Hoja de Resumen de Auditoría y Hoja de Detalle Individual) y logs de dispersión sincronizados en la base de datos cloud.</w:t>
         <w:br/>
-        <w:t>• Responsables: Analista de Nómina (operación y carga), Supervisor de Calidad (auditoría y aprobación) y Director / Administrador (parametrización de reglas).</w:t>
+        <w:t>• Responsables: Analista de Nómina (operación y carga), Supervisor de Calidad (auditoría y aprobación) y Administrador (parametrización de reglas).</w:t>
       </w:r>
     </w:p>
     <w:p>
@@ -3535,16 +3674,23 @@
     <w:p>
       <w:pPr>
         <w:pStyle w:val="Textbody"/>
-        <w:spacing w:line="276" w:lineRule="auto" w:after="120"/>
-        <w:rPr>
-          <w:rFonts w:ascii="Times New Roman" w:hAnsi="Times New Roman" w:cs="Times New Roman"/>
-        </w:rPr>
-      </w:pPr>
-      <w:r>
+        <w:spacing w:line="360" w:lineRule="auto" w:after="120" w:before="0"/>
+        <w:ind w:firstLine="0"/>
+        <w:jc w:val="both"/>
+        <w:rPr>
+          <w:rFonts w:ascii="Times New Roman" w:hAnsi="Times New Roman" w:cs="Times New Roman"/>
+        </w:rPr>
+      </w:pPr>
+      <w:r>
+        <w:rPr>
+          <w:rFonts w:ascii="Arial" w:hAnsi="Arial"/>
+          <w:color w:val="1E1E1E"/>
+          <w:sz w:val="22"/>
+        </w:rPr>
         <w:t>El desarrollo del Sistema Web RPA LAD-6819 se fundamenta en la necesidad imperativa de transformar digitalmente un proceso estratégico que hasta la fecha dependía de métodos manuales vulnerables a fallas. En el sector de la gestión de nóminas, la precisión aritmética y el cumplimiento de las restricciones contractuales son factores críticos; un descuento superior al tope máximo legal no solo vulnera la relación laboral del cliente con sus empleados, sino que genera penalizaciones financieras para Blacksmith.</w:t>
         <w:br/>
         <w:br/>
-        <w:t>La adopción de una arquitectura Fullstack moderna en Next.js 14 y TypeScript elimina por completo la fragmentación tecnológica y los costos derivados del mantenimiento de servidores Python dedicados. Gracias a la computación client-side de alto rendimiento, la validación y cálculo de miles de registros se reduce de más de 48 horas a escasos 1.5 segundos en el navegador, brindando una herramienta autónoma, visualmente ergonómica, resiliente ante la falta de conectividad (Modo Demostración) y con trazabilidad inmutable en Google Cloud Firestore.</w:t>
+        <w:t>Tal como señalan Pressman y Maxim (2020), la adopción de arquitecturas orientadas a componentes y servicios permite mitigar drásticamente los puntos únicos de falla. La unificación del stack tecnológico en Next.js 14 y TypeScript elimina la fragmentación y los costos operativos de servidores dedicados en Python. Mediante computación client-side de alto rendimiento (SheetJS, 2024), la validación y liquidación de miles de registros se reduce de más de 48 horas a escasos 1.5 segundos en el navegador, brindando una herramienta autónoma, resiliente y con trazabilidad inmutable en Google Cloud Firestore.</w:t>
       </w:r>
     </w:p>
     <w:p>
@@ -3607,12 +3753,19 @@
     <w:p>
       <w:pPr>
         <w:pStyle w:val="Textbody"/>
-        <w:spacing w:line="276" w:lineRule="auto" w:after="120"/>
-        <w:rPr>
-          <w:rFonts w:ascii="Times New Roman" w:hAnsi="Times New Roman" w:cs="Times New Roman"/>
-        </w:rPr>
-      </w:pPr>
-      <w:r>
+        <w:spacing w:line="360" w:lineRule="auto" w:after="120" w:before="0"/>
+        <w:ind w:firstLine="0"/>
+        <w:jc w:val="both"/>
+        <w:rPr>
+          <w:rFonts w:ascii="Times New Roman" w:hAnsi="Times New Roman" w:cs="Times New Roman"/>
+        </w:rPr>
+      </w:pPr>
+      <w:r>
+        <w:rPr>
+          <w:rFonts w:ascii="Arial" w:hAnsi="Arial"/>
+          <w:color w:val="1E1E1E"/>
+          <w:sz w:val="22"/>
+        </w:rPr>
         <w:t>Objetivo General:</w:t>
         <w:br/>
         <w:t>Diseñar, desarrollar e implementar un sistema web orquestador Fullstack (RPA LAD-6819) para la automatización, validación paramétrica, liquidación y auditoría de descuentos de nómina de las empresas aliadas de Blacksmith Research Colombia S.A.S.</w:t>
@@ -3691,12 +3844,19 @@
     <w:p>
       <w:pPr>
         <w:pStyle w:val="Textbody"/>
-        <w:spacing w:line="276" w:lineRule="auto" w:after="120"/>
-        <w:rPr>
-          <w:rFonts w:ascii="Times New Roman" w:hAnsi="Times New Roman" w:cs="Times New Roman"/>
-        </w:rPr>
-      </w:pPr>
-      <w:r>
+        <w:spacing w:line="360" w:lineRule="auto" w:after="120" w:before="0"/>
+        <w:ind w:firstLine="0"/>
+        <w:jc w:val="both"/>
+        <w:rPr>
+          <w:rFonts w:ascii="Times New Roman" w:hAnsi="Times New Roman" w:cs="Times New Roman"/>
+        </w:rPr>
+      </w:pPr>
+      <w:r>
+        <w:rPr>
+          <w:rFonts w:ascii="Arial" w:hAnsi="Arial"/>
+          <w:color w:val="1E1E1E"/>
+          <w:sz w:val="22"/>
+        </w:rPr>
         <w:t>El alcance del Sistema Web RPA LAD-6819 delimita las siguientes capacidades y fronteras de operación:</w:t>
         <w:br/>
         <w:br/>
@@ -3761,7 +3921,7 @@
           <w:headerReference w:type="default" r:id="rId10"/>
           <w:footerReference w:type="default" r:id="rId11"/>
           <w:pgSz w:w="11906" w:h="16838"/>
-          <w:pgMar w:top="1474" w:right="1134" w:bottom="1134" w:left="1701" w:header="1134" w:footer="720" w:gutter="0"/>
+          <w:pgMar w:top="1440" w:right="1440" w:bottom="1440" w:left="1440" w:header="1134" w:footer="720" w:gutter="0"/>
           <w:cols w:space="720"/>
           <w:docGrid w:linePitch="326"/>
         </w:sectPr>
@@ -3828,13 +3988,20 @@
     <w:p>
       <w:pPr>
         <w:pStyle w:val="Textbody"/>
-        <w:spacing w:line="276" w:lineRule="auto" w:after="120"/>
-        <w:rPr>
-          <w:rFonts w:ascii="Times New Roman" w:hAnsi="Times New Roman" w:cs="Times New Roman"/>
-        </w:rPr>
-      </w:pPr>
-      <w:r>
-        <w:t>A continuación, se presenta la especificación detallada del Registro de Necesidades de Usuario recolectadas mediante entrevistas y sesiones de levantamiento con los stakeholders de Blacksmith Research Colombia S.A.S. para la concepción de la solución web:</w:t>
+        <w:spacing w:line="360" w:lineRule="auto" w:after="120" w:before="0"/>
+        <w:ind w:firstLine="0"/>
+        <w:jc w:val="both"/>
+        <w:rPr>
+          <w:rFonts w:ascii="Times New Roman" w:hAnsi="Times New Roman" w:cs="Times New Roman"/>
+        </w:rPr>
+      </w:pPr>
+      <w:r>
+        <w:rPr>
+          <w:rFonts w:ascii="Arial" w:hAnsi="Arial"/>
+          <w:color w:val="1E1E1E"/>
+          <w:sz w:val="22"/>
+        </w:rPr>
+        <w:t>A continuación, se presenta la especificación detallada del Registro de Necesidades de Usuario recolectadas mediante entrevistas y sesiones de levantamiento con los stakeholders de Blacksmith Research Colombia S.A.S. para la concepción de la solución web (Tabla 1):</w:t>
       </w:r>
     </w:p>
     <w:p>
@@ -3881,7 +4048,7 @@
           </w:tcPr>
           <w:p>
             <w:pPr>
-              <w:spacing w:before="120" w:after="120"/>
+              <w:spacing w:before="40" w:after="40" w:line="276" w:lineRule="auto"/>
               <w:jc w:val="center"/>
               <w:rPr>
                 <w:rFonts w:ascii="Arial" w:hAnsi="Arial" w:cs="Arial"/>
@@ -3938,7 +4105,7 @@
           </w:tcPr>
           <w:p>
             <w:pPr>
-              <w:spacing w:before="60" w:after="60"/>
+              <w:spacing w:before="40" w:after="40" w:line="276" w:lineRule="auto"/>
               <w:rPr>
                 <w:rFonts w:ascii="Arial" w:hAnsi="Arial" w:cs="Arial"/>
                 <w:b/>
@@ -3971,7 +4138,14 @@
             </w:tcBorders>
           </w:tcPr>
           <w:p>
-            <w:r>
+            <w:pPr>
+              <w:spacing w:line="276" w:lineRule="auto" w:before="40" w:after="40"/>
+            </w:pPr>
+            <w:r>
+              <w:rPr>
+                <w:rFonts w:ascii="Arial" w:hAnsi="Arial"/>
+                <w:sz w:val="19"/>
+              </w:rPr>
               <w:t>BLACKSMITH RESEARCH COLOMBIA S.A.S.</w:t>
             </w:r>
           </w:p>
@@ -3994,7 +4168,7 @@
           </w:tcPr>
           <w:p>
             <w:pPr>
-              <w:spacing w:before="60" w:after="60"/>
+              <w:spacing w:before="40" w:after="40" w:line="276" w:lineRule="auto"/>
               <w:rPr>
                 <w:rFonts w:ascii="Arial" w:hAnsi="Arial" w:cs="Arial"/>
                 <w:b/>
@@ -4037,7 +4211,14 @@
             </w:tcBorders>
           </w:tcPr>
           <w:p>
-            <w:r>
+            <w:pPr>
+              <w:spacing w:line="276" w:lineRule="auto" w:before="40" w:after="40"/>
+            </w:pPr>
+            <w:r>
+              <w:rPr>
+                <w:rFonts w:ascii="Arial" w:hAnsi="Arial"/>
+                <w:sz w:val="19"/>
+              </w:rPr>
               <w:t>Liquidación y Orquestación de Descuentos de Nómina</w:t>
             </w:r>
           </w:p>
@@ -4060,7 +4241,7 @@
           </w:tcPr>
           <w:p>
             <w:pPr>
-              <w:spacing w:before="60" w:after="60"/>
+              <w:spacing w:before="40" w:after="40" w:line="276" w:lineRule="auto"/>
               <w:rPr>
                 <w:rFonts w:ascii="Arial" w:hAnsi="Arial" w:cs="Arial"/>
                 <w:b/>
@@ -4093,7 +4274,14 @@
             </w:tcBorders>
           </w:tcPr>
           <w:p>
-            <w:r>
+            <w:pPr>
+              <w:spacing w:line="276" w:lineRule="auto" w:before="40" w:after="40"/>
+            </w:pPr>
+            <w:r>
+              <w:rPr>
+                <w:rFonts w:ascii="Arial" w:hAnsi="Arial"/>
+                <w:sz w:val="19"/>
+              </w:rPr>
               <w:t>Sistema Web RPA LAD-6819</w:t>
             </w:r>
           </w:p>
@@ -4123,6 +4311,7 @@
           </w:tcPr>
           <w:p>
             <w:pPr>
+              <w:spacing w:line="276" w:lineRule="auto" w:before="40" w:after="40"/>
               <w:jc w:val="center"/>
               <w:rPr>
                 <w:rFonts w:ascii="Arial" w:hAnsi="Arial" w:cs="Arial"/>
@@ -4161,6 +4350,7 @@
           </w:tcPr>
           <w:p>
             <w:pPr>
+              <w:spacing w:line="276" w:lineRule="auto" w:before="40" w:after="40"/>
               <w:jc w:val="center"/>
               <w:rPr>
                 <w:rFonts w:ascii="Arial" w:hAnsi="Arial" w:cs="Arial"/>
@@ -4196,6 +4386,7 @@
           </w:tcPr>
           <w:p>
             <w:pPr>
+              <w:spacing w:line="276" w:lineRule="auto" w:before="40" w:after="40"/>
               <w:jc w:val="center"/>
               <w:rPr>
                 <w:rFonts w:ascii="Arial" w:hAnsi="Arial" w:cs="Arial"/>
@@ -4242,6 +4433,7 @@
           </w:tcPr>
           <w:p>
             <w:pPr>
+              <w:spacing w:line="276" w:lineRule="auto" w:before="40" w:after="40"/>
               <w:jc w:val="center"/>
               <w:rPr>
                 <w:rFonts w:ascii="Arial" w:hAnsi="Arial" w:cs="Arial"/>
@@ -4277,6 +4469,7 @@
           </w:tcPr>
           <w:p>
             <w:pPr>
+              <w:spacing w:line="276" w:lineRule="auto" w:before="40" w:after="40"/>
               <w:jc w:val="center"/>
               <w:rPr>
                 <w:rFonts w:ascii="Arial" w:hAnsi="Arial" w:cs="Arial"/>
@@ -4368,6 +4561,7 @@
           </w:tcPr>
           <w:p>
             <w:pPr>
+              <w:spacing w:line="276" w:lineRule="auto" w:before="40" w:after="40"/>
               <w:jc w:val="center"/>
               <w:rPr>
                 <w:rFonts w:ascii="Arial" w:hAnsi="Arial" w:cs="Arial"/>
@@ -4406,6 +4600,7 @@
           </w:tcPr>
           <w:p>
             <w:pPr>
+              <w:spacing w:line="276" w:lineRule="auto" w:before="40" w:after="40"/>
               <w:jc w:val="center"/>
               <w:rPr>
                 <w:rFonts w:ascii="Arial" w:hAnsi="Arial" w:cs="Arial"/>
@@ -4445,6 +4640,7 @@
           </w:tcPr>
           <w:p>
             <w:pPr>
+              <w:spacing w:line="276" w:lineRule="auto" w:before="40" w:after="40"/>
               <w:jc w:val="center"/>
               <w:rPr>
                 <w:rFonts w:ascii="Arial" w:hAnsi="Arial" w:cs="Arial"/>
@@ -4532,7 +4728,14 @@
             <w:vAlign w:val="center"/>
           </w:tcPr>
           <w:p>
-            <w:r>
+            <w:pPr>
+              <w:spacing w:line="276" w:lineRule="auto" w:before="40" w:after="40"/>
+            </w:pPr>
+            <w:r>
+              <w:rPr>
+                <w:rFonts w:ascii="Arial" w:hAnsi="Arial"/>
+                <w:sz w:val="19"/>
+              </w:rPr>
               <w:t>N1</w:t>
             </w:r>
           </w:p>
@@ -4553,7 +4756,14 @@
             </w:tcMar>
           </w:tcPr>
           <w:p>
-            <w:r>
+            <w:pPr>
+              <w:spacing w:line="276" w:lineRule="auto" w:before="40" w:after="40"/>
+            </w:pPr>
+            <w:r>
+              <w:rPr>
+                <w:rFonts w:ascii="Arial" w:hAnsi="Arial"/>
+                <w:sz w:val="19"/>
+              </w:rPr>
               <w:t>Contar con una plataforma web interactiva y moderna (SPA) que consolide el frontend y el backend en un único ecosistema tecnológico (Next.js + TypeScript), eliminando servidores e intermediarios en Python.</w:t>
             </w:r>
           </w:p>
@@ -4574,7 +4784,14 @@
             <w:vAlign w:val="center"/>
           </w:tcPr>
           <w:p>
-            <w:r>
+            <w:pPr>
+              <w:spacing w:line="276" w:lineRule="auto" w:before="40" w:after="40"/>
+            </w:pPr>
+            <w:r>
+              <w:rPr>
+                <w:rFonts w:ascii="Arial" w:hAnsi="Arial"/>
+                <w:sz w:val="19"/>
+              </w:rPr>
               <w:t>Wilmer Vega</w:t>
             </w:r>
           </w:p>
@@ -4595,7 +4812,14 @@
             <w:vAlign w:val="center"/>
           </w:tcPr>
           <w:p>
-            <w:r>
+            <w:pPr>
+              <w:spacing w:line="276" w:lineRule="auto" w:before="40" w:after="40"/>
+            </w:pPr>
+            <w:r>
+              <w:rPr>
+                <w:rFonts w:ascii="Arial" w:hAnsi="Arial"/>
+                <w:sz w:val="19"/>
+              </w:rPr>
               <w:t>Líder de Proyecto</w:t>
             </w:r>
           </w:p>
@@ -4616,7 +4840,14 @@
             <w:vAlign w:val="center"/>
           </w:tcPr>
           <w:p>
-            <w:r>
+            <w:pPr>
+              <w:spacing w:line="276" w:lineRule="auto" w:before="40" w:after="40"/>
+            </w:pPr>
+            <w:r>
+              <w:rPr>
+                <w:rFonts w:ascii="Arial" w:hAnsi="Arial"/>
+                <w:sz w:val="19"/>
+              </w:rPr>
               <w:t>Estratégico</w:t>
             </w:r>
           </w:p>
@@ -4633,7 +4864,14 @@
             <w:vAlign w:val="center"/>
           </w:tcPr>
           <w:p>
-            <w:r>
+            <w:pPr>
+              <w:spacing w:line="276" w:lineRule="auto" w:before="40" w:after="40"/>
+            </w:pPr>
+            <w:r>
+              <w:rPr>
+                <w:rFonts w:ascii="Arial" w:hAnsi="Arial"/>
+                <w:sz w:val="19"/>
+              </w:rPr>
               <w:t>05/09/2026</w:t>
             </w:r>
           </w:p>
@@ -4650,7 +4888,14 @@
             <w:vAlign w:val="center"/>
           </w:tcPr>
           <w:p>
-            <w:r>
+            <w:pPr>
+              <w:spacing w:line="276" w:lineRule="auto" w:before="40" w:after="40"/>
+            </w:pPr>
+            <w:r>
+              <w:rPr>
+                <w:rFonts w:ascii="Arial" w:hAnsi="Arial"/>
+                <w:sz w:val="19"/>
+              </w:rPr>
               <w:t>Alta</w:t>
             </w:r>
           </w:p>
@@ -4677,7 +4922,14 @@
             <w:vAlign w:val="center"/>
           </w:tcPr>
           <w:p>
-            <w:r>
+            <w:pPr>
+              <w:spacing w:line="276" w:lineRule="auto" w:before="40" w:after="40"/>
+            </w:pPr>
+            <w:r>
+              <w:rPr>
+                <w:rFonts w:ascii="Arial" w:hAnsi="Arial"/>
+                <w:sz w:val="19"/>
+              </w:rPr>
               <w:t>N2</w:t>
             </w:r>
           </w:p>
@@ -4698,7 +4950,14 @@
             </w:tcMar>
           </w:tcPr>
           <w:p>
-            <w:r>
+            <w:pPr>
+              <w:spacing w:line="276" w:lineRule="auto" w:before="40" w:after="40"/>
+            </w:pPr>
+            <w:r>
+              <w:rPr>
+                <w:rFonts w:ascii="Arial" w:hAnsi="Arial"/>
+                <w:sz w:val="19"/>
+              </w:rPr>
               <w:t>Implementar un control de acceso basado en roles (RBAC) en la interfaz web que diferencie las funciones de Administrador, Supervisor y Analista de Nómina, garantizando la segregación de responsabilidades.</w:t>
             </w:r>
           </w:p>
@@ -4719,7 +4978,14 @@
             <w:vAlign w:val="center"/>
           </w:tcPr>
           <w:p>
-            <w:r>
+            <w:pPr>
+              <w:spacing w:line="276" w:lineRule="auto" w:before="40" w:after="40"/>
+            </w:pPr>
+            <w:r>
+              <w:rPr>
+                <w:rFonts w:ascii="Arial" w:hAnsi="Arial"/>
+                <w:sz w:val="19"/>
+              </w:rPr>
               <w:t>Wilmer Vega</w:t>
             </w:r>
           </w:p>
@@ -4740,7 +5006,14 @@
             <w:vAlign w:val="center"/>
           </w:tcPr>
           <w:p>
-            <w:r>
+            <w:pPr>
+              <w:spacing w:line="276" w:lineRule="auto" w:before="40" w:after="40"/>
+            </w:pPr>
+            <w:r>
+              <w:rPr>
+                <w:rFonts w:ascii="Arial" w:hAnsi="Arial"/>
+                <w:sz w:val="19"/>
+              </w:rPr>
               <w:t>Líder de Proyecto</w:t>
             </w:r>
           </w:p>
@@ -4761,7 +5034,14 @@
             <w:vAlign w:val="center"/>
           </w:tcPr>
           <w:p>
-            <w:r>
+            <w:pPr>
+              <w:spacing w:line="276" w:lineRule="auto" w:before="40" w:after="40"/>
+            </w:pPr>
+            <w:r>
+              <w:rPr>
+                <w:rFonts w:ascii="Arial" w:hAnsi="Arial"/>
+                <w:sz w:val="19"/>
+              </w:rPr>
               <w:t>Estratégico</w:t>
             </w:r>
           </w:p>
@@ -4778,7 +5058,14 @@
             <w:vAlign w:val="center"/>
           </w:tcPr>
           <w:p>
-            <w:r>
+            <w:pPr>
+              <w:spacing w:line="276" w:lineRule="auto" w:before="40" w:after="40"/>
+            </w:pPr>
+            <w:r>
+              <w:rPr>
+                <w:rFonts w:ascii="Arial" w:hAnsi="Arial"/>
+                <w:sz w:val="19"/>
+              </w:rPr>
               <w:t>08/09/2026</w:t>
             </w:r>
           </w:p>
@@ -4795,7 +5082,14 @@
             <w:vAlign w:val="center"/>
           </w:tcPr>
           <w:p>
-            <w:r>
+            <w:pPr>
+              <w:spacing w:line="276" w:lineRule="auto" w:before="40" w:after="40"/>
+            </w:pPr>
+            <w:r>
+              <w:rPr>
+                <w:rFonts w:ascii="Arial" w:hAnsi="Arial"/>
+                <w:sz w:val="19"/>
+              </w:rPr>
               <w:t>Alta</w:t>
             </w:r>
           </w:p>
@@ -4822,7 +5116,14 @@
             <w:vAlign w:val="center"/>
           </w:tcPr>
           <w:p>
-            <w:r>
+            <w:pPr>
+              <w:spacing w:line="276" w:lineRule="auto" w:before="40" w:after="40"/>
+            </w:pPr>
+            <w:r>
+              <w:rPr>
+                <w:rFonts w:ascii="Arial" w:hAnsi="Arial"/>
+                <w:sz w:val="19"/>
+              </w:rPr>
               <w:t>N3</w:t>
             </w:r>
           </w:p>
@@ -4843,7 +5144,14 @@
             </w:tcMar>
           </w:tcPr>
           <w:p>
-            <w:r>
+            <w:pPr>
+              <w:spacing w:line="276" w:lineRule="auto" w:before="40" w:after="40"/>
+            </w:pPr>
+            <w:r>
+              <w:rPr>
+                <w:rFonts w:ascii="Arial" w:hAnsi="Arial"/>
+                <w:sz w:val="19"/>
+              </w:rPr>
               <w:t>Cargar de manera masiva planillas de nómina en formatos Excel (.xlsx, .xls) y texto plano (.csv) con procesamiento y validación vectorial en el cliente sin recargar la página.</w:t>
             </w:r>
           </w:p>
@@ -4864,7 +5172,14 @@
             <w:vAlign w:val="center"/>
           </w:tcPr>
           <w:p>
-            <w:r>
+            <w:pPr>
+              <w:spacing w:line="276" w:lineRule="auto" w:before="40" w:after="40"/>
+            </w:pPr>
+            <w:r>
+              <w:rPr>
+                <w:rFonts w:ascii="Arial" w:hAnsi="Arial"/>
+                <w:sz w:val="19"/>
+              </w:rPr>
               <w:t>Juan Santana</w:t>
             </w:r>
           </w:p>
@@ -4885,7 +5200,14 @@
             <w:vAlign w:val="center"/>
           </w:tcPr>
           <w:p>
-            <w:r>
+            <w:pPr>
+              <w:spacing w:line="276" w:lineRule="auto" w:before="40" w:after="40"/>
+            </w:pPr>
+            <w:r>
+              <w:rPr>
+                <w:rFonts w:ascii="Arial" w:hAnsi="Arial"/>
+                <w:sz w:val="19"/>
+              </w:rPr>
               <w:t>Analista de Nómina</w:t>
             </w:r>
           </w:p>
@@ -4906,7 +5228,14 @@
             <w:vAlign w:val="center"/>
           </w:tcPr>
           <w:p>
-            <w:r>
+            <w:pPr>
+              <w:spacing w:line="276" w:lineRule="auto" w:before="40" w:after="40"/>
+            </w:pPr>
+            <w:r>
+              <w:rPr>
+                <w:rFonts w:ascii="Arial" w:hAnsi="Arial"/>
+                <w:sz w:val="19"/>
+              </w:rPr>
               <w:t>Operativo</w:t>
             </w:r>
           </w:p>
@@ -4923,7 +5252,14 @@
             <w:vAlign w:val="center"/>
           </w:tcPr>
           <w:p>
-            <w:r>
+            <w:pPr>
+              <w:spacing w:line="276" w:lineRule="auto" w:before="40" w:after="40"/>
+            </w:pPr>
+            <w:r>
+              <w:rPr>
+                <w:rFonts w:ascii="Arial" w:hAnsi="Arial"/>
+                <w:sz w:val="19"/>
+              </w:rPr>
               <w:t>10/09/2026</w:t>
             </w:r>
           </w:p>
@@ -4940,7 +5276,14 @@
             <w:vAlign w:val="center"/>
           </w:tcPr>
           <w:p>
-            <w:r>
+            <w:pPr>
+              <w:spacing w:line="276" w:lineRule="auto" w:before="40" w:after="40"/>
+            </w:pPr>
+            <w:r>
+              <w:rPr>
+                <w:rFonts w:ascii="Arial" w:hAnsi="Arial"/>
+                <w:sz w:val="19"/>
+              </w:rPr>
               <w:t>Alta</w:t>
             </w:r>
           </w:p>
@@ -4967,7 +5310,14 @@
             <w:vAlign w:val="center"/>
           </w:tcPr>
           <w:p>
-            <w:r>
+            <w:pPr>
+              <w:spacing w:line="276" w:lineRule="auto" w:before="40" w:after="40"/>
+            </w:pPr>
+            <w:r>
+              <w:rPr>
+                <w:rFonts w:ascii="Arial" w:hAnsi="Arial"/>
+                <w:sz w:val="19"/>
+              </w:rPr>
               <w:t>N4</w:t>
             </w:r>
           </w:p>
@@ -4988,7 +5338,14 @@
             </w:tcMar>
           </w:tcPr>
           <w:p>
-            <w:r>
+            <w:pPr>
+              <w:spacing w:line="276" w:lineRule="auto" w:before="40" w:after="40"/>
+            </w:pPr>
+            <w:r>
+              <w:rPr>
+                <w:rFonts w:ascii="Arial" w:hAnsi="Arial"/>
+                <w:sz w:val="19"/>
+              </w:rPr>
               <w:t>Disponer de un módulo para registrar empresas aliadas y configurar sus reglas de negocio dinámicas (% Vida, % GMM, % Costos, Tope Máximo y Sobregiros) desde la interfaz gráfica sin tocar código fuente.</w:t>
             </w:r>
           </w:p>
@@ -5009,7 +5366,14 @@
             <w:vAlign w:val="center"/>
           </w:tcPr>
           <w:p>
-            <w:r>
+            <w:pPr>
+              <w:spacing w:line="276" w:lineRule="auto" w:before="40" w:after="40"/>
+            </w:pPr>
+            <w:r>
+              <w:rPr>
+                <w:rFonts w:ascii="Arial" w:hAnsi="Arial"/>
+                <w:sz w:val="19"/>
+              </w:rPr>
               <w:t>Wilmer Vega</w:t>
             </w:r>
           </w:p>
@@ -5030,7 +5394,14 @@
             <w:vAlign w:val="center"/>
           </w:tcPr>
           <w:p>
-            <w:r>
+            <w:pPr>
+              <w:spacing w:line="276" w:lineRule="auto" w:before="40" w:after="40"/>
+            </w:pPr>
+            <w:r>
+              <w:rPr>
+                <w:rFonts w:ascii="Arial" w:hAnsi="Arial"/>
+                <w:sz w:val="19"/>
+              </w:rPr>
               <w:t>Director / Admin</w:t>
             </w:r>
           </w:p>
@@ -5051,7 +5422,14 @@
             <w:vAlign w:val="center"/>
           </w:tcPr>
           <w:p>
-            <w:r>
+            <w:pPr>
+              <w:spacing w:line="276" w:lineRule="auto" w:before="40" w:after="40"/>
+            </w:pPr>
+            <w:r>
+              <w:rPr>
+                <w:rFonts w:ascii="Arial" w:hAnsi="Arial"/>
+                <w:sz w:val="19"/>
+              </w:rPr>
               <w:t>Estratégico</w:t>
             </w:r>
           </w:p>
@@ -5068,7 +5446,14 @@
             <w:vAlign w:val="center"/>
           </w:tcPr>
           <w:p>
-            <w:r>
+            <w:pPr>
+              <w:spacing w:line="276" w:lineRule="auto" w:before="40" w:after="40"/>
+            </w:pPr>
+            <w:r>
+              <w:rPr>
+                <w:rFonts w:ascii="Arial" w:hAnsi="Arial"/>
+                <w:sz w:val="19"/>
+              </w:rPr>
               <w:t>12/09/2026</w:t>
             </w:r>
           </w:p>
@@ -5085,7 +5470,14 @@
             <w:vAlign w:val="center"/>
           </w:tcPr>
           <w:p>
-            <w:r>
+            <w:pPr>
+              <w:spacing w:line="276" w:lineRule="auto" w:before="40" w:after="40"/>
+            </w:pPr>
+            <w:r>
+              <w:rPr>
+                <w:rFonts w:ascii="Arial" w:hAnsi="Arial"/>
+                <w:sz w:val="19"/>
+              </w:rPr>
               <w:t>Alta</w:t>
             </w:r>
           </w:p>
@@ -5112,7 +5504,14 @@
             <w:vAlign w:val="center"/>
           </w:tcPr>
           <w:p>
-            <w:r>
+            <w:pPr>
+              <w:spacing w:line="276" w:lineRule="auto" w:before="40" w:after="40"/>
+            </w:pPr>
+            <w:r>
+              <w:rPr>
+                <w:rFonts w:ascii="Arial" w:hAnsi="Arial"/>
+                <w:sz w:val="19"/>
+              </w:rPr>
               <w:t>N5</w:t>
             </w:r>
           </w:p>
@@ -5133,7 +5532,14 @@
             </w:tcMar>
           </w:tcPr>
           <w:p>
-            <w:r>
+            <w:pPr>
+              <w:spacing w:line="276" w:lineRule="auto" w:before="40" w:after="40"/>
+            </w:pPr>
+            <w:r>
+              <w:rPr>
+                <w:rFonts w:ascii="Arial" w:hAnsi="Arial"/>
+                <w:sz w:val="19"/>
+              </w:rPr>
               <w:t>Registrar y asentar la deducción de un único pago individual para un empleado específico con validación en vivo de las reglas y topes de la empresa correspondiente.</w:t>
             </w:r>
           </w:p>
@@ -5154,7 +5560,14 @@
             <w:vAlign w:val="center"/>
           </w:tcPr>
           <w:p>
-            <w:r>
+            <w:pPr>
+              <w:spacing w:line="276" w:lineRule="auto" w:before="40" w:after="40"/>
+            </w:pPr>
+            <w:r>
+              <w:rPr>
+                <w:rFonts w:ascii="Arial" w:hAnsi="Arial"/>
+                <w:sz w:val="19"/>
+              </w:rPr>
               <w:t>Juan Santana</w:t>
             </w:r>
           </w:p>
@@ -5175,7 +5588,14 @@
             <w:vAlign w:val="center"/>
           </w:tcPr>
           <w:p>
-            <w:r>
+            <w:pPr>
+              <w:spacing w:line="276" w:lineRule="auto" w:before="40" w:after="40"/>
+            </w:pPr>
+            <w:r>
+              <w:rPr>
+                <w:rFonts w:ascii="Arial" w:hAnsi="Arial"/>
+                <w:sz w:val="19"/>
+              </w:rPr>
               <w:t>Analista de Nómina</w:t>
             </w:r>
           </w:p>
@@ -5196,7 +5616,14 @@
             <w:vAlign w:val="center"/>
           </w:tcPr>
           <w:p>
-            <w:r>
+            <w:pPr>
+              <w:spacing w:line="276" w:lineRule="auto" w:before="40" w:after="40"/>
+            </w:pPr>
+            <w:r>
+              <w:rPr>
+                <w:rFonts w:ascii="Arial" w:hAnsi="Arial"/>
+                <w:sz w:val="19"/>
+              </w:rPr>
               <w:t>Operativo</w:t>
             </w:r>
           </w:p>
@@ -5213,7 +5640,14 @@
             <w:vAlign w:val="center"/>
           </w:tcPr>
           <w:p>
-            <w:r>
+            <w:pPr>
+              <w:spacing w:line="276" w:lineRule="auto" w:before="40" w:after="40"/>
+            </w:pPr>
+            <w:r>
+              <w:rPr>
+                <w:rFonts w:ascii="Arial" w:hAnsi="Arial"/>
+                <w:sz w:val="19"/>
+              </w:rPr>
               <w:t>15/09/2026</w:t>
             </w:r>
           </w:p>
@@ -5230,7 +5664,14 @@
             <w:vAlign w:val="center"/>
           </w:tcPr>
           <w:p>
-            <w:r>
+            <w:pPr>
+              <w:spacing w:line="276" w:lineRule="auto" w:before="40" w:after="40"/>
+            </w:pPr>
+            <w:r>
+              <w:rPr>
+                <w:rFonts w:ascii="Arial" w:hAnsi="Arial"/>
+                <w:sz w:val="19"/>
+              </w:rPr>
               <w:t>Alta</w:t>
             </w:r>
           </w:p>
@@ -5243,7 +5684,14 @@
             <w:tcW w:type="dxa" w:w="1160"/>
           </w:tcPr>
           <w:p>
-            <w:r>
+            <w:pPr>
+              <w:spacing w:line="276" w:lineRule="auto" w:before="40" w:after="40"/>
+            </w:pPr>
+            <w:r>
+              <w:rPr>
+                <w:rFonts w:ascii="Arial" w:hAnsi="Arial"/>
+                <w:sz w:val="19"/>
+              </w:rPr>
               <w:t>N6</w:t>
             </w:r>
           </w:p>
@@ -5254,7 +5702,14 @@
             <w:gridSpan w:val="2"/>
           </w:tcPr>
           <w:p>
-            <w:r>
+            <w:pPr>
+              <w:spacing w:line="276" w:lineRule="auto" w:before="40" w:after="40"/>
+            </w:pPr>
+            <w:r>
+              <w:rPr>
+                <w:rFonts w:ascii="Arial" w:hAnsi="Arial"/>
+                <w:sz w:val="19"/>
+              </w:rPr>
               <w:t>Validar la consistencia estructural de los archivos cargados (presencia obligatoria de columnas de identificación, nombre y salario) notificando inconsistencias antes de la dispersión.</w:t>
             </w:r>
           </w:p>
@@ -5264,7 +5719,14 @@
             <w:tcW w:type="dxa" w:w="2977"/>
           </w:tcPr>
           <w:p>
-            <w:r>
+            <w:pPr>
+              <w:spacing w:line="276" w:lineRule="auto" w:before="40" w:after="40"/>
+            </w:pPr>
+            <w:r>
+              <w:rPr>
+                <w:rFonts w:ascii="Arial" w:hAnsi="Arial"/>
+                <w:sz w:val="19"/>
+              </w:rPr>
               <w:t>Danilo Ortiz</w:t>
             </w:r>
           </w:p>
@@ -5274,7 +5736,14 @@
             <w:tcW w:type="dxa" w:w="1488"/>
           </w:tcPr>
           <w:p>
-            <w:r>
+            <w:pPr>
+              <w:spacing w:line="276" w:lineRule="auto" w:before="40" w:after="40"/>
+            </w:pPr>
+            <w:r>
+              <w:rPr>
+                <w:rFonts w:ascii="Arial" w:hAnsi="Arial"/>
+                <w:sz w:val="19"/>
+              </w:rPr>
               <w:t>Supervisor de Calidad</w:t>
             </w:r>
           </w:p>
@@ -5284,7 +5753,14 @@
             <w:tcW w:type="dxa" w:w="1489"/>
           </w:tcPr>
           <w:p>
-            <w:r>
+            <w:pPr>
+              <w:spacing w:line="276" w:lineRule="auto" w:before="40" w:after="40"/>
+            </w:pPr>
+            <w:r>
+              <w:rPr>
+                <w:rFonts w:ascii="Arial" w:hAnsi="Arial"/>
+                <w:sz w:val="19"/>
+              </w:rPr>
               <w:t>Táctico</w:t>
             </w:r>
           </w:p>
@@ -5294,7 +5770,14 @@
             <w:tcW w:type="dxa" w:w="1205"/>
           </w:tcPr>
           <w:p>
-            <w:r>
+            <w:pPr>
+              <w:spacing w:line="276" w:lineRule="auto" w:before="40" w:after="40"/>
+            </w:pPr>
+            <w:r>
+              <w:rPr>
+                <w:rFonts w:ascii="Arial" w:hAnsi="Arial"/>
+                <w:sz w:val="19"/>
+              </w:rPr>
               <w:t>18/09/2026</w:t>
             </w:r>
           </w:p>
@@ -5304,7 +5787,14 @@
             <w:tcW w:type="dxa" w:w="1205"/>
           </w:tcPr>
           <w:p>
-            <w:r>
+            <w:pPr>
+              <w:spacing w:line="276" w:lineRule="auto" w:before="40" w:after="40"/>
+            </w:pPr>
+            <w:r>
+              <w:rPr>
+                <w:rFonts w:ascii="Arial" w:hAnsi="Arial"/>
+                <w:sz w:val="19"/>
+              </w:rPr>
               <w:t>Alta</w:t>
             </w:r>
           </w:p>
@@ -5316,7 +5806,14 @@
             <w:tcW w:type="dxa" w:w="1160"/>
           </w:tcPr>
           <w:p>
-            <w:r>
+            <w:pPr>
+              <w:spacing w:line="276" w:lineRule="auto" w:before="40" w:after="40"/>
+            </w:pPr>
+            <w:r>
+              <w:rPr>
+                <w:rFonts w:ascii="Arial" w:hAnsi="Arial"/>
+                <w:sz w:val="19"/>
+              </w:rPr>
               <w:t>N7</w:t>
             </w:r>
           </w:p>
@@ -5327,7 +5824,14 @@
             <w:gridSpan w:val="2"/>
           </w:tcPr>
           <w:p>
-            <w:r>
+            <w:pPr>
+              <w:spacing w:line="276" w:lineRule="auto" w:before="40" w:after="40"/>
+            </w:pPr>
+            <w:r>
+              <w:rPr>
+                <w:rFonts w:ascii="Arial" w:hAnsi="Arial"/>
+                <w:sz w:val="19"/>
+              </w:rPr>
               <w:t>Supervisar y auditar en tiempo real el estado de los lotes de nómina procesados, métricas de efectividad y fallos mediante sincronización reactiva en la nube.</w:t>
             </w:r>
           </w:p>
@@ -5337,7 +5841,14 @@
             <w:tcW w:type="dxa" w:w="2977"/>
           </w:tcPr>
           <w:p>
-            <w:r>
+            <w:pPr>
+              <w:spacing w:line="276" w:lineRule="auto" w:before="40" w:after="40"/>
+            </w:pPr>
+            <w:r>
+              <w:rPr>
+                <w:rFonts w:ascii="Arial" w:hAnsi="Arial"/>
+                <w:sz w:val="19"/>
+              </w:rPr>
               <w:t>Danilo Ortiz</w:t>
             </w:r>
           </w:p>
@@ -5347,7 +5858,14 @@
             <w:tcW w:type="dxa" w:w="1488"/>
           </w:tcPr>
           <w:p>
-            <w:r>
+            <w:pPr>
+              <w:spacing w:line="276" w:lineRule="auto" w:before="40" w:after="40"/>
+            </w:pPr>
+            <w:r>
+              <w:rPr>
+                <w:rFonts w:ascii="Arial" w:hAnsi="Arial"/>
+                <w:sz w:val="19"/>
+              </w:rPr>
               <w:t>Supervisor de Calidad</w:t>
             </w:r>
           </w:p>
@@ -5357,7 +5875,14 @@
             <w:tcW w:type="dxa" w:w="1489"/>
           </w:tcPr>
           <w:p>
-            <w:r>
+            <w:pPr>
+              <w:spacing w:line="276" w:lineRule="auto" w:before="40" w:after="40"/>
+            </w:pPr>
+            <w:r>
+              <w:rPr>
+                <w:rFonts w:ascii="Arial" w:hAnsi="Arial"/>
+                <w:sz w:val="19"/>
+              </w:rPr>
               <w:t>Táctico</w:t>
             </w:r>
           </w:p>
@@ -5367,7 +5892,14 @@
             <w:tcW w:type="dxa" w:w="1205"/>
           </w:tcPr>
           <w:p>
-            <w:r>
+            <w:pPr>
+              <w:spacing w:line="276" w:lineRule="auto" w:before="40" w:after="40"/>
+            </w:pPr>
+            <w:r>
+              <w:rPr>
+                <w:rFonts w:ascii="Arial" w:hAnsi="Arial"/>
+                <w:sz w:val="19"/>
+              </w:rPr>
               <w:t>20/09/2026</w:t>
             </w:r>
           </w:p>
@@ -5377,7 +5909,14 @@
             <w:tcW w:type="dxa" w:w="1205"/>
           </w:tcPr>
           <w:p>
-            <w:r>
+            <w:pPr>
+              <w:spacing w:line="276" w:lineRule="auto" w:before="40" w:after="40"/>
+            </w:pPr>
+            <w:r>
+              <w:rPr>
+                <w:rFonts w:ascii="Arial" w:hAnsi="Arial"/>
+                <w:sz w:val="19"/>
+              </w:rPr>
               <w:t>Alta</w:t>
             </w:r>
           </w:p>
@@ -5389,7 +5928,14 @@
             <w:tcW w:type="dxa" w:w="1160"/>
           </w:tcPr>
           <w:p>
-            <w:r>
+            <w:pPr>
+              <w:spacing w:line="276" w:lineRule="auto" w:before="40" w:after="40"/>
+            </w:pPr>
+            <w:r>
+              <w:rPr>
+                <w:rFonts w:ascii="Arial" w:hAnsi="Arial"/>
+                <w:sz w:val="19"/>
+              </w:rPr>
               <w:t>N8</w:t>
             </w:r>
           </w:p>
@@ -5400,7 +5946,14 @@
             <w:gridSpan w:val="2"/>
           </w:tcPr>
           <w:p>
-            <w:r>
+            <w:pPr>
+              <w:spacing w:line="276" w:lineRule="auto" w:before="40" w:after="40"/>
+            </w:pPr>
+            <w:r>
+              <w:rPr>
+                <w:rFonts w:ascii="Arial" w:hAnsi="Arial"/>
+                <w:sz w:val="19"/>
+              </w:rPr>
               <w:t>Exportar y descargar inmediatamente la planilla consolidada en formato Excel (.xlsx), incluyendo hojas de detalle y resumen gerencial para auditoría contable.</w:t>
             </w:r>
           </w:p>
@@ -5410,7 +5963,14 @@
             <w:tcW w:type="dxa" w:w="2977"/>
           </w:tcPr>
           <w:p>
-            <w:r>
+            <w:pPr>
+              <w:spacing w:line="276" w:lineRule="auto" w:before="40" w:after="40"/>
+            </w:pPr>
+            <w:r>
+              <w:rPr>
+                <w:rFonts w:ascii="Arial" w:hAnsi="Arial"/>
+                <w:sz w:val="19"/>
+              </w:rPr>
               <w:t>Juan Santana</w:t>
             </w:r>
           </w:p>
@@ -5420,7 +5980,14 @@
             <w:tcW w:type="dxa" w:w="1488"/>
           </w:tcPr>
           <w:p>
-            <w:r>
+            <w:pPr>
+              <w:spacing w:line="276" w:lineRule="auto" w:before="40" w:after="40"/>
+            </w:pPr>
+            <w:r>
+              <w:rPr>
+                <w:rFonts w:ascii="Arial" w:hAnsi="Arial"/>
+                <w:sz w:val="19"/>
+              </w:rPr>
               <w:t>Analista de Nómina</w:t>
             </w:r>
           </w:p>
@@ -5430,7 +5997,14 @@
             <w:tcW w:type="dxa" w:w="1489"/>
           </w:tcPr>
           <w:p>
-            <w:r>
+            <w:pPr>
+              <w:spacing w:line="276" w:lineRule="auto" w:before="40" w:after="40"/>
+            </w:pPr>
+            <w:r>
+              <w:rPr>
+                <w:rFonts w:ascii="Arial" w:hAnsi="Arial"/>
+                <w:sz w:val="19"/>
+              </w:rPr>
               <w:t>Operativo</w:t>
             </w:r>
           </w:p>
@@ -5440,7 +6014,14 @@
             <w:tcW w:type="dxa" w:w="1205"/>
           </w:tcPr>
           <w:p>
-            <w:r>
+            <w:pPr>
+              <w:spacing w:line="276" w:lineRule="auto" w:before="40" w:after="40"/>
+            </w:pPr>
+            <w:r>
+              <w:rPr>
+                <w:rFonts w:ascii="Arial" w:hAnsi="Arial"/>
+                <w:sz w:val="19"/>
+              </w:rPr>
               <w:t>22/09/2026</w:t>
             </w:r>
           </w:p>
@@ -5450,7 +6031,14 @@
             <w:tcW w:type="dxa" w:w="1205"/>
           </w:tcPr>
           <w:p>
-            <w:r>
+            <w:pPr>
+              <w:spacing w:line="276" w:lineRule="auto" w:before="40" w:after="40"/>
+            </w:pPr>
+            <w:r>
+              <w:rPr>
+                <w:rFonts w:ascii="Arial" w:hAnsi="Arial"/>
+                <w:sz w:val="19"/>
+              </w:rPr>
               <w:t>Alta</w:t>
             </w:r>
           </w:p>
@@ -5462,7 +6050,14 @@
             <w:tcW w:type="dxa" w:w="1160"/>
           </w:tcPr>
           <w:p>
-            <w:r>
+            <w:pPr>
+              <w:spacing w:line="276" w:lineRule="auto" w:before="40" w:after="40"/>
+            </w:pPr>
+            <w:r>
+              <w:rPr>
+                <w:rFonts w:ascii="Arial" w:hAnsi="Arial"/>
+                <w:sz w:val="19"/>
+              </w:rPr>
               <w:t>N9</w:t>
             </w:r>
           </w:p>
@@ -5473,7 +6068,14 @@
             <w:gridSpan w:val="2"/>
           </w:tcPr>
           <w:p>
-            <w:r>
+            <w:pPr>
+              <w:spacing w:line="276" w:lineRule="auto" w:before="40" w:after="40"/>
+            </w:pPr>
+            <w:r>
+              <w:rPr>
+                <w:rFonts w:ascii="Arial" w:hAnsi="Arial"/>
+                <w:sz w:val="19"/>
+              </w:rPr>
               <w:t>Exponer endpoints de backend API REST en el servidor Node.js de Next.js para consulta programática de empresas, reglas, pagos e inspección de estado (Health Check).</w:t>
             </w:r>
           </w:p>
@@ -5483,7 +6085,14 @@
             <w:tcW w:type="dxa" w:w="2977"/>
           </w:tcPr>
           <w:p>
-            <w:r>
+            <w:pPr>
+              <w:spacing w:line="276" w:lineRule="auto" w:before="40" w:after="40"/>
+            </w:pPr>
+            <w:r>
+              <w:rPr>
+                <w:rFonts w:ascii="Arial" w:hAnsi="Arial"/>
+                <w:sz w:val="19"/>
+              </w:rPr>
               <w:t>Wilmer Vega</w:t>
             </w:r>
           </w:p>
@@ -5493,7 +6102,14 @@
             <w:tcW w:type="dxa" w:w="1488"/>
           </w:tcPr>
           <w:p>
-            <w:r>
+            <w:pPr>
+              <w:spacing w:line="276" w:lineRule="auto" w:before="40" w:after="40"/>
+            </w:pPr>
+            <w:r>
+              <w:rPr>
+                <w:rFonts w:ascii="Arial" w:hAnsi="Arial"/>
+                <w:sz w:val="19"/>
+              </w:rPr>
               <w:t>Líder Técnico</w:t>
             </w:r>
           </w:p>
@@ -5503,7 +6119,14 @@
             <w:tcW w:type="dxa" w:w="1489"/>
           </w:tcPr>
           <w:p>
-            <w:r>
+            <w:pPr>
+              <w:spacing w:line="276" w:lineRule="auto" w:before="40" w:after="40"/>
+            </w:pPr>
+            <w:r>
+              <w:rPr>
+                <w:rFonts w:ascii="Arial" w:hAnsi="Arial"/>
+                <w:sz w:val="19"/>
+              </w:rPr>
               <w:t>Estratégico</w:t>
             </w:r>
           </w:p>
@@ -5513,7 +6136,14 @@
             <w:tcW w:type="dxa" w:w="1205"/>
           </w:tcPr>
           <w:p>
-            <w:r>
+            <w:pPr>
+              <w:spacing w:line="276" w:lineRule="auto" w:before="40" w:after="40"/>
+            </w:pPr>
+            <w:r>
+              <w:rPr>
+                <w:rFonts w:ascii="Arial" w:hAnsi="Arial"/>
+                <w:sz w:val="19"/>
+              </w:rPr>
               <w:t>25/09/2026</w:t>
             </w:r>
           </w:p>
@@ -5523,7 +6153,14 @@
             <w:tcW w:type="dxa" w:w="1205"/>
           </w:tcPr>
           <w:p>
-            <w:r>
+            <w:pPr>
+              <w:spacing w:line="276" w:lineRule="auto" w:before="40" w:after="40"/>
+            </w:pPr>
+            <w:r>
+              <w:rPr>
+                <w:rFonts w:ascii="Arial" w:hAnsi="Arial"/>
+                <w:sz w:val="19"/>
+              </w:rPr>
               <w:t>Media</w:t>
             </w:r>
           </w:p>
@@ -5535,7 +6172,14 @@
             <w:tcW w:type="dxa" w:w="1160"/>
           </w:tcPr>
           <w:p>
-            <w:r>
+            <w:pPr>
+              <w:spacing w:line="276" w:lineRule="auto" w:before="40" w:after="40"/>
+            </w:pPr>
+            <w:r>
+              <w:rPr>
+                <w:rFonts w:ascii="Arial" w:hAnsi="Arial"/>
+                <w:sz w:val="19"/>
+              </w:rPr>
               <w:t>N10</w:t>
             </w:r>
           </w:p>
@@ -5546,7 +6190,14 @@
             <w:gridSpan w:val="2"/>
           </w:tcPr>
           <w:p>
-            <w:r>
+            <w:pPr>
+              <w:spacing w:line="276" w:lineRule="auto" w:before="40" w:after="40"/>
+            </w:pPr>
+            <w:r>
+              <w:rPr>
+                <w:rFonts w:ascii="Arial" w:hAnsi="Arial"/>
+                <w:sz w:val="19"/>
+              </w:rPr>
               <w:t>Garantizar alta disponibilidad mediante soporte de contingencia y Modo Demostración que permita ejecutar la totalidad de funciones localmente sin depender de internet.</w:t>
             </w:r>
           </w:p>
@@ -5556,7 +6207,14 @@
             <w:tcW w:type="dxa" w:w="2977"/>
           </w:tcPr>
           <w:p>
-            <w:r>
+            <w:pPr>
+              <w:spacing w:line="276" w:lineRule="auto" w:before="40" w:after="40"/>
+            </w:pPr>
+            <w:r>
+              <w:rPr>
+                <w:rFonts w:ascii="Arial" w:hAnsi="Arial"/>
+                <w:sz w:val="19"/>
+              </w:rPr>
               <w:t>Wilmer Vega</w:t>
             </w:r>
           </w:p>
@@ -5566,7 +6224,14 @@
             <w:tcW w:type="dxa" w:w="1488"/>
           </w:tcPr>
           <w:p>
-            <w:r>
+            <w:pPr>
+              <w:spacing w:line="276" w:lineRule="auto" w:before="40" w:after="40"/>
+            </w:pPr>
+            <w:r>
+              <w:rPr>
+                <w:rFonts w:ascii="Arial" w:hAnsi="Arial"/>
+                <w:sz w:val="19"/>
+              </w:rPr>
               <w:t>Líder de Proyecto</w:t>
             </w:r>
           </w:p>
@@ -5576,7 +6241,14 @@
             <w:tcW w:type="dxa" w:w="1489"/>
           </w:tcPr>
           <w:p>
-            <w:r>
+            <w:pPr>
+              <w:spacing w:line="276" w:lineRule="auto" w:before="40" w:after="40"/>
+            </w:pPr>
+            <w:r>
+              <w:rPr>
+                <w:rFonts w:ascii="Arial" w:hAnsi="Arial"/>
+                <w:sz w:val="19"/>
+              </w:rPr>
               <w:t>Estratégico</w:t>
             </w:r>
           </w:p>
@@ -5586,7 +6258,14 @@
             <w:tcW w:type="dxa" w:w="1205"/>
           </w:tcPr>
           <w:p>
-            <w:r>
+            <w:pPr>
+              <w:spacing w:line="276" w:lineRule="auto" w:before="40" w:after="40"/>
+            </w:pPr>
+            <w:r>
+              <w:rPr>
+                <w:rFonts w:ascii="Arial" w:hAnsi="Arial"/>
+                <w:sz w:val="19"/>
+              </w:rPr>
               <w:t>28/09/2026</w:t>
             </w:r>
           </w:p>
@@ -5596,7 +6275,14 @@
             <w:tcW w:type="dxa" w:w="1205"/>
           </w:tcPr>
           <w:p>
-            <w:r>
+            <w:pPr>
+              <w:spacing w:line="276" w:lineRule="auto" w:before="40" w:after="40"/>
+            </w:pPr>
+            <w:r>
+              <w:rPr>
+                <w:rFonts w:ascii="Arial" w:hAnsi="Arial"/>
+                <w:sz w:val="19"/>
+              </w:rPr>
               <w:t>Alta</w:t>
             </w:r>
           </w:p>
@@ -5627,7 +6313,7 @@
         </w:rPr>
         <w:sectPr>
           <w:pgSz w:w="16838" w:h="11906" w:orient="landscape"/>
-          <w:pgMar w:top="1701" w:right="1474" w:bottom="1134" w:left="1134" w:header="1134" w:footer="720" w:gutter="0"/>
+          <w:pgMar w:top="1440" w:right="1440" w:bottom="1440" w:left="1440" w:header="1134" w:footer="720" w:gutter="0"/>
           <w:cols w:space="720"/>
           <w:docGrid w:linePitch="326"/>
         </w:sectPr>
@@ -5723,13 +6409,20 @@
     <w:p>
       <w:pPr>
         <w:pStyle w:val="Textbody"/>
-        <w:spacing w:line="276" w:lineRule="auto" w:after="120"/>
+        <w:spacing w:line="360" w:lineRule="auto" w:after="120" w:before="0"/>
+        <w:ind w:firstLine="0"/>
+        <w:jc w:val="both"/>
         <w:rPr>
           <w:rFonts w:hint="eastAsia"/>
         </w:rPr>
       </w:pPr>
       <w:r>
-        <w:t>Los requisitos funcionales detallan las capacidades, flujos operativos y servicios que el Sistema Web RPA LAD-6819 ofrece a los usuarios según sus roles. A continuación, se documentan individualmente en la plantilla oficial FO-ERS:</w:t>
+        <w:rPr>
+          <w:rFonts w:ascii="Arial" w:hAnsi="Arial"/>
+          <w:color w:val="1E1E1E"/>
+          <w:sz w:val="22"/>
+        </w:rPr>
+        <w:t>Los requisitos funcionales detallan las capacidades, flujos operativos y servicios que el Sistema Web RPA LAD-6819 ofrece a los usuarios según sus roles, siguiendo las pautas de especificación formal de Sommerville (2016). A continuación, se documentan individualmente en la plantilla oficial FO-ERS:</w:t>
       </w:r>
     </w:p>
     <w:p>
@@ -5769,6 +6462,7 @@
           </w:tcPr>
           <w:p>
             <w:pPr>
+              <w:spacing w:line="276" w:lineRule="auto" w:before="40" w:after="40"/>
               <w:jc w:val="center"/>
               <w:rPr>
                 <w:rFonts w:eastAsia="Arial Unicode MS"/>
@@ -5780,10 +6474,10 @@
             </w:pPr>
             <w:r>
               <w:rPr>
-                <w:rFonts w:eastAsia="Arial Unicode MS"/>
-                <w:b/>
-                <w:bCs/>
-                <w:sz w:val="22"/>
+                <w:rFonts w:eastAsia="Arial Unicode MS" w:ascii="Arial" w:hAnsi="Arial"/>
+                <w:b/>
+                <w:bCs/>
+                <w:sz w:val="19"/>
                 <w:lang w:eastAsia="es-CO"/>
               </w:rPr>
               <w:t>FO-ERS-Especificación del requisito de software</w:t>
@@ -5803,6 +6497,7 @@
           </w:tcPr>
           <w:p>
             <w:pPr>
+              <w:spacing w:line="276" w:lineRule="auto" w:before="40" w:after="40"/>
               <w:rPr>
                 <w:rFonts w:eastAsia="Arial Unicode MS"/>
                 <w:b/>
@@ -5813,10 +6508,10 @@
             </w:pPr>
             <w:r>
               <w:rPr>
-                <w:rFonts w:eastAsia="Arial Unicode MS"/>
-                <w:b/>
-                <w:bCs/>
-                <w:sz w:val="22"/>
+                <w:rFonts w:eastAsia="Arial Unicode MS" w:ascii="Arial" w:hAnsi="Arial"/>
+                <w:b/>
+                <w:bCs/>
+                <w:sz w:val="19"/>
                 <w:lang w:eastAsia="es-CO"/>
               </w:rPr>
               <w:t>Código:</w:t>
@@ -5829,7 +6524,14 @@
             <w:vAlign w:val="center"/>
           </w:tcPr>
           <w:p>
-            <w:r>
+            <w:pPr>
+              <w:spacing w:line="276" w:lineRule="auto" w:before="40" w:after="40"/>
+            </w:pPr>
+            <w:r>
+              <w:rPr>
+                <w:rFonts w:ascii="Arial" w:hAnsi="Arial"/>
+                <w:sz w:val="19"/>
+              </w:rPr>
               <w:t>RF-01</w:t>
             </w:r>
           </w:p>
@@ -5842,6 +6544,7 @@
           </w:tcPr>
           <w:p>
             <w:pPr>
+              <w:spacing w:line="276" w:lineRule="auto" w:before="40" w:after="40"/>
               <w:rPr>
                 <w:rFonts w:eastAsia="Arial Unicode MS"/>
                 <w:b/>
@@ -5852,10 +6555,10 @@
             </w:pPr>
             <w:r>
               <w:rPr>
-                <w:rFonts w:eastAsia="Arial Unicode MS"/>
-                <w:b/>
-                <w:bCs/>
-                <w:sz w:val="22"/>
+                <w:rFonts w:eastAsia="Arial Unicode MS" w:ascii="Arial" w:hAnsi="Arial"/>
+                <w:b/>
+                <w:bCs/>
+                <w:sz w:val="19"/>
                 <w:lang w:eastAsia="es-CO"/>
               </w:rPr>
               <w:t>Nombre:</w:t>
@@ -5869,7 +6572,14 @@
             <w:vAlign w:val="center"/>
           </w:tcPr>
           <w:p>
-            <w:r>
+            <w:pPr>
+              <w:spacing w:line="276" w:lineRule="auto" w:before="40" w:after="40"/>
+            </w:pPr>
+            <w:r>
+              <w:rPr>
+                <w:rFonts w:ascii="Arial" w:hAnsi="Arial"/>
+                <w:sz w:val="19"/>
+              </w:rPr>
               <w:t>Gestión de Roles RBAC y Control de Acceso</w:t>
             </w:r>
           </w:p>
@@ -5882,6 +6592,7 @@
           </w:tcPr>
           <w:p>
             <w:pPr>
+              <w:spacing w:line="276" w:lineRule="auto" w:before="40" w:after="40"/>
               <w:rPr>
                 <w:rFonts w:eastAsia="Arial Unicode MS"/>
                 <w:b/>
@@ -5892,10 +6603,10 @@
             </w:pPr>
             <w:r>
               <w:rPr>
-                <w:rFonts w:eastAsia="Arial Unicode MS"/>
-                <w:b/>
-                <w:bCs/>
-                <w:sz w:val="22"/>
+                <w:rFonts w:eastAsia="Arial Unicode MS" w:ascii="Arial" w:hAnsi="Arial"/>
+                <w:b/>
+                <w:bCs/>
+                <w:sz w:val="19"/>
                 <w:lang w:eastAsia="es-CO"/>
               </w:rPr>
               <w:t>Tipo:</w:t>
@@ -5908,7 +6619,14 @@
             <w:vAlign w:val="center"/>
           </w:tcPr>
           <w:p>
-            <w:r>
+            <w:pPr>
+              <w:spacing w:line="276" w:lineRule="auto" w:before="40" w:after="40"/>
+            </w:pPr>
+            <w:r>
+              <w:rPr>
+                <w:rFonts w:ascii="Arial" w:hAnsi="Arial"/>
+                <w:sz w:val="19"/>
+              </w:rPr>
               <w:t>Funcional</w:t>
             </w:r>
           </w:p>
@@ -5926,6 +6644,7 @@
           </w:tcPr>
           <w:p>
             <w:pPr>
+              <w:spacing w:line="276" w:lineRule="auto" w:before="40" w:after="40"/>
               <w:rPr>
                 <w:rFonts w:eastAsia="Arial Unicode MS"/>
                 <w:b/>
@@ -5937,10 +6656,10 @@
             <w:proofErr w:type="spellStart"/>
             <w:r>
               <w:rPr>
-                <w:rFonts w:eastAsia="Arial Unicode MS"/>
-                <w:b/>
-                <w:bCs/>
-                <w:sz w:val="22"/>
+                <w:rFonts w:eastAsia="Arial Unicode MS" w:ascii="Arial" w:hAnsi="Arial"/>
+                <w:b/>
+                <w:bCs/>
+                <w:sz w:val="19"/>
                 <w:lang w:eastAsia="es-CO"/>
               </w:rPr>
               <w:t>Stakeholder</w:t>
@@ -5948,10 +6667,10 @@
             <w:proofErr w:type="spellEnd"/>
             <w:r>
               <w:rPr>
-                <w:rFonts w:eastAsia="Arial Unicode MS"/>
-                <w:b/>
-                <w:bCs/>
-                <w:sz w:val="22"/>
+                <w:rFonts w:eastAsia="Arial Unicode MS" w:ascii="Arial" w:hAnsi="Arial"/>
+                <w:b/>
+                <w:bCs/>
+                <w:sz w:val="19"/>
                 <w:lang w:eastAsia="es-CO"/>
               </w:rPr>
               <w:t>:</w:t>
@@ -5965,7 +6684,14 @@
             <w:vAlign w:val="center"/>
           </w:tcPr>
           <w:p>
-            <w:r>
+            <w:pPr>
+              <w:spacing w:line="276" w:lineRule="auto" w:before="40" w:after="40"/>
+            </w:pPr>
+            <w:r>
+              <w:rPr>
+                <w:rFonts w:ascii="Arial" w:hAnsi="Arial"/>
+                <w:sz w:val="19"/>
+              </w:rPr>
               <w:t>Wilmer Vega</w:t>
             </w:r>
           </w:p>
@@ -5978,6 +6704,7 @@
           </w:tcPr>
           <w:p>
             <w:pPr>
+              <w:spacing w:line="276" w:lineRule="auto" w:before="40" w:after="40"/>
               <w:rPr>
                 <w:rFonts w:eastAsia="Arial Unicode MS"/>
                 <w:sz w:val="22"/>
@@ -5986,30 +6713,30 @@
             </w:pPr>
             <w:r>
               <w:rPr>
-                <w:rFonts w:eastAsia="Arial Unicode MS"/>
-                <w:b/>
-                <w:bCs/>
-                <w:sz w:val="22"/>
+                <w:rFonts w:eastAsia="Arial Unicode MS" w:ascii="Arial" w:hAnsi="Arial"/>
+                <w:b/>
+                <w:bCs/>
+                <w:sz w:val="19"/>
                 <w:lang w:eastAsia="es-CO"/>
               </w:rPr>
               <w:t xml:space="preserve">Id. </w:t>
             </w:r>
             <w:r>
               <w:rPr>
-                <w:rFonts w:eastAsia="Arial Unicode MS"/>
-                <w:b/>
-                <w:bCs/>
-                <w:sz w:val="22"/>
+                <w:rFonts w:eastAsia="Arial Unicode MS" w:ascii="Arial" w:hAnsi="Arial"/>
+                <w:b/>
+                <w:bCs/>
+                <w:sz w:val="19"/>
                 <w:lang w:eastAsia="es-CO"/>
               </w:rPr>
               <w:t>Necesidad</w:t>
             </w:r>
             <w:r>
               <w:rPr>
-                <w:rFonts w:eastAsia="Arial Unicode MS"/>
-                <w:b/>
-                <w:bCs/>
-                <w:sz w:val="22"/>
+                <w:rFonts w:eastAsia="Arial Unicode MS" w:ascii="Arial" w:hAnsi="Arial"/>
+                <w:b/>
+                <w:bCs/>
+                <w:sz w:val="19"/>
                 <w:lang w:eastAsia="es-CO"/>
               </w:rPr>
               <w:t>:</w:t>
@@ -6023,7 +6750,14 @@
             <w:vAlign w:val="center"/>
           </w:tcPr>
           <w:p>
-            <w:r>
+            <w:pPr>
+              <w:spacing w:line="276" w:lineRule="auto" w:before="40" w:after="40"/>
+            </w:pPr>
+            <w:r>
+              <w:rPr>
+                <w:rFonts w:ascii="Arial" w:hAnsi="Arial"/>
+                <w:sz w:val="19"/>
+              </w:rPr>
               <w:t>N2</w:t>
             </w:r>
           </w:p>
@@ -6041,6 +6775,7 @@
           </w:tcPr>
           <w:p>
             <w:pPr>
+              <w:spacing w:line="276" w:lineRule="auto" w:before="40" w:after="40"/>
               <w:rPr>
                 <w:rFonts w:eastAsia="Arial Unicode MS"/>
                 <w:b/>
@@ -6051,10 +6786,10 @@
             </w:pPr>
             <w:r>
               <w:rPr>
-                <w:rFonts w:eastAsia="Arial Unicode MS"/>
-                <w:b/>
-                <w:bCs/>
-                <w:sz w:val="22"/>
+                <w:rFonts w:eastAsia="Arial Unicode MS" w:ascii="Arial" w:hAnsi="Arial"/>
+                <w:b/>
+                <w:bCs/>
+                <w:sz w:val="19"/>
                 <w:lang w:eastAsia="es-CO"/>
               </w:rPr>
               <w:t>Responsable:</w:t>
@@ -6068,7 +6803,14 @@
             <w:vAlign w:val="center"/>
           </w:tcPr>
           <w:p>
-            <w:r>
+            <w:pPr>
+              <w:spacing w:line="276" w:lineRule="auto" w:before="40" w:after="40"/>
+            </w:pPr>
+            <w:r>
+              <w:rPr>
+                <w:rFonts w:ascii="Arial" w:hAnsi="Arial"/>
+                <w:sz w:val="19"/>
+              </w:rPr>
               <w:t>Equipo de Desarrollo de Software</w:t>
             </w:r>
           </w:p>
@@ -6086,6 +6828,7 @@
           </w:tcPr>
           <w:p>
             <w:pPr>
+              <w:spacing w:line="276" w:lineRule="auto" w:before="40" w:after="40"/>
               <w:rPr>
                 <w:rFonts w:eastAsia="Arial Unicode MS"/>
                 <w:b/>
@@ -6096,10 +6839,10 @@
             </w:pPr>
             <w:r>
               <w:rPr>
-                <w:rFonts w:eastAsia="Arial Unicode MS"/>
-                <w:b/>
-                <w:bCs/>
-                <w:sz w:val="22"/>
+                <w:rFonts w:eastAsia="Arial Unicode MS" w:ascii="Arial" w:hAnsi="Arial"/>
+                <w:b/>
+                <w:bCs/>
+                <w:sz w:val="19"/>
                 <w:lang w:eastAsia="es-CO"/>
               </w:rPr>
               <w:t>Prioridad:</w:t>
@@ -6113,7 +6856,14 @@
             <w:vAlign w:val="center"/>
           </w:tcPr>
           <w:p>
-            <w:r>
+            <w:pPr>
+              <w:spacing w:line="276" w:lineRule="auto" w:before="40" w:after="40"/>
+            </w:pPr>
+            <w:r>
+              <w:rPr>
+                <w:rFonts w:ascii="Arial" w:hAnsi="Arial"/>
+                <w:sz w:val="19"/>
+              </w:rPr>
               <w:t>Alta</w:t>
             </w:r>
           </w:p>
@@ -6132,6 +6882,7 @@
           </w:tcPr>
           <w:p>
             <w:pPr>
+              <w:spacing w:line="276" w:lineRule="auto" w:before="40" w:after="40"/>
               <w:jc w:val="center"/>
               <w:rPr>
                 <w:rFonts w:eastAsia="Arial Unicode MS"/>
@@ -6143,10 +6894,10 @@
             </w:pPr>
             <w:r>
               <w:rPr>
-                <w:rFonts w:eastAsia="Arial Unicode MS"/>
-                <w:b/>
-                <w:bCs/>
-                <w:sz w:val="22"/>
+                <w:rFonts w:eastAsia="Arial Unicode MS" w:ascii="Arial" w:hAnsi="Arial"/>
+                <w:b/>
+                <w:bCs/>
+                <w:sz w:val="19"/>
                 <w:lang w:eastAsia="es-CO"/>
               </w:rPr>
               <w:t>Descripción del requisito</w:t>
@@ -6165,7 +6916,14 @@
             <w:vAlign w:val="center"/>
           </w:tcPr>
           <w:p>
-            <w:r>
+            <w:pPr>
+              <w:spacing w:line="276" w:lineRule="auto" w:before="40" w:after="40"/>
+            </w:pPr>
+            <w:r>
+              <w:rPr>
+                <w:rFonts w:ascii="Arial" w:hAnsi="Arial"/>
+                <w:sz w:val="19"/>
+              </w:rPr>
               <w:t>El sistema autentica usuarios mediante Firebase Auth y provee un selector dinámico de roles (ADMIN, SUPERVISOR, ANALISTA) en la cabecera. Limita las opciones y módulos visuales según la matriz de gobierno de seguridad: el Administrador gestiona empresas y usuarios; el Supervisor audita lotes y KPIs; el Analista procesa planillas y pagos únicos.</w:t>
             </w:r>
           </w:p>
@@ -6202,6 +6960,7 @@
           </w:tcPr>
           <w:p>
             <w:pPr>
+              <w:spacing w:line="276" w:lineRule="auto" w:before="40" w:after="40"/>
               <w:jc w:val="center"/>
               <w:rPr>
                 <w:rFonts w:eastAsia="Arial Unicode MS"/>
@@ -6213,10 +6972,10 @@
             </w:pPr>
             <w:r>
               <w:rPr>
-                <w:rFonts w:eastAsia="Arial Unicode MS"/>
-                <w:b/>
-                <w:bCs/>
-                <w:sz w:val="22"/>
+                <w:rFonts w:eastAsia="Arial Unicode MS" w:ascii="Arial" w:hAnsi="Arial"/>
+                <w:b/>
+                <w:bCs/>
+                <w:sz w:val="19"/>
                 <w:lang w:eastAsia="es-CO"/>
               </w:rPr>
               <w:t>FO-ERS-Especificación del requisito de software</w:t>
@@ -6236,6 +6995,7 @@
           </w:tcPr>
           <w:p>
             <w:pPr>
+              <w:spacing w:line="276" w:lineRule="auto" w:before="40" w:after="40"/>
               <w:rPr>
                 <w:rFonts w:eastAsia="Arial Unicode MS"/>
                 <w:b/>
@@ -6246,10 +7006,10 @@
             </w:pPr>
             <w:r>
               <w:rPr>
-                <w:rFonts w:eastAsia="Arial Unicode MS"/>
-                <w:b/>
-                <w:bCs/>
-                <w:sz w:val="22"/>
+                <w:rFonts w:eastAsia="Arial Unicode MS" w:ascii="Arial" w:hAnsi="Arial"/>
+                <w:b/>
+                <w:bCs/>
+                <w:sz w:val="19"/>
                 <w:lang w:eastAsia="es-CO"/>
               </w:rPr>
               <w:t>Código:</w:t>
@@ -6262,7 +7022,14 @@
             <w:vAlign w:val="center"/>
           </w:tcPr>
           <w:p>
-            <w:r>
+            <w:pPr>
+              <w:spacing w:line="276" w:lineRule="auto" w:before="40" w:after="40"/>
+            </w:pPr>
+            <w:r>
+              <w:rPr>
+                <w:rFonts w:ascii="Arial" w:hAnsi="Arial"/>
+                <w:sz w:val="19"/>
+              </w:rPr>
               <w:t>RF-02</w:t>
             </w:r>
           </w:p>
@@ -6275,6 +7042,7 @@
           </w:tcPr>
           <w:p>
             <w:pPr>
+              <w:spacing w:line="276" w:lineRule="auto" w:before="40" w:after="40"/>
               <w:rPr>
                 <w:rFonts w:eastAsia="Arial Unicode MS"/>
                 <w:b/>
@@ -6285,10 +7053,10 @@
             </w:pPr>
             <w:r>
               <w:rPr>
-                <w:rFonts w:eastAsia="Arial Unicode MS"/>
-                <w:b/>
-                <w:bCs/>
-                <w:sz w:val="22"/>
+                <w:rFonts w:eastAsia="Arial Unicode MS" w:ascii="Arial" w:hAnsi="Arial"/>
+                <w:b/>
+                <w:bCs/>
+                <w:sz w:val="19"/>
                 <w:lang w:eastAsia="es-CO"/>
               </w:rPr>
               <w:t>Nombre:</w:t>
@@ -6302,7 +7070,14 @@
             <w:vAlign w:val="center"/>
           </w:tcPr>
           <w:p>
-            <w:r>
+            <w:pPr>
+              <w:spacing w:line="276" w:lineRule="auto" w:before="40" w:after="40"/>
+            </w:pPr>
+            <w:r>
+              <w:rPr>
+                <w:rFonts w:ascii="Arial" w:hAnsi="Arial"/>
+                <w:sz w:val="19"/>
+              </w:rPr>
               <w:t>Registro y Parametrización de Empresas Aliadas</w:t>
             </w:r>
           </w:p>
@@ -6315,6 +7090,7 @@
           </w:tcPr>
           <w:p>
             <w:pPr>
+              <w:spacing w:line="276" w:lineRule="auto" w:before="40" w:after="40"/>
               <w:rPr>
                 <w:rFonts w:eastAsia="Arial Unicode MS"/>
                 <w:b/>
@@ -6325,10 +7101,10 @@
             </w:pPr>
             <w:r>
               <w:rPr>
-                <w:rFonts w:eastAsia="Arial Unicode MS"/>
-                <w:b/>
-                <w:bCs/>
-                <w:sz w:val="22"/>
+                <w:rFonts w:eastAsia="Arial Unicode MS" w:ascii="Arial" w:hAnsi="Arial"/>
+                <w:b/>
+                <w:bCs/>
+                <w:sz w:val="19"/>
                 <w:lang w:eastAsia="es-CO"/>
               </w:rPr>
               <w:t>Tipo:</w:t>
@@ -6341,7 +7117,14 @@
             <w:vAlign w:val="center"/>
           </w:tcPr>
           <w:p>
-            <w:r>
+            <w:pPr>
+              <w:spacing w:line="276" w:lineRule="auto" w:before="40" w:after="40"/>
+            </w:pPr>
+            <w:r>
+              <w:rPr>
+                <w:rFonts w:ascii="Arial" w:hAnsi="Arial"/>
+                <w:sz w:val="19"/>
+              </w:rPr>
               <w:t>Funcional</w:t>
             </w:r>
           </w:p>
@@ -6359,6 +7142,7 @@
           </w:tcPr>
           <w:p>
             <w:pPr>
+              <w:spacing w:line="276" w:lineRule="auto" w:before="40" w:after="40"/>
               <w:rPr>
                 <w:rFonts w:eastAsia="Arial Unicode MS"/>
                 <w:b/>
@@ -6370,10 +7154,10 @@
             <w:proofErr w:type="spellStart"/>
             <w:r>
               <w:rPr>
-                <w:rFonts w:eastAsia="Arial Unicode MS"/>
-                <w:b/>
-                <w:bCs/>
-                <w:sz w:val="22"/>
+                <w:rFonts w:eastAsia="Arial Unicode MS" w:ascii="Arial" w:hAnsi="Arial"/>
+                <w:b/>
+                <w:bCs/>
+                <w:sz w:val="19"/>
                 <w:lang w:eastAsia="es-CO"/>
               </w:rPr>
               <w:t>Stakeholder</w:t>
@@ -6381,10 +7165,10 @@
             <w:proofErr w:type="spellEnd"/>
             <w:r>
               <w:rPr>
-                <w:rFonts w:eastAsia="Arial Unicode MS"/>
-                <w:b/>
-                <w:bCs/>
-                <w:sz w:val="22"/>
+                <w:rFonts w:eastAsia="Arial Unicode MS" w:ascii="Arial" w:hAnsi="Arial"/>
+                <w:b/>
+                <w:bCs/>
+                <w:sz w:val="19"/>
                 <w:lang w:eastAsia="es-CO"/>
               </w:rPr>
               <w:t>:</w:t>
@@ -6398,7 +7182,14 @@
             <w:vAlign w:val="center"/>
           </w:tcPr>
           <w:p>
-            <w:r>
+            <w:pPr>
+              <w:spacing w:line="276" w:lineRule="auto" w:before="40" w:after="40"/>
+            </w:pPr>
+            <w:r>
+              <w:rPr>
+                <w:rFonts w:ascii="Arial" w:hAnsi="Arial"/>
+                <w:sz w:val="19"/>
+              </w:rPr>
               <w:t>Wilmer Vega</w:t>
             </w:r>
           </w:p>
@@ -6411,6 +7202,7 @@
           </w:tcPr>
           <w:p>
             <w:pPr>
+              <w:spacing w:line="276" w:lineRule="auto" w:before="40" w:after="40"/>
               <w:rPr>
                 <w:rFonts w:eastAsia="Arial Unicode MS"/>
                 <w:sz w:val="22"/>
@@ -6419,30 +7211,30 @@
             </w:pPr>
             <w:r>
               <w:rPr>
-                <w:rFonts w:eastAsia="Arial Unicode MS"/>
-                <w:b/>
-                <w:bCs/>
-                <w:sz w:val="22"/>
+                <w:rFonts w:eastAsia="Arial Unicode MS" w:ascii="Arial" w:hAnsi="Arial"/>
+                <w:b/>
+                <w:bCs/>
+                <w:sz w:val="19"/>
                 <w:lang w:eastAsia="es-CO"/>
               </w:rPr>
               <w:t xml:space="preserve">Id. </w:t>
             </w:r>
             <w:r>
               <w:rPr>
-                <w:rFonts w:eastAsia="Arial Unicode MS"/>
-                <w:b/>
-                <w:bCs/>
-                <w:sz w:val="22"/>
+                <w:rFonts w:eastAsia="Arial Unicode MS" w:ascii="Arial" w:hAnsi="Arial"/>
+                <w:b/>
+                <w:bCs/>
+                <w:sz w:val="19"/>
                 <w:lang w:eastAsia="es-CO"/>
               </w:rPr>
               <w:t>Necesidad</w:t>
             </w:r>
             <w:r>
               <w:rPr>
-                <w:rFonts w:eastAsia="Arial Unicode MS"/>
-                <w:b/>
-                <w:bCs/>
-                <w:sz w:val="22"/>
+                <w:rFonts w:eastAsia="Arial Unicode MS" w:ascii="Arial" w:hAnsi="Arial"/>
+                <w:b/>
+                <w:bCs/>
+                <w:sz w:val="19"/>
                 <w:lang w:eastAsia="es-CO"/>
               </w:rPr>
               <w:t>:</w:t>
@@ -6456,7 +7248,14 @@
             <w:vAlign w:val="center"/>
           </w:tcPr>
           <w:p>
-            <w:r>
+            <w:pPr>
+              <w:spacing w:line="276" w:lineRule="auto" w:before="40" w:after="40"/>
+            </w:pPr>
+            <w:r>
+              <w:rPr>
+                <w:rFonts w:ascii="Arial" w:hAnsi="Arial"/>
+                <w:sz w:val="19"/>
+              </w:rPr>
               <w:t>N4</w:t>
             </w:r>
           </w:p>
@@ -6474,6 +7273,7 @@
           </w:tcPr>
           <w:p>
             <w:pPr>
+              <w:spacing w:line="276" w:lineRule="auto" w:before="40" w:after="40"/>
               <w:rPr>
                 <w:rFonts w:eastAsia="Arial Unicode MS"/>
                 <w:b/>
@@ -6484,10 +7284,10 @@
             </w:pPr>
             <w:r>
               <w:rPr>
-                <w:rFonts w:eastAsia="Arial Unicode MS"/>
-                <w:b/>
-                <w:bCs/>
-                <w:sz w:val="22"/>
+                <w:rFonts w:eastAsia="Arial Unicode MS" w:ascii="Arial" w:hAnsi="Arial"/>
+                <w:b/>
+                <w:bCs/>
+                <w:sz w:val="19"/>
                 <w:lang w:eastAsia="es-CO"/>
               </w:rPr>
               <w:t>Responsable:</w:t>
@@ -6501,7 +7301,14 @@
             <w:vAlign w:val="center"/>
           </w:tcPr>
           <w:p>
-            <w:r>
+            <w:pPr>
+              <w:spacing w:line="276" w:lineRule="auto" w:before="40" w:after="40"/>
+            </w:pPr>
+            <w:r>
+              <w:rPr>
+                <w:rFonts w:ascii="Arial" w:hAnsi="Arial"/>
+                <w:sz w:val="19"/>
+              </w:rPr>
               <w:t>Equipo de Desarrollo de Software</w:t>
             </w:r>
           </w:p>
@@ -6519,6 +7326,7 @@
           </w:tcPr>
           <w:p>
             <w:pPr>
+              <w:spacing w:line="276" w:lineRule="auto" w:before="40" w:after="40"/>
               <w:rPr>
                 <w:rFonts w:eastAsia="Arial Unicode MS"/>
                 <w:b/>
@@ -6529,10 +7337,10 @@
             </w:pPr>
             <w:r>
               <w:rPr>
-                <w:rFonts w:eastAsia="Arial Unicode MS"/>
-                <w:b/>
-                <w:bCs/>
-                <w:sz w:val="22"/>
+                <w:rFonts w:eastAsia="Arial Unicode MS" w:ascii="Arial" w:hAnsi="Arial"/>
+                <w:b/>
+                <w:bCs/>
+                <w:sz w:val="19"/>
                 <w:lang w:eastAsia="es-CO"/>
               </w:rPr>
               <w:t>Prioridad:</w:t>
@@ -6546,7 +7354,14 @@
             <w:vAlign w:val="center"/>
           </w:tcPr>
           <w:p>
-            <w:r>
+            <w:pPr>
+              <w:spacing w:line="276" w:lineRule="auto" w:before="40" w:after="40"/>
+            </w:pPr>
+            <w:r>
+              <w:rPr>
+                <w:rFonts w:ascii="Arial" w:hAnsi="Arial"/>
+                <w:sz w:val="19"/>
+              </w:rPr>
               <w:t>Alta</w:t>
             </w:r>
           </w:p>
@@ -6565,6 +7380,7 @@
           </w:tcPr>
           <w:p>
             <w:pPr>
+              <w:spacing w:line="276" w:lineRule="auto" w:before="40" w:after="40"/>
               <w:jc w:val="center"/>
               <w:rPr>
                 <w:rFonts w:eastAsia="Arial Unicode MS"/>
@@ -6576,10 +7392,10 @@
             </w:pPr>
             <w:r>
               <w:rPr>
-                <w:rFonts w:eastAsia="Arial Unicode MS"/>
-                <w:b/>
-                <w:bCs/>
-                <w:sz w:val="22"/>
+                <w:rFonts w:eastAsia="Arial Unicode MS" w:ascii="Arial" w:hAnsi="Arial"/>
+                <w:b/>
+                <w:bCs/>
+                <w:sz w:val="19"/>
                 <w:lang w:eastAsia="es-CO"/>
               </w:rPr>
               <w:t>Descripción del requisito</w:t>
@@ -6598,7 +7414,14 @@
             <w:vAlign w:val="center"/>
           </w:tcPr>
           <w:p>
-            <w:r>
+            <w:pPr>
+              <w:spacing w:line="276" w:lineRule="auto" w:before="40" w:after="40"/>
+            </w:pPr>
+            <w:r>
+              <w:rPr>
+                <w:rFonts w:ascii="Arial" w:hAnsi="Arial"/>
+                <w:sz w:val="19"/>
+              </w:rPr>
               <w:t>El sistema permite a los usuarios con rol Administrador registrar empresas aliadas (Razón Social, NIT, Código Corporativo) y configurar dinámicamente sus reglas de descuento: porcentaje de póliza de Vida, porcentaje de Gastos Médicos Mayores (GMM), porcentaje de Costos Administrativos, tope máximo monetario en COP, permiso de sobregiro y nombres de columnas obligatorias en la colección 'empresas' de Firestore.</w:t>
             </w:r>
           </w:p>
@@ -6635,6 +7458,7 @@
           </w:tcPr>
           <w:p>
             <w:pPr>
+              <w:spacing w:line="276" w:lineRule="auto" w:before="40" w:after="40"/>
               <w:jc w:val="center"/>
               <w:rPr>
                 <w:rFonts w:eastAsia="Arial Unicode MS"/>
@@ -6646,10 +7470,10 @@
             </w:pPr>
             <w:r>
               <w:rPr>
-                <w:rFonts w:eastAsia="Arial Unicode MS"/>
-                <w:b/>
-                <w:bCs/>
-                <w:sz w:val="22"/>
+                <w:rFonts w:eastAsia="Arial Unicode MS" w:ascii="Arial" w:hAnsi="Arial"/>
+                <w:b/>
+                <w:bCs/>
+                <w:sz w:val="19"/>
                 <w:lang w:eastAsia="es-CO"/>
               </w:rPr>
               <w:t>FO-ERS-Especificación del requisito de software</w:t>
@@ -6669,6 +7493,7 @@
           </w:tcPr>
           <w:p>
             <w:pPr>
+              <w:spacing w:line="276" w:lineRule="auto" w:before="40" w:after="40"/>
               <w:rPr>
                 <w:rFonts w:eastAsia="Arial Unicode MS"/>
                 <w:b/>
@@ -6679,10 +7504,10 @@
             </w:pPr>
             <w:r>
               <w:rPr>
-                <w:rFonts w:eastAsia="Arial Unicode MS"/>
-                <w:b/>
-                <w:bCs/>
-                <w:sz w:val="22"/>
+                <w:rFonts w:eastAsia="Arial Unicode MS" w:ascii="Arial" w:hAnsi="Arial"/>
+                <w:b/>
+                <w:bCs/>
+                <w:sz w:val="19"/>
                 <w:lang w:eastAsia="es-CO"/>
               </w:rPr>
               <w:t>Código:</w:t>
@@ -6695,7 +7520,14 @@
             <w:vAlign w:val="center"/>
           </w:tcPr>
           <w:p>
-            <w:r>
+            <w:pPr>
+              <w:spacing w:line="276" w:lineRule="auto" w:before="40" w:after="40"/>
+            </w:pPr>
+            <w:r>
+              <w:rPr>
+                <w:rFonts w:ascii="Arial" w:hAnsi="Arial"/>
+                <w:sz w:val="19"/>
+              </w:rPr>
               <w:t>RF-03</w:t>
             </w:r>
           </w:p>
@@ -6708,6 +7540,7 @@
           </w:tcPr>
           <w:p>
             <w:pPr>
+              <w:spacing w:line="276" w:lineRule="auto" w:before="40" w:after="40"/>
               <w:rPr>
                 <w:rFonts w:eastAsia="Arial Unicode MS"/>
                 <w:b/>
@@ -6718,10 +7551,10 @@
             </w:pPr>
             <w:r>
               <w:rPr>
-                <w:rFonts w:eastAsia="Arial Unicode MS"/>
-                <w:b/>
-                <w:bCs/>
-                <w:sz w:val="22"/>
+                <w:rFonts w:eastAsia="Arial Unicode MS" w:ascii="Arial" w:hAnsi="Arial"/>
+                <w:b/>
+                <w:bCs/>
+                <w:sz w:val="19"/>
                 <w:lang w:eastAsia="es-CO"/>
               </w:rPr>
               <w:t>Nombre:</w:t>
@@ -6735,7 +7568,14 @@
             <w:vAlign w:val="center"/>
           </w:tcPr>
           <w:p>
-            <w:r>
+            <w:pPr>
+              <w:spacing w:line="276" w:lineRule="auto" w:before="40" w:after="40"/>
+            </w:pPr>
+            <w:r>
+              <w:rPr>
+                <w:rFonts w:ascii="Arial" w:hAnsi="Arial"/>
+                <w:sz w:val="19"/>
+              </w:rPr>
               <w:t>Carga Masiva de Planillas de Nómina en TypeScript</w:t>
             </w:r>
           </w:p>
@@ -6748,6 +7588,7 @@
           </w:tcPr>
           <w:p>
             <w:pPr>
+              <w:spacing w:line="276" w:lineRule="auto" w:before="40" w:after="40"/>
               <w:rPr>
                 <w:rFonts w:eastAsia="Arial Unicode MS"/>
                 <w:b/>
@@ -6758,10 +7599,10 @@
             </w:pPr>
             <w:r>
               <w:rPr>
-                <w:rFonts w:eastAsia="Arial Unicode MS"/>
-                <w:b/>
-                <w:bCs/>
-                <w:sz w:val="22"/>
+                <w:rFonts w:eastAsia="Arial Unicode MS" w:ascii="Arial" w:hAnsi="Arial"/>
+                <w:b/>
+                <w:bCs/>
+                <w:sz w:val="19"/>
                 <w:lang w:eastAsia="es-CO"/>
               </w:rPr>
               <w:t>Tipo:</w:t>
@@ -6774,7 +7615,14 @@
             <w:vAlign w:val="center"/>
           </w:tcPr>
           <w:p>
-            <w:r>
+            <w:pPr>
+              <w:spacing w:line="276" w:lineRule="auto" w:before="40" w:after="40"/>
+            </w:pPr>
+            <w:r>
+              <w:rPr>
+                <w:rFonts w:ascii="Arial" w:hAnsi="Arial"/>
+                <w:sz w:val="19"/>
+              </w:rPr>
               <w:t>Funcional</w:t>
             </w:r>
           </w:p>
@@ -6792,6 +7640,7 @@
           </w:tcPr>
           <w:p>
             <w:pPr>
+              <w:spacing w:line="276" w:lineRule="auto" w:before="40" w:after="40"/>
               <w:rPr>
                 <w:rFonts w:eastAsia="Arial Unicode MS"/>
                 <w:b/>
@@ -6803,10 +7652,10 @@
             <w:proofErr w:type="spellStart"/>
             <w:r>
               <w:rPr>
-                <w:rFonts w:eastAsia="Arial Unicode MS"/>
-                <w:b/>
-                <w:bCs/>
-                <w:sz w:val="22"/>
+                <w:rFonts w:eastAsia="Arial Unicode MS" w:ascii="Arial" w:hAnsi="Arial"/>
+                <w:b/>
+                <w:bCs/>
+                <w:sz w:val="19"/>
                 <w:lang w:eastAsia="es-CO"/>
               </w:rPr>
               <w:t>Stakeholder</w:t>
@@ -6814,10 +7663,10 @@
             <w:proofErr w:type="spellEnd"/>
             <w:r>
               <w:rPr>
-                <w:rFonts w:eastAsia="Arial Unicode MS"/>
-                <w:b/>
-                <w:bCs/>
-                <w:sz w:val="22"/>
+                <w:rFonts w:eastAsia="Arial Unicode MS" w:ascii="Arial" w:hAnsi="Arial"/>
+                <w:b/>
+                <w:bCs/>
+                <w:sz w:val="19"/>
                 <w:lang w:eastAsia="es-CO"/>
               </w:rPr>
               <w:t>:</w:t>
@@ -6831,7 +7680,14 @@
             <w:vAlign w:val="center"/>
           </w:tcPr>
           <w:p>
-            <w:r>
+            <w:pPr>
+              <w:spacing w:line="276" w:lineRule="auto" w:before="40" w:after="40"/>
+            </w:pPr>
+            <w:r>
+              <w:rPr>
+                <w:rFonts w:ascii="Arial" w:hAnsi="Arial"/>
+                <w:sz w:val="19"/>
+              </w:rPr>
               <w:t>Juan Santana</w:t>
             </w:r>
           </w:p>
@@ -6844,6 +7700,7 @@
           </w:tcPr>
           <w:p>
             <w:pPr>
+              <w:spacing w:line="276" w:lineRule="auto" w:before="40" w:after="40"/>
               <w:rPr>
                 <w:rFonts w:eastAsia="Arial Unicode MS"/>
                 <w:sz w:val="22"/>
@@ -6852,30 +7709,30 @@
             </w:pPr>
             <w:r>
               <w:rPr>
-                <w:rFonts w:eastAsia="Arial Unicode MS"/>
-                <w:b/>
-                <w:bCs/>
-                <w:sz w:val="22"/>
+                <w:rFonts w:eastAsia="Arial Unicode MS" w:ascii="Arial" w:hAnsi="Arial"/>
+                <w:b/>
+                <w:bCs/>
+                <w:sz w:val="19"/>
                 <w:lang w:eastAsia="es-CO"/>
               </w:rPr>
               <w:t xml:space="preserve">Id. </w:t>
             </w:r>
             <w:r>
               <w:rPr>
-                <w:rFonts w:eastAsia="Arial Unicode MS"/>
-                <w:b/>
-                <w:bCs/>
-                <w:sz w:val="22"/>
+                <w:rFonts w:eastAsia="Arial Unicode MS" w:ascii="Arial" w:hAnsi="Arial"/>
+                <w:b/>
+                <w:bCs/>
+                <w:sz w:val="19"/>
                 <w:lang w:eastAsia="es-CO"/>
               </w:rPr>
               <w:t>Necesidad</w:t>
             </w:r>
             <w:r>
               <w:rPr>
-                <w:rFonts w:eastAsia="Arial Unicode MS"/>
-                <w:b/>
-                <w:bCs/>
-                <w:sz w:val="22"/>
+                <w:rFonts w:eastAsia="Arial Unicode MS" w:ascii="Arial" w:hAnsi="Arial"/>
+                <w:b/>
+                <w:bCs/>
+                <w:sz w:val="19"/>
                 <w:lang w:eastAsia="es-CO"/>
               </w:rPr>
               <w:t>:</w:t>
@@ -6889,7 +7746,14 @@
             <w:vAlign w:val="center"/>
           </w:tcPr>
           <w:p>
-            <w:r>
+            <w:pPr>
+              <w:spacing w:line="276" w:lineRule="auto" w:before="40" w:after="40"/>
+            </w:pPr>
+            <w:r>
+              <w:rPr>
+                <w:rFonts w:ascii="Arial" w:hAnsi="Arial"/>
+                <w:sz w:val="19"/>
+              </w:rPr>
               <w:t>N3</w:t>
             </w:r>
           </w:p>
@@ -6907,6 +7771,7 @@
           </w:tcPr>
           <w:p>
             <w:pPr>
+              <w:spacing w:line="276" w:lineRule="auto" w:before="40" w:after="40"/>
               <w:rPr>
                 <w:rFonts w:eastAsia="Arial Unicode MS"/>
                 <w:b/>
@@ -6917,10 +7782,10 @@
             </w:pPr>
             <w:r>
               <w:rPr>
-                <w:rFonts w:eastAsia="Arial Unicode MS"/>
-                <w:b/>
-                <w:bCs/>
-                <w:sz w:val="22"/>
+                <w:rFonts w:eastAsia="Arial Unicode MS" w:ascii="Arial" w:hAnsi="Arial"/>
+                <w:b/>
+                <w:bCs/>
+                <w:sz w:val="19"/>
                 <w:lang w:eastAsia="es-CO"/>
               </w:rPr>
               <w:t>Responsable:</w:t>
@@ -6934,7 +7799,14 @@
             <w:vAlign w:val="center"/>
           </w:tcPr>
           <w:p>
-            <w:r>
+            <w:pPr>
+              <w:spacing w:line="276" w:lineRule="auto" w:before="40" w:after="40"/>
+            </w:pPr>
+            <w:r>
+              <w:rPr>
+                <w:rFonts w:ascii="Arial" w:hAnsi="Arial"/>
+                <w:sz w:val="19"/>
+              </w:rPr>
               <w:t>Equipo de Desarrollo de Software</w:t>
             </w:r>
           </w:p>
@@ -6952,6 +7824,7 @@
           </w:tcPr>
           <w:p>
             <w:pPr>
+              <w:spacing w:line="276" w:lineRule="auto" w:before="40" w:after="40"/>
               <w:rPr>
                 <w:rFonts w:eastAsia="Arial Unicode MS"/>
                 <w:b/>
@@ -6962,10 +7835,10 @@
             </w:pPr>
             <w:r>
               <w:rPr>
-                <w:rFonts w:eastAsia="Arial Unicode MS"/>
-                <w:b/>
-                <w:bCs/>
-                <w:sz w:val="22"/>
+                <w:rFonts w:eastAsia="Arial Unicode MS" w:ascii="Arial" w:hAnsi="Arial"/>
+                <w:b/>
+                <w:bCs/>
+                <w:sz w:val="19"/>
                 <w:lang w:eastAsia="es-CO"/>
               </w:rPr>
               <w:t>Prioridad:</w:t>
@@ -6979,7 +7852,14 @@
             <w:vAlign w:val="center"/>
           </w:tcPr>
           <w:p>
-            <w:r>
+            <w:pPr>
+              <w:spacing w:line="276" w:lineRule="auto" w:before="40" w:after="40"/>
+            </w:pPr>
+            <w:r>
+              <w:rPr>
+                <w:rFonts w:ascii="Arial" w:hAnsi="Arial"/>
+                <w:sz w:val="19"/>
+              </w:rPr>
               <w:t>Alta</w:t>
             </w:r>
           </w:p>
@@ -6998,6 +7878,7 @@
           </w:tcPr>
           <w:p>
             <w:pPr>
+              <w:spacing w:line="276" w:lineRule="auto" w:before="40" w:after="40"/>
               <w:jc w:val="center"/>
               <w:rPr>
                 <w:rFonts w:eastAsia="Arial Unicode MS"/>
@@ -7009,10 +7890,10 @@
             </w:pPr>
             <w:r>
               <w:rPr>
-                <w:rFonts w:eastAsia="Arial Unicode MS"/>
-                <w:b/>
-                <w:bCs/>
-                <w:sz w:val="22"/>
+                <w:rFonts w:eastAsia="Arial Unicode MS" w:ascii="Arial" w:hAnsi="Arial"/>
+                <w:b/>
+                <w:bCs/>
+                <w:sz w:val="19"/>
                 <w:lang w:eastAsia="es-CO"/>
               </w:rPr>
               <w:t>Descripción del requisito</w:t>
@@ -7031,7 +7912,14 @@
             <w:vAlign w:val="center"/>
           </w:tcPr>
           <w:p>
-            <w:r>
+            <w:pPr>
+              <w:spacing w:line="276" w:lineRule="auto" w:before="40" w:after="40"/>
+            </w:pPr>
+            <w:r>
+              <w:rPr>
+                <w:rFonts w:ascii="Arial" w:hAnsi="Arial"/>
+                <w:sz w:val="19"/>
+              </w:rPr>
               <w:t>El sistema provee una interfaz Drag &amp; Drop para cargar archivos .xlsx, .xls y .csv. El motor de procesamiento en TypeScript (excel-processor.ts) lee la primera hoja, valida la existencia de columnas requeridas contra la empresa seleccionada y computa en el navegador los descuentos aplicables sin intervención de servidores externos en Python.</w:t>
             </w:r>
           </w:p>
@@ -7068,6 +7956,7 @@
           </w:tcPr>
           <w:p>
             <w:pPr>
+              <w:spacing w:line="276" w:lineRule="auto" w:before="40" w:after="40"/>
               <w:jc w:val="center"/>
               <w:rPr>
                 <w:rFonts w:eastAsia="Arial Unicode MS"/>
@@ -7079,10 +7968,10 @@
             </w:pPr>
             <w:r>
               <w:rPr>
-                <w:rFonts w:eastAsia="Arial Unicode MS"/>
-                <w:b/>
-                <w:bCs/>
-                <w:sz w:val="22"/>
+                <w:rFonts w:eastAsia="Arial Unicode MS" w:ascii="Arial" w:hAnsi="Arial"/>
+                <w:b/>
+                <w:bCs/>
+                <w:sz w:val="19"/>
                 <w:lang w:eastAsia="es-CO"/>
               </w:rPr>
               <w:t>FO-ERS-Especificación del requisito de software</w:t>
@@ -7102,6 +7991,7 @@
           </w:tcPr>
           <w:p>
             <w:pPr>
+              <w:spacing w:line="276" w:lineRule="auto" w:before="40" w:after="40"/>
               <w:rPr>
                 <w:rFonts w:eastAsia="Arial Unicode MS"/>
                 <w:b/>
@@ -7112,10 +8002,10 @@
             </w:pPr>
             <w:r>
               <w:rPr>
-                <w:rFonts w:eastAsia="Arial Unicode MS"/>
-                <w:b/>
-                <w:bCs/>
-                <w:sz w:val="22"/>
+                <w:rFonts w:eastAsia="Arial Unicode MS" w:ascii="Arial" w:hAnsi="Arial"/>
+                <w:b/>
+                <w:bCs/>
+                <w:sz w:val="19"/>
                 <w:lang w:eastAsia="es-CO"/>
               </w:rPr>
               <w:t>Código:</w:t>
@@ -7128,7 +8018,14 @@
             <w:vAlign w:val="center"/>
           </w:tcPr>
           <w:p>
-            <w:r>
+            <w:pPr>
+              <w:spacing w:line="276" w:lineRule="auto" w:before="40" w:after="40"/>
+            </w:pPr>
+            <w:r>
+              <w:rPr>
+                <w:rFonts w:ascii="Arial" w:hAnsi="Arial"/>
+                <w:sz w:val="19"/>
+              </w:rPr>
               <w:t>RF-04</w:t>
             </w:r>
           </w:p>
@@ -7141,6 +8038,7 @@
           </w:tcPr>
           <w:p>
             <w:pPr>
+              <w:spacing w:line="276" w:lineRule="auto" w:before="40" w:after="40"/>
               <w:rPr>
                 <w:rFonts w:eastAsia="Arial Unicode MS"/>
                 <w:b/>
@@ -7151,10 +8049,10 @@
             </w:pPr>
             <w:r>
               <w:rPr>
-                <w:rFonts w:eastAsia="Arial Unicode MS"/>
-                <w:b/>
-                <w:bCs/>
-                <w:sz w:val="22"/>
+                <w:rFonts w:eastAsia="Arial Unicode MS" w:ascii="Arial" w:hAnsi="Arial"/>
+                <w:b/>
+                <w:bCs/>
+                <w:sz w:val="19"/>
                 <w:lang w:eastAsia="es-CO"/>
               </w:rPr>
               <w:t>Nombre:</w:t>
@@ -7168,7 +8066,14 @@
             <w:vAlign w:val="center"/>
           </w:tcPr>
           <w:p>
-            <w:r>
+            <w:pPr>
+              <w:spacing w:line="276" w:lineRule="auto" w:before="40" w:after="40"/>
+            </w:pPr>
+            <w:r>
+              <w:rPr>
+                <w:rFonts w:ascii="Arial" w:hAnsi="Arial"/>
+                <w:sz w:val="19"/>
+              </w:rPr>
               <w:t>Carga de un Único Pago Individual</w:t>
             </w:r>
           </w:p>
@@ -7181,6 +8086,7 @@
           </w:tcPr>
           <w:p>
             <w:pPr>
+              <w:spacing w:line="276" w:lineRule="auto" w:before="40" w:after="40"/>
               <w:rPr>
                 <w:rFonts w:eastAsia="Arial Unicode MS"/>
                 <w:b/>
@@ -7191,10 +8097,10 @@
             </w:pPr>
             <w:r>
               <w:rPr>
-                <w:rFonts w:eastAsia="Arial Unicode MS"/>
-                <w:b/>
-                <w:bCs/>
-                <w:sz w:val="22"/>
+                <w:rFonts w:eastAsia="Arial Unicode MS" w:ascii="Arial" w:hAnsi="Arial"/>
+                <w:b/>
+                <w:bCs/>
+                <w:sz w:val="19"/>
                 <w:lang w:eastAsia="es-CO"/>
               </w:rPr>
               <w:t>Tipo:</w:t>
@@ -7207,7 +8113,14 @@
             <w:vAlign w:val="center"/>
           </w:tcPr>
           <w:p>
-            <w:r>
+            <w:pPr>
+              <w:spacing w:line="276" w:lineRule="auto" w:before="40" w:after="40"/>
+            </w:pPr>
+            <w:r>
+              <w:rPr>
+                <w:rFonts w:ascii="Arial" w:hAnsi="Arial"/>
+                <w:sz w:val="19"/>
+              </w:rPr>
               <w:t>Funcional</w:t>
             </w:r>
           </w:p>
@@ -7225,6 +8138,7 @@
           </w:tcPr>
           <w:p>
             <w:pPr>
+              <w:spacing w:line="276" w:lineRule="auto" w:before="40" w:after="40"/>
               <w:rPr>
                 <w:rFonts w:eastAsia="Arial Unicode MS"/>
                 <w:b/>
@@ -7236,10 +8150,10 @@
             <w:proofErr w:type="spellStart"/>
             <w:r>
               <w:rPr>
-                <w:rFonts w:eastAsia="Arial Unicode MS"/>
-                <w:b/>
-                <w:bCs/>
-                <w:sz w:val="22"/>
+                <w:rFonts w:eastAsia="Arial Unicode MS" w:ascii="Arial" w:hAnsi="Arial"/>
+                <w:b/>
+                <w:bCs/>
+                <w:sz w:val="19"/>
                 <w:lang w:eastAsia="es-CO"/>
               </w:rPr>
               <w:t>Stakeholder</w:t>
@@ -7247,10 +8161,10 @@
             <w:proofErr w:type="spellEnd"/>
             <w:r>
               <w:rPr>
-                <w:rFonts w:eastAsia="Arial Unicode MS"/>
-                <w:b/>
-                <w:bCs/>
-                <w:sz w:val="22"/>
+                <w:rFonts w:eastAsia="Arial Unicode MS" w:ascii="Arial" w:hAnsi="Arial"/>
+                <w:b/>
+                <w:bCs/>
+                <w:sz w:val="19"/>
                 <w:lang w:eastAsia="es-CO"/>
               </w:rPr>
               <w:t>:</w:t>
@@ -7264,7 +8178,14 @@
             <w:vAlign w:val="center"/>
           </w:tcPr>
           <w:p>
-            <w:r>
+            <w:pPr>
+              <w:spacing w:line="276" w:lineRule="auto" w:before="40" w:after="40"/>
+            </w:pPr>
+            <w:r>
+              <w:rPr>
+                <w:rFonts w:ascii="Arial" w:hAnsi="Arial"/>
+                <w:sz w:val="19"/>
+              </w:rPr>
               <w:t>Juan Santana</w:t>
             </w:r>
           </w:p>
@@ -7277,6 +8198,7 @@
           </w:tcPr>
           <w:p>
             <w:pPr>
+              <w:spacing w:line="276" w:lineRule="auto" w:before="40" w:after="40"/>
               <w:rPr>
                 <w:rFonts w:eastAsia="Arial Unicode MS"/>
                 <w:sz w:val="22"/>
@@ -7285,30 +8207,30 @@
             </w:pPr>
             <w:r>
               <w:rPr>
-                <w:rFonts w:eastAsia="Arial Unicode MS"/>
-                <w:b/>
-                <w:bCs/>
-                <w:sz w:val="22"/>
+                <w:rFonts w:eastAsia="Arial Unicode MS" w:ascii="Arial" w:hAnsi="Arial"/>
+                <w:b/>
+                <w:bCs/>
+                <w:sz w:val="19"/>
                 <w:lang w:eastAsia="es-CO"/>
               </w:rPr>
               <w:t xml:space="preserve">Id. </w:t>
             </w:r>
             <w:r>
               <w:rPr>
-                <w:rFonts w:eastAsia="Arial Unicode MS"/>
-                <w:b/>
-                <w:bCs/>
-                <w:sz w:val="22"/>
+                <w:rFonts w:eastAsia="Arial Unicode MS" w:ascii="Arial" w:hAnsi="Arial"/>
+                <w:b/>
+                <w:bCs/>
+                <w:sz w:val="19"/>
                 <w:lang w:eastAsia="es-CO"/>
               </w:rPr>
               <w:t>Necesidad</w:t>
             </w:r>
             <w:r>
               <w:rPr>
-                <w:rFonts w:eastAsia="Arial Unicode MS"/>
-                <w:b/>
-                <w:bCs/>
-                <w:sz w:val="22"/>
+                <w:rFonts w:eastAsia="Arial Unicode MS" w:ascii="Arial" w:hAnsi="Arial"/>
+                <w:b/>
+                <w:bCs/>
+                <w:sz w:val="19"/>
                 <w:lang w:eastAsia="es-CO"/>
               </w:rPr>
               <w:t>:</w:t>
@@ -7322,7 +8244,14 @@
             <w:vAlign w:val="center"/>
           </w:tcPr>
           <w:p>
-            <w:r>
+            <w:pPr>
+              <w:spacing w:line="276" w:lineRule="auto" w:before="40" w:after="40"/>
+            </w:pPr>
+            <w:r>
+              <w:rPr>
+                <w:rFonts w:ascii="Arial" w:hAnsi="Arial"/>
+                <w:sz w:val="19"/>
+              </w:rPr>
               <w:t>N5</w:t>
             </w:r>
           </w:p>
@@ -7340,6 +8269,7 @@
           </w:tcPr>
           <w:p>
             <w:pPr>
+              <w:spacing w:line="276" w:lineRule="auto" w:before="40" w:after="40"/>
               <w:rPr>
                 <w:rFonts w:eastAsia="Arial Unicode MS"/>
                 <w:b/>
@@ -7350,10 +8280,10 @@
             </w:pPr>
             <w:r>
               <w:rPr>
-                <w:rFonts w:eastAsia="Arial Unicode MS"/>
-                <w:b/>
-                <w:bCs/>
-                <w:sz w:val="22"/>
+                <w:rFonts w:eastAsia="Arial Unicode MS" w:ascii="Arial" w:hAnsi="Arial"/>
+                <w:b/>
+                <w:bCs/>
+                <w:sz w:val="19"/>
                 <w:lang w:eastAsia="es-CO"/>
               </w:rPr>
               <w:t>Responsable:</w:t>
@@ -7367,7 +8297,14 @@
             <w:vAlign w:val="center"/>
           </w:tcPr>
           <w:p>
-            <w:r>
+            <w:pPr>
+              <w:spacing w:line="276" w:lineRule="auto" w:before="40" w:after="40"/>
+            </w:pPr>
+            <w:r>
+              <w:rPr>
+                <w:rFonts w:ascii="Arial" w:hAnsi="Arial"/>
+                <w:sz w:val="19"/>
+              </w:rPr>
               <w:t>Equipo de Desarrollo de Software</w:t>
             </w:r>
           </w:p>
@@ -7385,6 +8322,7 @@
           </w:tcPr>
           <w:p>
             <w:pPr>
+              <w:spacing w:line="276" w:lineRule="auto" w:before="40" w:after="40"/>
               <w:rPr>
                 <w:rFonts w:eastAsia="Arial Unicode MS"/>
                 <w:b/>
@@ -7395,10 +8333,10 @@
             </w:pPr>
             <w:r>
               <w:rPr>
-                <w:rFonts w:eastAsia="Arial Unicode MS"/>
-                <w:b/>
-                <w:bCs/>
-                <w:sz w:val="22"/>
+                <w:rFonts w:eastAsia="Arial Unicode MS" w:ascii="Arial" w:hAnsi="Arial"/>
+                <w:b/>
+                <w:bCs/>
+                <w:sz w:val="19"/>
                 <w:lang w:eastAsia="es-CO"/>
               </w:rPr>
               <w:t>Prioridad:</w:t>
@@ -7412,7 +8350,14 @@
             <w:vAlign w:val="center"/>
           </w:tcPr>
           <w:p>
-            <w:r>
+            <w:pPr>
+              <w:spacing w:line="276" w:lineRule="auto" w:before="40" w:after="40"/>
+            </w:pPr>
+            <w:r>
+              <w:rPr>
+                <w:rFonts w:ascii="Arial" w:hAnsi="Arial"/>
+                <w:sz w:val="19"/>
+              </w:rPr>
               <w:t>Alta</w:t>
             </w:r>
           </w:p>
@@ -7431,6 +8376,7 @@
           </w:tcPr>
           <w:p>
             <w:pPr>
+              <w:spacing w:line="276" w:lineRule="auto" w:before="40" w:after="40"/>
               <w:jc w:val="center"/>
               <w:rPr>
                 <w:rFonts w:eastAsia="Arial Unicode MS"/>
@@ -7442,10 +8388,10 @@
             </w:pPr>
             <w:r>
               <w:rPr>
-                <w:rFonts w:eastAsia="Arial Unicode MS"/>
-                <w:b/>
-                <w:bCs/>
-                <w:sz w:val="22"/>
+                <w:rFonts w:eastAsia="Arial Unicode MS" w:ascii="Arial" w:hAnsi="Arial"/>
+                <w:b/>
+                <w:bCs/>
+                <w:sz w:val="19"/>
                 <w:lang w:eastAsia="es-CO"/>
               </w:rPr>
               <w:t>Descripción del requisito</w:t>
@@ -7464,7 +8410,14 @@
             <w:vAlign w:val="center"/>
           </w:tcPr>
           <w:p>
-            <w:r>
+            <w:pPr>
+              <w:spacing w:line="276" w:lineRule="auto" w:before="40" w:after="40"/>
+            </w:pPr>
+            <w:r>
+              <w:rPr>
+                <w:rFonts w:ascii="Arial" w:hAnsi="Arial"/>
+                <w:sz w:val="19"/>
+              </w:rPr>
               <w:t>El sistema provee un formulario transaccional para ingresar deducciones individuales (Cédula, Nombre, Empresa, Salario Base, Concepto y Observación). El sistema calcula en vivo el valor a deducir, verifica el cumplimiento del tope máximo y la regla de sobregiro, y asienta la transacción en la colección 'pagos_individuales' de Firestore.</w:t>
             </w:r>
           </w:p>
@@ -7501,6 +8454,7 @@
           </w:tcPr>
           <w:p>
             <w:pPr>
+              <w:spacing w:line="276" w:lineRule="auto" w:before="40" w:after="40"/>
               <w:jc w:val="center"/>
               <w:rPr>
                 <w:rFonts w:eastAsia="Arial Unicode MS"/>
@@ -7512,10 +8466,10 @@
             </w:pPr>
             <w:r>
               <w:rPr>
-                <w:rFonts w:eastAsia="Arial Unicode MS"/>
-                <w:b/>
-                <w:bCs/>
-                <w:sz w:val="22"/>
+                <w:rFonts w:eastAsia="Arial Unicode MS" w:ascii="Arial" w:hAnsi="Arial"/>
+                <w:b/>
+                <w:bCs/>
+                <w:sz w:val="19"/>
                 <w:lang w:eastAsia="es-CO"/>
               </w:rPr>
               <w:t>FO-ERS-Especificación del requisito de software</w:t>
@@ -7535,6 +8489,7 @@
           </w:tcPr>
           <w:p>
             <w:pPr>
+              <w:spacing w:line="276" w:lineRule="auto" w:before="40" w:after="40"/>
               <w:rPr>
                 <w:rFonts w:eastAsia="Arial Unicode MS"/>
                 <w:b/>
@@ -7545,10 +8500,10 @@
             </w:pPr>
             <w:r>
               <w:rPr>
-                <w:rFonts w:eastAsia="Arial Unicode MS"/>
-                <w:b/>
-                <w:bCs/>
-                <w:sz w:val="22"/>
+                <w:rFonts w:eastAsia="Arial Unicode MS" w:ascii="Arial" w:hAnsi="Arial"/>
+                <w:b/>
+                <w:bCs/>
+                <w:sz w:val="19"/>
                 <w:lang w:eastAsia="es-CO"/>
               </w:rPr>
               <w:t>Código:</w:t>
@@ -7561,7 +8516,14 @@
             <w:vAlign w:val="center"/>
           </w:tcPr>
           <w:p>
-            <w:r>
+            <w:pPr>
+              <w:spacing w:line="276" w:lineRule="auto" w:before="40" w:after="40"/>
+            </w:pPr>
+            <w:r>
+              <w:rPr>
+                <w:rFonts w:ascii="Arial" w:hAnsi="Arial"/>
+                <w:sz w:val="19"/>
+              </w:rPr>
               <w:t>RF-05</w:t>
             </w:r>
           </w:p>
@@ -7574,6 +8536,7 @@
           </w:tcPr>
           <w:p>
             <w:pPr>
+              <w:spacing w:line="276" w:lineRule="auto" w:before="40" w:after="40"/>
               <w:rPr>
                 <w:rFonts w:eastAsia="Arial Unicode MS"/>
                 <w:b/>
@@ -7584,10 +8547,10 @@
             </w:pPr>
             <w:r>
               <w:rPr>
-                <w:rFonts w:eastAsia="Arial Unicode MS"/>
-                <w:b/>
-                <w:bCs/>
-                <w:sz w:val="22"/>
+                <w:rFonts w:eastAsia="Arial Unicode MS" w:ascii="Arial" w:hAnsi="Arial"/>
+                <w:b/>
+                <w:bCs/>
+                <w:sz w:val="19"/>
                 <w:lang w:eastAsia="es-CO"/>
               </w:rPr>
               <w:t>Nombre:</w:t>
@@ -7601,7 +8564,14 @@
             <w:vAlign w:val="center"/>
           </w:tcPr>
           <w:p>
-            <w:r>
+            <w:pPr>
+              <w:spacing w:line="276" w:lineRule="auto" w:before="40" w:after="40"/>
+            </w:pPr>
+            <w:r>
+              <w:rPr>
+                <w:rFonts w:ascii="Arial" w:hAnsi="Arial"/>
+                <w:sz w:val="19"/>
+              </w:rPr>
               <w:t>Exportación de Planillas Liquidadas en Excel</w:t>
             </w:r>
           </w:p>
@@ -7614,6 +8584,7 @@
           </w:tcPr>
           <w:p>
             <w:pPr>
+              <w:spacing w:line="276" w:lineRule="auto" w:before="40" w:after="40"/>
               <w:rPr>
                 <w:rFonts w:eastAsia="Arial Unicode MS"/>
                 <w:b/>
@@ -7624,10 +8595,10 @@
             </w:pPr>
             <w:r>
               <w:rPr>
-                <w:rFonts w:eastAsia="Arial Unicode MS"/>
-                <w:b/>
-                <w:bCs/>
-                <w:sz w:val="22"/>
+                <w:rFonts w:eastAsia="Arial Unicode MS" w:ascii="Arial" w:hAnsi="Arial"/>
+                <w:b/>
+                <w:bCs/>
+                <w:sz w:val="19"/>
                 <w:lang w:eastAsia="es-CO"/>
               </w:rPr>
               <w:t>Tipo:</w:t>
@@ -7640,7 +8611,14 @@
             <w:vAlign w:val="center"/>
           </w:tcPr>
           <w:p>
-            <w:r>
+            <w:pPr>
+              <w:spacing w:line="276" w:lineRule="auto" w:before="40" w:after="40"/>
+            </w:pPr>
+            <w:r>
+              <w:rPr>
+                <w:rFonts w:ascii="Arial" w:hAnsi="Arial"/>
+                <w:sz w:val="19"/>
+              </w:rPr>
               <w:t>Funcional</w:t>
             </w:r>
           </w:p>
@@ -7658,6 +8636,7 @@
           </w:tcPr>
           <w:p>
             <w:pPr>
+              <w:spacing w:line="276" w:lineRule="auto" w:before="40" w:after="40"/>
               <w:rPr>
                 <w:rFonts w:eastAsia="Arial Unicode MS"/>
                 <w:b/>
@@ -7669,10 +8648,10 @@
             <w:proofErr w:type="spellStart"/>
             <w:r>
               <w:rPr>
-                <w:rFonts w:eastAsia="Arial Unicode MS"/>
-                <w:b/>
-                <w:bCs/>
-                <w:sz w:val="22"/>
+                <w:rFonts w:eastAsia="Arial Unicode MS" w:ascii="Arial" w:hAnsi="Arial"/>
+                <w:b/>
+                <w:bCs/>
+                <w:sz w:val="19"/>
                 <w:lang w:eastAsia="es-CO"/>
               </w:rPr>
               <w:t>Stakeholder</w:t>
@@ -7680,10 +8659,10 @@
             <w:proofErr w:type="spellEnd"/>
             <w:r>
               <w:rPr>
-                <w:rFonts w:eastAsia="Arial Unicode MS"/>
-                <w:b/>
-                <w:bCs/>
-                <w:sz w:val="22"/>
+                <w:rFonts w:eastAsia="Arial Unicode MS" w:ascii="Arial" w:hAnsi="Arial"/>
+                <w:b/>
+                <w:bCs/>
+                <w:sz w:val="19"/>
                 <w:lang w:eastAsia="es-CO"/>
               </w:rPr>
               <w:t>:</w:t>
@@ -7697,7 +8676,14 @@
             <w:vAlign w:val="center"/>
           </w:tcPr>
           <w:p>
-            <w:r>
+            <w:pPr>
+              <w:spacing w:line="276" w:lineRule="auto" w:before="40" w:after="40"/>
+            </w:pPr>
+            <w:r>
+              <w:rPr>
+                <w:rFonts w:ascii="Arial" w:hAnsi="Arial"/>
+                <w:sz w:val="19"/>
+              </w:rPr>
               <w:t>Juan Santana</w:t>
             </w:r>
           </w:p>
@@ -7710,6 +8696,7 @@
           </w:tcPr>
           <w:p>
             <w:pPr>
+              <w:spacing w:line="276" w:lineRule="auto" w:before="40" w:after="40"/>
               <w:rPr>
                 <w:rFonts w:eastAsia="Arial Unicode MS"/>
                 <w:sz w:val="22"/>
@@ -7718,30 +8705,30 @@
             </w:pPr>
             <w:r>
               <w:rPr>
-                <w:rFonts w:eastAsia="Arial Unicode MS"/>
-                <w:b/>
-                <w:bCs/>
-                <w:sz w:val="22"/>
+                <w:rFonts w:eastAsia="Arial Unicode MS" w:ascii="Arial" w:hAnsi="Arial"/>
+                <w:b/>
+                <w:bCs/>
+                <w:sz w:val="19"/>
                 <w:lang w:eastAsia="es-CO"/>
               </w:rPr>
               <w:t xml:space="preserve">Id. </w:t>
             </w:r>
             <w:r>
               <w:rPr>
-                <w:rFonts w:eastAsia="Arial Unicode MS"/>
-                <w:b/>
-                <w:bCs/>
-                <w:sz w:val="22"/>
+                <w:rFonts w:eastAsia="Arial Unicode MS" w:ascii="Arial" w:hAnsi="Arial"/>
+                <w:b/>
+                <w:bCs/>
+                <w:sz w:val="19"/>
                 <w:lang w:eastAsia="es-CO"/>
               </w:rPr>
               <w:t>Necesidad</w:t>
             </w:r>
             <w:r>
               <w:rPr>
-                <w:rFonts w:eastAsia="Arial Unicode MS"/>
-                <w:b/>
-                <w:bCs/>
-                <w:sz w:val="22"/>
+                <w:rFonts w:eastAsia="Arial Unicode MS" w:ascii="Arial" w:hAnsi="Arial"/>
+                <w:b/>
+                <w:bCs/>
+                <w:sz w:val="19"/>
                 <w:lang w:eastAsia="es-CO"/>
               </w:rPr>
               <w:t>:</w:t>
@@ -7755,7 +8742,14 @@
             <w:vAlign w:val="center"/>
           </w:tcPr>
           <w:p>
-            <w:r>
+            <w:pPr>
+              <w:spacing w:line="276" w:lineRule="auto" w:before="40" w:after="40"/>
+            </w:pPr>
+            <w:r>
+              <w:rPr>
+                <w:rFonts w:ascii="Arial" w:hAnsi="Arial"/>
+                <w:sz w:val="19"/>
+              </w:rPr>
               <w:t>N8</w:t>
             </w:r>
           </w:p>
@@ -7773,6 +8767,7 @@
           </w:tcPr>
           <w:p>
             <w:pPr>
+              <w:spacing w:line="276" w:lineRule="auto" w:before="40" w:after="40"/>
               <w:rPr>
                 <w:rFonts w:eastAsia="Arial Unicode MS"/>
                 <w:b/>
@@ -7783,10 +8778,10 @@
             </w:pPr>
             <w:r>
               <w:rPr>
-                <w:rFonts w:eastAsia="Arial Unicode MS"/>
-                <w:b/>
-                <w:bCs/>
-                <w:sz w:val="22"/>
+                <w:rFonts w:eastAsia="Arial Unicode MS" w:ascii="Arial" w:hAnsi="Arial"/>
+                <w:b/>
+                <w:bCs/>
+                <w:sz w:val="19"/>
                 <w:lang w:eastAsia="es-CO"/>
               </w:rPr>
               <w:t>Responsable:</w:t>
@@ -7800,7 +8795,14 @@
             <w:vAlign w:val="center"/>
           </w:tcPr>
           <w:p>
-            <w:r>
+            <w:pPr>
+              <w:spacing w:line="276" w:lineRule="auto" w:before="40" w:after="40"/>
+            </w:pPr>
+            <w:r>
+              <w:rPr>
+                <w:rFonts w:ascii="Arial" w:hAnsi="Arial"/>
+                <w:sz w:val="19"/>
+              </w:rPr>
               <w:t>Equipo de Desarrollo de Software</w:t>
             </w:r>
           </w:p>
@@ -7818,6 +8820,7 @@
           </w:tcPr>
           <w:p>
             <w:pPr>
+              <w:spacing w:line="276" w:lineRule="auto" w:before="40" w:after="40"/>
               <w:rPr>
                 <w:rFonts w:eastAsia="Arial Unicode MS"/>
                 <w:b/>
@@ -7828,10 +8831,10 @@
             </w:pPr>
             <w:r>
               <w:rPr>
-                <w:rFonts w:eastAsia="Arial Unicode MS"/>
-                <w:b/>
-                <w:bCs/>
-                <w:sz w:val="22"/>
+                <w:rFonts w:eastAsia="Arial Unicode MS" w:ascii="Arial" w:hAnsi="Arial"/>
+                <w:b/>
+                <w:bCs/>
+                <w:sz w:val="19"/>
                 <w:lang w:eastAsia="es-CO"/>
               </w:rPr>
               <w:t>Prioridad:</w:t>
@@ -7845,7 +8848,14 @@
             <w:vAlign w:val="center"/>
           </w:tcPr>
           <w:p>
-            <w:r>
+            <w:pPr>
+              <w:spacing w:line="276" w:lineRule="auto" w:before="40" w:after="40"/>
+            </w:pPr>
+            <w:r>
+              <w:rPr>
+                <w:rFonts w:ascii="Arial" w:hAnsi="Arial"/>
+                <w:sz w:val="19"/>
+              </w:rPr>
               <w:t>Alta</w:t>
             </w:r>
           </w:p>
@@ -7864,6 +8874,7 @@
           </w:tcPr>
           <w:p>
             <w:pPr>
+              <w:spacing w:line="276" w:lineRule="auto" w:before="40" w:after="40"/>
               <w:jc w:val="center"/>
               <w:rPr>
                 <w:rFonts w:eastAsia="Arial Unicode MS"/>
@@ -7875,10 +8886,10 @@
             </w:pPr>
             <w:r>
               <w:rPr>
-                <w:rFonts w:eastAsia="Arial Unicode MS"/>
-                <w:b/>
-                <w:bCs/>
-                <w:sz w:val="22"/>
+                <w:rFonts w:eastAsia="Arial Unicode MS" w:ascii="Arial" w:hAnsi="Arial"/>
+                <w:b/>
+                <w:bCs/>
+                <w:sz w:val="19"/>
                 <w:lang w:eastAsia="es-CO"/>
               </w:rPr>
               <w:t>Descripción del requisito</w:t>
@@ -7897,7 +8908,14 @@
             <w:vAlign w:val="center"/>
           </w:tcPr>
           <w:p>
-            <w:r>
+            <w:pPr>
+              <w:spacing w:line="276" w:lineRule="auto" w:before="40" w:after="40"/>
+            </w:pPr>
+            <w:r>
+              <w:rPr>
+                <w:rFonts w:ascii="Arial" w:hAnsi="Arial"/>
+                <w:sz w:val="19"/>
+              </w:rPr>
               <w:t>Tras la validación de un lote de nómina, el sistema genera al vuelo un archivo Excel descargable (.xlsx) estructurado en dos hojas: 'Resumen Auditoría' (con métricas consolidadas de masa salarial, empleados aprobados, rechazados y monto total a dispersar) y 'Detalle Descuentos' (con el desglose de cada colaborador y bandera de tope aplicado).</w:t>
             </w:r>
           </w:p>
@@ -7934,6 +8952,7 @@
           </w:tcPr>
           <w:p>
             <w:pPr>
+              <w:spacing w:line="276" w:lineRule="auto" w:before="40" w:after="40"/>
               <w:jc w:val="center"/>
               <w:rPr>
                 <w:rFonts w:eastAsia="Arial Unicode MS"/>
@@ -7945,10 +8964,10 @@
             </w:pPr>
             <w:r>
               <w:rPr>
-                <w:rFonts w:eastAsia="Arial Unicode MS"/>
-                <w:b/>
-                <w:bCs/>
-                <w:sz w:val="22"/>
+                <w:rFonts w:eastAsia="Arial Unicode MS" w:ascii="Arial" w:hAnsi="Arial"/>
+                <w:b/>
+                <w:bCs/>
+                <w:sz w:val="19"/>
                 <w:lang w:eastAsia="es-CO"/>
               </w:rPr>
               <w:t>FO-ERS-Especificación del requisito de software</w:t>
@@ -7968,6 +8987,7 @@
           </w:tcPr>
           <w:p>
             <w:pPr>
+              <w:spacing w:line="276" w:lineRule="auto" w:before="40" w:after="40"/>
               <w:rPr>
                 <w:rFonts w:eastAsia="Arial Unicode MS"/>
                 <w:b/>
@@ -7978,10 +8998,10 @@
             </w:pPr>
             <w:r>
               <w:rPr>
-                <w:rFonts w:eastAsia="Arial Unicode MS"/>
-                <w:b/>
-                <w:bCs/>
-                <w:sz w:val="22"/>
+                <w:rFonts w:eastAsia="Arial Unicode MS" w:ascii="Arial" w:hAnsi="Arial"/>
+                <w:b/>
+                <w:bCs/>
+                <w:sz w:val="19"/>
                 <w:lang w:eastAsia="es-CO"/>
               </w:rPr>
               <w:t>Código:</w:t>
@@ -7994,7 +9014,14 @@
             <w:vAlign w:val="center"/>
           </w:tcPr>
           <w:p>
-            <w:r>
+            <w:pPr>
+              <w:spacing w:line="276" w:lineRule="auto" w:before="40" w:after="40"/>
+            </w:pPr>
+            <w:r>
+              <w:rPr>
+                <w:rFonts w:ascii="Arial" w:hAnsi="Arial"/>
+                <w:sz w:val="19"/>
+              </w:rPr>
               <w:t>RF-06</w:t>
             </w:r>
           </w:p>
@@ -8007,6 +9034,7 @@
           </w:tcPr>
           <w:p>
             <w:pPr>
+              <w:spacing w:line="276" w:lineRule="auto" w:before="40" w:after="40"/>
               <w:rPr>
                 <w:rFonts w:eastAsia="Arial Unicode MS"/>
                 <w:b/>
@@ -8017,10 +9045,10 @@
             </w:pPr>
             <w:r>
               <w:rPr>
-                <w:rFonts w:eastAsia="Arial Unicode MS"/>
-                <w:b/>
-                <w:bCs/>
-                <w:sz w:val="22"/>
+                <w:rFonts w:eastAsia="Arial Unicode MS" w:ascii="Arial" w:hAnsi="Arial"/>
+                <w:b/>
+                <w:bCs/>
+                <w:sz w:val="19"/>
                 <w:lang w:eastAsia="es-CO"/>
               </w:rPr>
               <w:t>Nombre:</w:t>
@@ -8034,7 +9062,14 @@
             <w:vAlign w:val="center"/>
           </w:tcPr>
           <w:p>
-            <w:r>
+            <w:pPr>
+              <w:spacing w:line="276" w:lineRule="auto" w:before="40" w:after="40"/>
+            </w:pPr>
+            <w:r>
+              <w:rPr>
+                <w:rFonts w:ascii="Arial" w:hAnsi="Arial"/>
+                <w:sz w:val="19"/>
+              </w:rPr>
               <w:t>Monitoreo y Trazabilidad de Lotes en Tiempo Real</w:t>
             </w:r>
           </w:p>
@@ -8047,6 +9082,7 @@
           </w:tcPr>
           <w:p>
             <w:pPr>
+              <w:spacing w:line="276" w:lineRule="auto" w:before="40" w:after="40"/>
               <w:rPr>
                 <w:rFonts w:eastAsia="Arial Unicode MS"/>
                 <w:b/>
@@ -8057,10 +9093,10 @@
             </w:pPr>
             <w:r>
               <w:rPr>
-                <w:rFonts w:eastAsia="Arial Unicode MS"/>
-                <w:b/>
-                <w:bCs/>
-                <w:sz w:val="22"/>
+                <w:rFonts w:eastAsia="Arial Unicode MS" w:ascii="Arial" w:hAnsi="Arial"/>
+                <w:b/>
+                <w:bCs/>
+                <w:sz w:val="19"/>
                 <w:lang w:eastAsia="es-CO"/>
               </w:rPr>
               <w:t>Tipo:</w:t>
@@ -8073,7 +9109,14 @@
             <w:vAlign w:val="center"/>
           </w:tcPr>
           <w:p>
-            <w:r>
+            <w:pPr>
+              <w:spacing w:line="276" w:lineRule="auto" w:before="40" w:after="40"/>
+            </w:pPr>
+            <w:r>
+              <w:rPr>
+                <w:rFonts w:ascii="Arial" w:hAnsi="Arial"/>
+                <w:sz w:val="19"/>
+              </w:rPr>
               <w:t>Funcional</w:t>
             </w:r>
           </w:p>
@@ -8091,6 +9134,7 @@
           </w:tcPr>
           <w:p>
             <w:pPr>
+              <w:spacing w:line="276" w:lineRule="auto" w:before="40" w:after="40"/>
               <w:rPr>
                 <w:rFonts w:eastAsia="Arial Unicode MS"/>
                 <w:b/>
@@ -8102,10 +9146,10 @@
             <w:proofErr w:type="spellStart"/>
             <w:r>
               <w:rPr>
-                <w:rFonts w:eastAsia="Arial Unicode MS"/>
-                <w:b/>
-                <w:bCs/>
-                <w:sz w:val="22"/>
+                <w:rFonts w:eastAsia="Arial Unicode MS" w:ascii="Arial" w:hAnsi="Arial"/>
+                <w:b/>
+                <w:bCs/>
+                <w:sz w:val="19"/>
                 <w:lang w:eastAsia="es-CO"/>
               </w:rPr>
               <w:t>Stakeholder</w:t>
@@ -8113,10 +9157,10 @@
             <w:proofErr w:type="spellEnd"/>
             <w:r>
               <w:rPr>
-                <w:rFonts w:eastAsia="Arial Unicode MS"/>
-                <w:b/>
-                <w:bCs/>
-                <w:sz w:val="22"/>
+                <w:rFonts w:eastAsia="Arial Unicode MS" w:ascii="Arial" w:hAnsi="Arial"/>
+                <w:b/>
+                <w:bCs/>
+                <w:sz w:val="19"/>
                 <w:lang w:eastAsia="es-CO"/>
               </w:rPr>
               <w:t>:</w:t>
@@ -8130,7 +9174,14 @@
             <w:vAlign w:val="center"/>
           </w:tcPr>
           <w:p>
-            <w:r>
+            <w:pPr>
+              <w:spacing w:line="276" w:lineRule="auto" w:before="40" w:after="40"/>
+            </w:pPr>
+            <w:r>
+              <w:rPr>
+                <w:rFonts w:ascii="Arial" w:hAnsi="Arial"/>
+                <w:sz w:val="19"/>
+              </w:rPr>
               <w:t>Danilo Ortiz</w:t>
             </w:r>
           </w:p>
@@ -8143,6 +9194,7 @@
           </w:tcPr>
           <w:p>
             <w:pPr>
+              <w:spacing w:line="276" w:lineRule="auto" w:before="40" w:after="40"/>
               <w:rPr>
                 <w:rFonts w:eastAsia="Arial Unicode MS"/>
                 <w:sz w:val="22"/>
@@ -8151,30 +9203,30 @@
             </w:pPr>
             <w:r>
               <w:rPr>
-                <w:rFonts w:eastAsia="Arial Unicode MS"/>
-                <w:b/>
-                <w:bCs/>
-                <w:sz w:val="22"/>
+                <w:rFonts w:eastAsia="Arial Unicode MS" w:ascii="Arial" w:hAnsi="Arial"/>
+                <w:b/>
+                <w:bCs/>
+                <w:sz w:val="19"/>
                 <w:lang w:eastAsia="es-CO"/>
               </w:rPr>
               <w:t xml:space="preserve">Id. </w:t>
             </w:r>
             <w:r>
               <w:rPr>
-                <w:rFonts w:eastAsia="Arial Unicode MS"/>
-                <w:b/>
-                <w:bCs/>
-                <w:sz w:val="22"/>
+                <w:rFonts w:eastAsia="Arial Unicode MS" w:ascii="Arial" w:hAnsi="Arial"/>
+                <w:b/>
+                <w:bCs/>
+                <w:sz w:val="19"/>
                 <w:lang w:eastAsia="es-CO"/>
               </w:rPr>
               <w:t>Necesidad</w:t>
             </w:r>
             <w:r>
               <w:rPr>
-                <w:rFonts w:eastAsia="Arial Unicode MS"/>
-                <w:b/>
-                <w:bCs/>
-                <w:sz w:val="22"/>
+                <w:rFonts w:eastAsia="Arial Unicode MS" w:ascii="Arial" w:hAnsi="Arial"/>
+                <w:b/>
+                <w:bCs/>
+                <w:sz w:val="19"/>
                 <w:lang w:eastAsia="es-CO"/>
               </w:rPr>
               <w:t>:</w:t>
@@ -8188,7 +9240,14 @@
             <w:vAlign w:val="center"/>
           </w:tcPr>
           <w:p>
-            <w:r>
+            <w:pPr>
+              <w:spacing w:line="276" w:lineRule="auto" w:before="40" w:after="40"/>
+            </w:pPr>
+            <w:r>
+              <w:rPr>
+                <w:rFonts w:ascii="Arial" w:hAnsi="Arial"/>
+                <w:sz w:val="19"/>
+              </w:rPr>
               <w:t>N7</w:t>
             </w:r>
           </w:p>
@@ -8206,6 +9265,7 @@
           </w:tcPr>
           <w:p>
             <w:pPr>
+              <w:spacing w:line="276" w:lineRule="auto" w:before="40" w:after="40"/>
               <w:rPr>
                 <w:rFonts w:eastAsia="Arial Unicode MS"/>
                 <w:b/>
@@ -8216,10 +9276,10 @@
             </w:pPr>
             <w:r>
               <w:rPr>
-                <w:rFonts w:eastAsia="Arial Unicode MS"/>
-                <w:b/>
-                <w:bCs/>
-                <w:sz w:val="22"/>
+                <w:rFonts w:eastAsia="Arial Unicode MS" w:ascii="Arial" w:hAnsi="Arial"/>
+                <w:b/>
+                <w:bCs/>
+                <w:sz w:val="19"/>
                 <w:lang w:eastAsia="es-CO"/>
               </w:rPr>
               <w:t>Responsable:</w:t>
@@ -8233,7 +9293,14 @@
             <w:vAlign w:val="center"/>
           </w:tcPr>
           <w:p>
-            <w:r>
+            <w:pPr>
+              <w:spacing w:line="276" w:lineRule="auto" w:before="40" w:after="40"/>
+            </w:pPr>
+            <w:r>
+              <w:rPr>
+                <w:rFonts w:ascii="Arial" w:hAnsi="Arial"/>
+                <w:sz w:val="19"/>
+              </w:rPr>
               <w:t>Equipo de Desarrollo de Software</w:t>
             </w:r>
           </w:p>
@@ -8251,6 +9318,7 @@
           </w:tcPr>
           <w:p>
             <w:pPr>
+              <w:spacing w:line="276" w:lineRule="auto" w:before="40" w:after="40"/>
               <w:rPr>
                 <w:rFonts w:eastAsia="Arial Unicode MS"/>
                 <w:b/>
@@ -8261,10 +9329,10 @@
             </w:pPr>
             <w:r>
               <w:rPr>
-                <w:rFonts w:eastAsia="Arial Unicode MS"/>
-                <w:b/>
-                <w:bCs/>
-                <w:sz w:val="22"/>
+                <w:rFonts w:eastAsia="Arial Unicode MS" w:ascii="Arial" w:hAnsi="Arial"/>
+                <w:b/>
+                <w:bCs/>
+                <w:sz w:val="19"/>
                 <w:lang w:eastAsia="es-CO"/>
               </w:rPr>
               <w:t>Prioridad:</w:t>
@@ -8278,7 +9346,14 @@
             <w:vAlign w:val="center"/>
           </w:tcPr>
           <w:p>
-            <w:r>
+            <w:pPr>
+              <w:spacing w:line="276" w:lineRule="auto" w:before="40" w:after="40"/>
+            </w:pPr>
+            <w:r>
+              <w:rPr>
+                <w:rFonts w:ascii="Arial" w:hAnsi="Arial"/>
+                <w:sz w:val="19"/>
+              </w:rPr>
               <w:t>Alta</w:t>
             </w:r>
           </w:p>
@@ -8297,6 +9372,7 @@
           </w:tcPr>
           <w:p>
             <w:pPr>
+              <w:spacing w:line="276" w:lineRule="auto" w:before="40" w:after="40"/>
               <w:jc w:val="center"/>
               <w:rPr>
                 <w:rFonts w:eastAsia="Arial Unicode MS"/>
@@ -8308,10 +9384,10 @@
             </w:pPr>
             <w:r>
               <w:rPr>
-                <w:rFonts w:eastAsia="Arial Unicode MS"/>
-                <w:b/>
-                <w:bCs/>
-                <w:sz w:val="22"/>
+                <w:rFonts w:eastAsia="Arial Unicode MS" w:ascii="Arial" w:hAnsi="Arial"/>
+                <w:b/>
+                <w:bCs/>
+                <w:sz w:val="19"/>
                 <w:lang w:eastAsia="es-CO"/>
               </w:rPr>
               <w:t>Descripción del requisito</w:t>
@@ -8330,7 +9406,14 @@
             <w:vAlign w:val="center"/>
           </w:tcPr>
           <w:p>
-            <w:r>
+            <w:pPr>
+              <w:spacing w:line="276" w:lineRule="auto" w:before="40" w:after="40"/>
+            </w:pPr>
+            <w:r>
+              <w:rPr>
+                <w:rFonts w:ascii="Arial" w:hAnsi="Arial"/>
+                <w:sz w:val="19"/>
+              </w:rPr>
               <w:t>El Centro de Control escucha de forma reactiva los cambios de Firestore mediante WebSockets (onSnapshot). Muestra tarjetas KPI en vivo (Lotes registrados, tasa de efectividad, clientes configurados) y una tabla reactiva con el estado de cada lote (PENDIENTE, PROCESANDO, EXITOSO, FALLIDO), con filtros por cliente y buscador por ID de lote.</w:t>
             </w:r>
           </w:p>
@@ -8367,6 +9450,7 @@
           </w:tcPr>
           <w:p>
             <w:pPr>
+              <w:spacing w:line="276" w:lineRule="auto" w:before="40" w:after="40"/>
               <w:jc w:val="center"/>
               <w:rPr>
                 <w:rFonts w:eastAsia="Arial Unicode MS"/>
@@ -8378,10 +9462,10 @@
             </w:pPr>
             <w:r>
               <w:rPr>
-                <w:rFonts w:eastAsia="Arial Unicode MS"/>
-                <w:b/>
-                <w:bCs/>
-                <w:sz w:val="22"/>
+                <w:rFonts w:eastAsia="Arial Unicode MS" w:ascii="Arial" w:hAnsi="Arial"/>
+                <w:b/>
+                <w:bCs/>
+                <w:sz w:val="19"/>
                 <w:lang w:eastAsia="es-CO"/>
               </w:rPr>
               <w:t>FO-ERS-Especificación del requisito de software</w:t>
@@ -8401,6 +9485,7 @@
           </w:tcPr>
           <w:p>
             <w:pPr>
+              <w:spacing w:line="276" w:lineRule="auto" w:before="40" w:after="40"/>
               <w:rPr>
                 <w:rFonts w:eastAsia="Arial Unicode MS"/>
                 <w:b/>
@@ -8411,10 +9496,10 @@
             </w:pPr>
             <w:r>
               <w:rPr>
-                <w:rFonts w:eastAsia="Arial Unicode MS"/>
-                <w:b/>
-                <w:bCs/>
-                <w:sz w:val="22"/>
+                <w:rFonts w:eastAsia="Arial Unicode MS" w:ascii="Arial" w:hAnsi="Arial"/>
+                <w:b/>
+                <w:bCs/>
+                <w:sz w:val="19"/>
                 <w:lang w:eastAsia="es-CO"/>
               </w:rPr>
               <w:t>Código:</w:t>
@@ -8427,7 +9512,14 @@
             <w:vAlign w:val="center"/>
           </w:tcPr>
           <w:p>
-            <w:r>
+            <w:pPr>
+              <w:spacing w:line="276" w:lineRule="auto" w:before="40" w:after="40"/>
+            </w:pPr>
+            <w:r>
+              <w:rPr>
+                <w:rFonts w:ascii="Arial" w:hAnsi="Arial"/>
+                <w:sz w:val="19"/>
+              </w:rPr>
               <w:t>RF-07</w:t>
             </w:r>
           </w:p>
@@ -8440,6 +9532,7 @@
           </w:tcPr>
           <w:p>
             <w:pPr>
+              <w:spacing w:line="276" w:lineRule="auto" w:before="40" w:after="40"/>
               <w:rPr>
                 <w:rFonts w:eastAsia="Arial Unicode MS"/>
                 <w:b/>
@@ -8450,10 +9543,10 @@
             </w:pPr>
             <w:r>
               <w:rPr>
-                <w:rFonts w:eastAsia="Arial Unicode MS"/>
-                <w:b/>
-                <w:bCs/>
-                <w:sz w:val="22"/>
+                <w:rFonts w:eastAsia="Arial Unicode MS" w:ascii="Arial" w:hAnsi="Arial"/>
+                <w:b/>
+                <w:bCs/>
+                <w:sz w:val="19"/>
                 <w:lang w:eastAsia="es-CO"/>
               </w:rPr>
               <w:t>Nombre:</w:t>
@@ -8467,7 +9560,14 @@
             <w:vAlign w:val="center"/>
           </w:tcPr>
           <w:p>
-            <w:r>
+            <w:pPr>
+              <w:spacing w:line="276" w:lineRule="auto" w:before="40" w:after="40"/>
+            </w:pPr>
+            <w:r>
+              <w:rPr>
+                <w:rFonts w:ascii="Arial" w:hAnsi="Arial"/>
+                <w:sz w:val="19"/>
+              </w:rPr>
               <w:t>Endpoints de Backend API REST en Node.js</w:t>
             </w:r>
           </w:p>
@@ -8480,6 +9580,7 @@
           </w:tcPr>
           <w:p>
             <w:pPr>
+              <w:spacing w:line="276" w:lineRule="auto" w:before="40" w:after="40"/>
               <w:rPr>
                 <w:rFonts w:eastAsia="Arial Unicode MS"/>
                 <w:b/>
@@ -8490,10 +9591,10 @@
             </w:pPr>
             <w:r>
               <w:rPr>
-                <w:rFonts w:eastAsia="Arial Unicode MS"/>
-                <w:b/>
-                <w:bCs/>
-                <w:sz w:val="22"/>
+                <w:rFonts w:eastAsia="Arial Unicode MS" w:ascii="Arial" w:hAnsi="Arial"/>
+                <w:b/>
+                <w:bCs/>
+                <w:sz w:val="19"/>
                 <w:lang w:eastAsia="es-CO"/>
               </w:rPr>
               <w:t>Tipo:</w:t>
@@ -8506,7 +9607,14 @@
             <w:vAlign w:val="center"/>
           </w:tcPr>
           <w:p>
-            <w:r>
+            <w:pPr>
+              <w:spacing w:line="276" w:lineRule="auto" w:before="40" w:after="40"/>
+            </w:pPr>
+            <w:r>
+              <w:rPr>
+                <w:rFonts w:ascii="Arial" w:hAnsi="Arial"/>
+                <w:sz w:val="19"/>
+              </w:rPr>
               <w:t>Funcional</w:t>
             </w:r>
           </w:p>
@@ -8524,6 +9632,7 @@
           </w:tcPr>
           <w:p>
             <w:pPr>
+              <w:spacing w:line="276" w:lineRule="auto" w:before="40" w:after="40"/>
               <w:rPr>
                 <w:rFonts w:eastAsia="Arial Unicode MS"/>
                 <w:b/>
@@ -8535,10 +9644,10 @@
             <w:proofErr w:type="spellStart"/>
             <w:r>
               <w:rPr>
-                <w:rFonts w:eastAsia="Arial Unicode MS"/>
-                <w:b/>
-                <w:bCs/>
-                <w:sz w:val="22"/>
+                <w:rFonts w:eastAsia="Arial Unicode MS" w:ascii="Arial" w:hAnsi="Arial"/>
+                <w:b/>
+                <w:bCs/>
+                <w:sz w:val="19"/>
                 <w:lang w:eastAsia="es-CO"/>
               </w:rPr>
               <w:t>Stakeholder</w:t>
@@ -8546,10 +9655,10 @@
             <w:proofErr w:type="spellEnd"/>
             <w:r>
               <w:rPr>
-                <w:rFonts w:eastAsia="Arial Unicode MS"/>
-                <w:b/>
-                <w:bCs/>
-                <w:sz w:val="22"/>
+                <w:rFonts w:eastAsia="Arial Unicode MS" w:ascii="Arial" w:hAnsi="Arial"/>
+                <w:b/>
+                <w:bCs/>
+                <w:sz w:val="19"/>
                 <w:lang w:eastAsia="es-CO"/>
               </w:rPr>
               <w:t>:</w:t>
@@ -8563,7 +9672,14 @@
             <w:vAlign w:val="center"/>
           </w:tcPr>
           <w:p>
-            <w:r>
+            <w:pPr>
+              <w:spacing w:line="276" w:lineRule="auto" w:before="40" w:after="40"/>
+            </w:pPr>
+            <w:r>
+              <w:rPr>
+                <w:rFonts w:ascii="Arial" w:hAnsi="Arial"/>
+                <w:sz w:val="19"/>
+              </w:rPr>
               <w:t>Wilmer Vega</w:t>
             </w:r>
           </w:p>
@@ -8576,6 +9692,7 @@
           </w:tcPr>
           <w:p>
             <w:pPr>
+              <w:spacing w:line="276" w:lineRule="auto" w:before="40" w:after="40"/>
               <w:rPr>
                 <w:rFonts w:eastAsia="Arial Unicode MS"/>
                 <w:sz w:val="22"/>
@@ -8584,30 +9701,30 @@
             </w:pPr>
             <w:r>
               <w:rPr>
-                <w:rFonts w:eastAsia="Arial Unicode MS"/>
-                <w:b/>
-                <w:bCs/>
-                <w:sz w:val="22"/>
+                <w:rFonts w:eastAsia="Arial Unicode MS" w:ascii="Arial" w:hAnsi="Arial"/>
+                <w:b/>
+                <w:bCs/>
+                <w:sz w:val="19"/>
                 <w:lang w:eastAsia="es-CO"/>
               </w:rPr>
               <w:t xml:space="preserve">Id. </w:t>
             </w:r>
             <w:r>
               <w:rPr>
-                <w:rFonts w:eastAsia="Arial Unicode MS"/>
-                <w:b/>
-                <w:bCs/>
-                <w:sz w:val="22"/>
+                <w:rFonts w:eastAsia="Arial Unicode MS" w:ascii="Arial" w:hAnsi="Arial"/>
+                <w:b/>
+                <w:bCs/>
+                <w:sz w:val="19"/>
                 <w:lang w:eastAsia="es-CO"/>
               </w:rPr>
               <w:t>Necesidad</w:t>
             </w:r>
             <w:r>
               <w:rPr>
-                <w:rFonts w:eastAsia="Arial Unicode MS"/>
-                <w:b/>
-                <w:bCs/>
-                <w:sz w:val="22"/>
+                <w:rFonts w:eastAsia="Arial Unicode MS" w:ascii="Arial" w:hAnsi="Arial"/>
+                <w:b/>
+                <w:bCs/>
+                <w:sz w:val="19"/>
                 <w:lang w:eastAsia="es-CO"/>
               </w:rPr>
               <w:t>:</w:t>
@@ -8621,7 +9738,14 @@
             <w:vAlign w:val="center"/>
           </w:tcPr>
           <w:p>
-            <w:r>
+            <w:pPr>
+              <w:spacing w:line="276" w:lineRule="auto" w:before="40" w:after="40"/>
+            </w:pPr>
+            <w:r>
+              <w:rPr>
+                <w:rFonts w:ascii="Arial" w:hAnsi="Arial"/>
+                <w:sz w:val="19"/>
+              </w:rPr>
               <w:t>N9</w:t>
             </w:r>
           </w:p>
@@ -8639,6 +9763,7 @@
           </w:tcPr>
           <w:p>
             <w:pPr>
+              <w:spacing w:line="276" w:lineRule="auto" w:before="40" w:after="40"/>
               <w:rPr>
                 <w:rFonts w:eastAsia="Arial Unicode MS"/>
                 <w:b/>
@@ -8649,10 +9774,10 @@
             </w:pPr>
             <w:r>
               <w:rPr>
-                <w:rFonts w:eastAsia="Arial Unicode MS"/>
-                <w:b/>
-                <w:bCs/>
-                <w:sz w:val="22"/>
+                <w:rFonts w:eastAsia="Arial Unicode MS" w:ascii="Arial" w:hAnsi="Arial"/>
+                <w:b/>
+                <w:bCs/>
+                <w:sz w:val="19"/>
                 <w:lang w:eastAsia="es-CO"/>
               </w:rPr>
               <w:t>Responsable:</w:t>
@@ -8666,7 +9791,14 @@
             <w:vAlign w:val="center"/>
           </w:tcPr>
           <w:p>
-            <w:r>
+            <w:pPr>
+              <w:spacing w:line="276" w:lineRule="auto" w:before="40" w:after="40"/>
+            </w:pPr>
+            <w:r>
+              <w:rPr>
+                <w:rFonts w:ascii="Arial" w:hAnsi="Arial"/>
+                <w:sz w:val="19"/>
+              </w:rPr>
               <w:t>Equipo de Desarrollo de Software</w:t>
             </w:r>
           </w:p>
@@ -8684,6 +9816,7 @@
           </w:tcPr>
           <w:p>
             <w:pPr>
+              <w:spacing w:line="276" w:lineRule="auto" w:before="40" w:after="40"/>
               <w:rPr>
                 <w:rFonts w:eastAsia="Arial Unicode MS"/>
                 <w:b/>
@@ -8694,10 +9827,10 @@
             </w:pPr>
             <w:r>
               <w:rPr>
-                <w:rFonts w:eastAsia="Arial Unicode MS"/>
-                <w:b/>
-                <w:bCs/>
-                <w:sz w:val="22"/>
+                <w:rFonts w:eastAsia="Arial Unicode MS" w:ascii="Arial" w:hAnsi="Arial"/>
+                <w:b/>
+                <w:bCs/>
+                <w:sz w:val="19"/>
                 <w:lang w:eastAsia="es-CO"/>
               </w:rPr>
               <w:t>Prioridad:</w:t>
@@ -8711,7 +9844,14 @@
             <w:vAlign w:val="center"/>
           </w:tcPr>
           <w:p>
-            <w:r>
+            <w:pPr>
+              <w:spacing w:line="276" w:lineRule="auto" w:before="40" w:after="40"/>
+            </w:pPr>
+            <w:r>
+              <w:rPr>
+                <w:rFonts w:ascii="Arial" w:hAnsi="Arial"/>
+                <w:sz w:val="19"/>
+              </w:rPr>
               <w:t>Media</w:t>
             </w:r>
           </w:p>
@@ -8730,6 +9870,7 @@
           </w:tcPr>
           <w:p>
             <w:pPr>
+              <w:spacing w:line="276" w:lineRule="auto" w:before="40" w:after="40"/>
               <w:jc w:val="center"/>
               <w:rPr>
                 <w:rFonts w:eastAsia="Arial Unicode MS"/>
@@ -8741,10 +9882,10 @@
             </w:pPr>
             <w:r>
               <w:rPr>
-                <w:rFonts w:eastAsia="Arial Unicode MS"/>
-                <w:b/>
-                <w:bCs/>
-                <w:sz w:val="22"/>
+                <w:rFonts w:eastAsia="Arial Unicode MS" w:ascii="Arial" w:hAnsi="Arial"/>
+                <w:b/>
+                <w:bCs/>
+                <w:sz w:val="19"/>
                 <w:lang w:eastAsia="es-CO"/>
               </w:rPr>
               <w:t>Descripción del requisito</w:t>
@@ -8763,7 +9904,14 @@
             <w:vAlign w:val="center"/>
           </w:tcPr>
           <w:p>
-            <w:r>
+            <w:pPr>
+              <w:spacing w:line="276" w:lineRule="auto" w:before="40" w:after="40"/>
+            </w:pPr>
+            <w:r>
+              <w:rPr>
+                <w:rFonts w:ascii="Arial" w:hAnsi="Arial"/>
+                <w:sz w:val="19"/>
+              </w:rPr>
               <w:t>El servidor Node.js integrado en Next.js App Router expone endpoints REST estructurados: GET /api/health (estado del servicio y runtime), GET &amp; POST /api/empresas (gestión de aliados y reglas), GET &amp; POST /api/pagos (asentamiento de pagos únicos) y POST /api/nomina/procesar (procesamiento programático de planillas vía JSON).</w:t>
             </w:r>
           </w:p>
@@ -8822,13 +9970,20 @@
     <w:p>
       <w:pPr>
         <w:pStyle w:val="Textbody"/>
-        <w:spacing w:line="276" w:lineRule="auto" w:after="120"/>
+        <w:spacing w:line="360" w:lineRule="auto" w:after="120" w:before="0"/>
+        <w:ind w:firstLine="0"/>
+        <w:jc w:val="both"/>
         <w:rPr>
           <w:rFonts w:hint="eastAsia"/>
         </w:rPr>
       </w:pPr>
       <w:r>
-        <w:t>Los requisitos no funcionales determinan los atributos de calidad, restricciones técnicas, criterios de seguridad y estándares de rendimiento que rigen el comportamiento del sistema. A continuación, se especifican en formato FO-ERS:</w:t>
+        <w:rPr>
+          <w:rFonts w:ascii="Arial" w:hAnsi="Arial"/>
+          <w:color w:val="1E1E1E"/>
+          <w:sz w:val="22"/>
+        </w:rPr>
+        <w:t>Los requisitos no funcionales determinan los atributos de calidad, restricciones técnicas, criterios de seguridad y estándares de rendimiento que rigen el comportamiento del sistema, en concordancia con el estándar ISO/IEC 25010 y las recomendaciones de Pressman y Maxim (2020). A continuación, se especifican en formato FO-ERS:</w:t>
       </w:r>
     </w:p>
     <w:p>
@@ -8868,6 +10023,7 @@
           </w:tcPr>
           <w:p>
             <w:pPr>
+              <w:spacing w:line="276" w:lineRule="auto" w:before="40" w:after="40"/>
               <w:jc w:val="center"/>
               <w:rPr>
                 <w:rFonts w:eastAsia="Arial Unicode MS"/>
@@ -8879,10 +10035,10 @@
             </w:pPr>
             <w:r>
               <w:rPr>
-                <w:rFonts w:eastAsia="Arial Unicode MS"/>
-                <w:b/>
-                <w:bCs/>
-                <w:sz w:val="22"/>
+                <w:rFonts w:eastAsia="Arial Unicode MS" w:ascii="Arial" w:hAnsi="Arial"/>
+                <w:b/>
+                <w:bCs/>
+                <w:sz w:val="19"/>
                 <w:lang w:eastAsia="es-CO"/>
               </w:rPr>
               <w:t>FO-ERS-Especificación del requisito de software</w:t>
@@ -8902,6 +10058,7 @@
           </w:tcPr>
           <w:p>
             <w:pPr>
+              <w:spacing w:line="276" w:lineRule="auto" w:before="40" w:after="40"/>
               <w:rPr>
                 <w:rFonts w:eastAsia="Arial Unicode MS"/>
                 <w:b/>
@@ -8912,10 +10069,10 @@
             </w:pPr>
             <w:r>
               <w:rPr>
-                <w:rFonts w:eastAsia="Arial Unicode MS"/>
-                <w:b/>
-                <w:bCs/>
-                <w:sz w:val="22"/>
+                <w:rFonts w:eastAsia="Arial Unicode MS" w:ascii="Arial" w:hAnsi="Arial"/>
+                <w:b/>
+                <w:bCs/>
+                <w:sz w:val="19"/>
                 <w:lang w:eastAsia="es-CO"/>
               </w:rPr>
               <w:t>Código:</w:t>
@@ -8928,7 +10085,14 @@
             <w:vAlign w:val="center"/>
           </w:tcPr>
           <w:p>
-            <w:r>
+            <w:pPr>
+              <w:spacing w:line="276" w:lineRule="auto" w:before="40" w:after="40"/>
+            </w:pPr>
+            <w:r>
+              <w:rPr>
+                <w:rFonts w:ascii="Arial" w:hAnsi="Arial"/>
+                <w:sz w:val="19"/>
+              </w:rPr>
               <w:t>RNF-01</w:t>
             </w:r>
           </w:p>
@@ -8941,6 +10105,7 @@
           </w:tcPr>
           <w:p>
             <w:pPr>
+              <w:spacing w:line="276" w:lineRule="auto" w:before="40" w:after="40"/>
               <w:rPr>
                 <w:rFonts w:eastAsia="Arial Unicode MS"/>
                 <w:b/>
@@ -8951,10 +10116,10 @@
             </w:pPr>
             <w:r>
               <w:rPr>
-                <w:rFonts w:eastAsia="Arial Unicode MS"/>
-                <w:b/>
-                <w:bCs/>
-                <w:sz w:val="22"/>
+                <w:rFonts w:eastAsia="Arial Unicode MS" w:ascii="Arial" w:hAnsi="Arial"/>
+                <w:b/>
+                <w:bCs/>
+                <w:sz w:val="19"/>
                 <w:lang w:eastAsia="es-CO"/>
               </w:rPr>
               <w:t>Nombre:</w:t>
@@ -8968,7 +10133,14 @@
             <w:vAlign w:val="center"/>
           </w:tcPr>
           <w:p>
-            <w:r>
+            <w:pPr>
+              <w:spacing w:line="276" w:lineRule="auto" w:before="40" w:after="40"/>
+            </w:pPr>
+            <w:r>
+              <w:rPr>
+                <w:rFonts w:ascii="Arial" w:hAnsi="Arial"/>
+                <w:sz w:val="19"/>
+              </w:rPr>
               <w:t>Arquitectura Fullstack Next.js 14 y Eliminación de Python</w:t>
             </w:r>
           </w:p>
@@ -8981,6 +10153,7 @@
           </w:tcPr>
           <w:p>
             <w:pPr>
+              <w:spacing w:line="276" w:lineRule="auto" w:before="40" w:after="40"/>
               <w:rPr>
                 <w:rFonts w:eastAsia="Arial Unicode MS"/>
                 <w:b/>
@@ -8991,10 +10164,10 @@
             </w:pPr>
             <w:r>
               <w:rPr>
-                <w:rFonts w:eastAsia="Arial Unicode MS"/>
-                <w:b/>
-                <w:bCs/>
-                <w:sz w:val="22"/>
+                <w:rFonts w:eastAsia="Arial Unicode MS" w:ascii="Arial" w:hAnsi="Arial"/>
+                <w:b/>
+                <w:bCs/>
+                <w:sz w:val="19"/>
                 <w:lang w:eastAsia="es-CO"/>
               </w:rPr>
               <w:t>Tipo:</w:t>
@@ -9007,7 +10180,14 @@
             <w:vAlign w:val="center"/>
           </w:tcPr>
           <w:p>
-            <w:r>
+            <w:pPr>
+              <w:spacing w:line="276" w:lineRule="auto" w:before="40" w:after="40"/>
+            </w:pPr>
+            <w:r>
+              <w:rPr>
+                <w:rFonts w:ascii="Arial" w:hAnsi="Arial"/>
+                <w:sz w:val="19"/>
+              </w:rPr>
               <w:t>No Funcional</w:t>
             </w:r>
           </w:p>
@@ -9025,6 +10205,7 @@
           </w:tcPr>
           <w:p>
             <w:pPr>
+              <w:spacing w:line="276" w:lineRule="auto" w:before="40" w:after="40"/>
               <w:rPr>
                 <w:rFonts w:eastAsia="Arial Unicode MS"/>
                 <w:b/>
@@ -9036,10 +10217,10 @@
             <w:proofErr w:type="spellStart"/>
             <w:r>
               <w:rPr>
-                <w:rFonts w:eastAsia="Arial Unicode MS"/>
-                <w:b/>
-                <w:bCs/>
-                <w:sz w:val="22"/>
+                <w:rFonts w:eastAsia="Arial Unicode MS" w:ascii="Arial" w:hAnsi="Arial"/>
+                <w:b/>
+                <w:bCs/>
+                <w:sz w:val="19"/>
                 <w:lang w:eastAsia="es-CO"/>
               </w:rPr>
               <w:t>Stakeholder</w:t>
@@ -9047,10 +10228,10 @@
             <w:proofErr w:type="spellEnd"/>
             <w:r>
               <w:rPr>
-                <w:rFonts w:eastAsia="Arial Unicode MS"/>
-                <w:b/>
-                <w:bCs/>
-                <w:sz w:val="22"/>
+                <w:rFonts w:eastAsia="Arial Unicode MS" w:ascii="Arial" w:hAnsi="Arial"/>
+                <w:b/>
+                <w:bCs/>
+                <w:sz w:val="19"/>
                 <w:lang w:eastAsia="es-CO"/>
               </w:rPr>
               <w:t>:</w:t>
@@ -9064,7 +10245,14 @@
             <w:vAlign w:val="center"/>
           </w:tcPr>
           <w:p>
-            <w:r>
+            <w:pPr>
+              <w:spacing w:line="276" w:lineRule="auto" w:before="40" w:after="40"/>
+            </w:pPr>
+            <w:r>
+              <w:rPr>
+                <w:rFonts w:ascii="Arial" w:hAnsi="Arial"/>
+                <w:sz w:val="19"/>
+              </w:rPr>
               <w:t>Wilmer Vega</w:t>
             </w:r>
           </w:p>
@@ -9077,6 +10265,7 @@
           </w:tcPr>
           <w:p>
             <w:pPr>
+              <w:spacing w:line="276" w:lineRule="auto" w:before="40" w:after="40"/>
               <w:rPr>
                 <w:rFonts w:eastAsia="Arial Unicode MS"/>
                 <w:sz w:val="22"/>
@@ -9085,30 +10274,30 @@
             </w:pPr>
             <w:r>
               <w:rPr>
-                <w:rFonts w:eastAsia="Arial Unicode MS"/>
-                <w:b/>
-                <w:bCs/>
-                <w:sz w:val="22"/>
+                <w:rFonts w:eastAsia="Arial Unicode MS" w:ascii="Arial" w:hAnsi="Arial"/>
+                <w:b/>
+                <w:bCs/>
+                <w:sz w:val="19"/>
                 <w:lang w:eastAsia="es-CO"/>
               </w:rPr>
               <w:t xml:space="preserve">Id. </w:t>
             </w:r>
             <w:r>
               <w:rPr>
-                <w:rFonts w:eastAsia="Arial Unicode MS"/>
-                <w:b/>
-                <w:bCs/>
-                <w:sz w:val="22"/>
+                <w:rFonts w:eastAsia="Arial Unicode MS" w:ascii="Arial" w:hAnsi="Arial"/>
+                <w:b/>
+                <w:bCs/>
+                <w:sz w:val="19"/>
                 <w:lang w:eastAsia="es-CO"/>
               </w:rPr>
               <w:t>Necesidad</w:t>
             </w:r>
             <w:r>
               <w:rPr>
-                <w:rFonts w:eastAsia="Arial Unicode MS"/>
-                <w:b/>
-                <w:bCs/>
-                <w:sz w:val="22"/>
+                <w:rFonts w:eastAsia="Arial Unicode MS" w:ascii="Arial" w:hAnsi="Arial"/>
+                <w:b/>
+                <w:bCs/>
+                <w:sz w:val="19"/>
                 <w:lang w:eastAsia="es-CO"/>
               </w:rPr>
               <w:t>:</w:t>
@@ -9122,7 +10311,14 @@
             <w:vAlign w:val="center"/>
           </w:tcPr>
           <w:p>
-            <w:r>
+            <w:pPr>
+              <w:spacing w:line="276" w:lineRule="auto" w:before="40" w:after="40"/>
+            </w:pPr>
+            <w:r>
+              <w:rPr>
+                <w:rFonts w:ascii="Arial" w:hAnsi="Arial"/>
+                <w:sz w:val="19"/>
+              </w:rPr>
               <w:t>N1</w:t>
             </w:r>
           </w:p>
@@ -9140,6 +10336,7 @@
           </w:tcPr>
           <w:p>
             <w:pPr>
+              <w:spacing w:line="276" w:lineRule="auto" w:before="40" w:after="40"/>
               <w:rPr>
                 <w:rFonts w:eastAsia="Arial Unicode MS"/>
                 <w:b/>
@@ -9150,10 +10347,10 @@
             </w:pPr>
             <w:r>
               <w:rPr>
-                <w:rFonts w:eastAsia="Arial Unicode MS"/>
-                <w:b/>
-                <w:bCs/>
-                <w:sz w:val="22"/>
+                <w:rFonts w:eastAsia="Arial Unicode MS" w:ascii="Arial" w:hAnsi="Arial"/>
+                <w:b/>
+                <w:bCs/>
+                <w:sz w:val="19"/>
                 <w:lang w:eastAsia="es-CO"/>
               </w:rPr>
               <w:t>Responsable:</w:t>
@@ -9167,7 +10364,14 @@
             <w:vAlign w:val="center"/>
           </w:tcPr>
           <w:p>
-            <w:r>
+            <w:pPr>
+              <w:spacing w:line="276" w:lineRule="auto" w:before="40" w:after="40"/>
+            </w:pPr>
+            <w:r>
+              <w:rPr>
+                <w:rFonts w:ascii="Arial" w:hAnsi="Arial"/>
+                <w:sz w:val="19"/>
+              </w:rPr>
               <w:t>Equipo de Desarrollo de Software</w:t>
             </w:r>
           </w:p>
@@ -9185,6 +10389,7 @@
           </w:tcPr>
           <w:p>
             <w:pPr>
+              <w:spacing w:line="276" w:lineRule="auto" w:before="40" w:after="40"/>
               <w:rPr>
                 <w:rFonts w:eastAsia="Arial Unicode MS"/>
                 <w:b/>
@@ -9195,10 +10400,10 @@
             </w:pPr>
             <w:r>
               <w:rPr>
-                <w:rFonts w:eastAsia="Arial Unicode MS"/>
-                <w:b/>
-                <w:bCs/>
-                <w:sz w:val="22"/>
+                <w:rFonts w:eastAsia="Arial Unicode MS" w:ascii="Arial" w:hAnsi="Arial"/>
+                <w:b/>
+                <w:bCs/>
+                <w:sz w:val="19"/>
                 <w:lang w:eastAsia="es-CO"/>
               </w:rPr>
               <w:t>Prioridad:</w:t>
@@ -9212,7 +10417,14 @@
             <w:vAlign w:val="center"/>
           </w:tcPr>
           <w:p>
-            <w:r>
+            <w:pPr>
+              <w:spacing w:line="276" w:lineRule="auto" w:before="40" w:after="40"/>
+            </w:pPr>
+            <w:r>
+              <w:rPr>
+                <w:rFonts w:ascii="Arial" w:hAnsi="Arial"/>
+                <w:sz w:val="19"/>
+              </w:rPr>
               <w:t>Alta</w:t>
             </w:r>
           </w:p>
@@ -9231,6 +10443,7 @@
           </w:tcPr>
           <w:p>
             <w:pPr>
+              <w:spacing w:line="276" w:lineRule="auto" w:before="40" w:after="40"/>
               <w:jc w:val="center"/>
               <w:rPr>
                 <w:rFonts w:eastAsia="Arial Unicode MS"/>
@@ -9242,10 +10455,10 @@
             </w:pPr>
             <w:r>
               <w:rPr>
-                <w:rFonts w:eastAsia="Arial Unicode MS"/>
-                <w:b/>
-                <w:bCs/>
-                <w:sz w:val="22"/>
+                <w:rFonts w:eastAsia="Arial Unicode MS" w:ascii="Arial" w:hAnsi="Arial"/>
+                <w:b/>
+                <w:bCs/>
+                <w:sz w:val="19"/>
                 <w:lang w:eastAsia="es-CO"/>
               </w:rPr>
               <w:t>Descripción del requisito</w:t>
@@ -9264,7 +10477,14 @@
             <w:vAlign w:val="center"/>
           </w:tcPr>
           <w:p>
-            <w:r>
+            <w:pPr>
+              <w:spacing w:line="276" w:lineRule="auto" w:before="40" w:after="40"/>
+            </w:pPr>
+            <w:r>
+              <w:rPr>
+                <w:rFonts w:ascii="Arial" w:hAnsi="Arial"/>
+                <w:sz w:val="19"/>
+              </w:rPr>
               <w:t>La totalidad del sistema (Frontend, Lógica de Dominio y Endpoints de Backend) debe estar construida en TypeScript y ejecutarse sobre Node.js con Next.js 14 App Router, suprimiendo cualquier dependencia en servidores o entornos virtuales de Python.</w:t>
             </w:r>
           </w:p>
@@ -9301,6 +10521,7 @@
           </w:tcPr>
           <w:p>
             <w:pPr>
+              <w:spacing w:line="276" w:lineRule="auto" w:before="40" w:after="40"/>
               <w:jc w:val="center"/>
               <w:rPr>
                 <w:rFonts w:eastAsia="Arial Unicode MS"/>
@@ -9312,10 +10533,10 @@
             </w:pPr>
             <w:r>
               <w:rPr>
-                <w:rFonts w:eastAsia="Arial Unicode MS"/>
-                <w:b/>
-                <w:bCs/>
-                <w:sz w:val="22"/>
+                <w:rFonts w:eastAsia="Arial Unicode MS" w:ascii="Arial" w:hAnsi="Arial"/>
+                <w:b/>
+                <w:bCs/>
+                <w:sz w:val="19"/>
                 <w:lang w:eastAsia="es-CO"/>
               </w:rPr>
               <w:t>FO-ERS-Especificación del requisito de software</w:t>
@@ -9335,6 +10556,7 @@
           </w:tcPr>
           <w:p>
             <w:pPr>
+              <w:spacing w:line="276" w:lineRule="auto" w:before="40" w:after="40"/>
               <w:rPr>
                 <w:rFonts w:eastAsia="Arial Unicode MS"/>
                 <w:b/>
@@ -9345,10 +10567,10 @@
             </w:pPr>
             <w:r>
               <w:rPr>
-                <w:rFonts w:eastAsia="Arial Unicode MS"/>
-                <w:b/>
-                <w:bCs/>
-                <w:sz w:val="22"/>
+                <w:rFonts w:eastAsia="Arial Unicode MS" w:ascii="Arial" w:hAnsi="Arial"/>
+                <w:b/>
+                <w:bCs/>
+                <w:sz w:val="19"/>
                 <w:lang w:eastAsia="es-CO"/>
               </w:rPr>
               <w:t>Código:</w:t>
@@ -9361,7 +10583,14 @@
             <w:vAlign w:val="center"/>
           </w:tcPr>
           <w:p>
-            <w:r>
+            <w:pPr>
+              <w:spacing w:line="276" w:lineRule="auto" w:before="40" w:after="40"/>
+            </w:pPr>
+            <w:r>
+              <w:rPr>
+                <w:rFonts w:ascii="Arial" w:hAnsi="Arial"/>
+                <w:sz w:val="19"/>
+              </w:rPr>
               <w:t>RNF-02</w:t>
             </w:r>
           </w:p>
@@ -9374,6 +10603,7 @@
           </w:tcPr>
           <w:p>
             <w:pPr>
+              <w:spacing w:line="276" w:lineRule="auto" w:before="40" w:after="40"/>
               <w:rPr>
                 <w:rFonts w:eastAsia="Arial Unicode MS"/>
                 <w:b/>
@@ -9384,10 +10614,10 @@
             </w:pPr>
             <w:r>
               <w:rPr>
-                <w:rFonts w:eastAsia="Arial Unicode MS"/>
-                <w:b/>
-                <w:bCs/>
-                <w:sz w:val="22"/>
+                <w:rFonts w:eastAsia="Arial Unicode MS" w:ascii="Arial" w:hAnsi="Arial"/>
+                <w:b/>
+                <w:bCs/>
+                <w:sz w:val="19"/>
                 <w:lang w:eastAsia="es-CO"/>
               </w:rPr>
               <w:t>Nombre:</w:t>
@@ -9401,7 +10631,14 @@
             <w:vAlign w:val="center"/>
           </w:tcPr>
           <w:p>
-            <w:r>
+            <w:pPr>
+              <w:spacing w:line="276" w:lineRule="auto" w:before="40" w:after="40"/>
+            </w:pPr>
+            <w:r>
+              <w:rPr>
+                <w:rFonts w:ascii="Arial" w:hAnsi="Arial"/>
+                <w:sz w:val="19"/>
+              </w:rPr>
               <w:t>Rendimiento y Procesamiento Client-Side Sub-Segundo</w:t>
             </w:r>
           </w:p>
@@ -9414,6 +10651,7 @@
           </w:tcPr>
           <w:p>
             <w:pPr>
+              <w:spacing w:line="276" w:lineRule="auto" w:before="40" w:after="40"/>
               <w:rPr>
                 <w:rFonts w:eastAsia="Arial Unicode MS"/>
                 <w:b/>
@@ -9424,10 +10662,10 @@
             </w:pPr>
             <w:r>
               <w:rPr>
-                <w:rFonts w:eastAsia="Arial Unicode MS"/>
-                <w:b/>
-                <w:bCs/>
-                <w:sz w:val="22"/>
+                <w:rFonts w:eastAsia="Arial Unicode MS" w:ascii="Arial" w:hAnsi="Arial"/>
+                <w:b/>
+                <w:bCs/>
+                <w:sz w:val="19"/>
                 <w:lang w:eastAsia="es-CO"/>
               </w:rPr>
               <w:t>Tipo:</w:t>
@@ -9440,7 +10678,14 @@
             <w:vAlign w:val="center"/>
           </w:tcPr>
           <w:p>
-            <w:r>
+            <w:pPr>
+              <w:spacing w:line="276" w:lineRule="auto" w:before="40" w:after="40"/>
+            </w:pPr>
+            <w:r>
+              <w:rPr>
+                <w:rFonts w:ascii="Arial" w:hAnsi="Arial"/>
+                <w:sz w:val="19"/>
+              </w:rPr>
               <w:t>No Funcional</w:t>
             </w:r>
           </w:p>
@@ -9458,6 +10703,7 @@
           </w:tcPr>
           <w:p>
             <w:pPr>
+              <w:spacing w:line="276" w:lineRule="auto" w:before="40" w:after="40"/>
               <w:rPr>
                 <w:rFonts w:eastAsia="Arial Unicode MS"/>
                 <w:b/>
@@ -9469,10 +10715,10 @@
             <w:proofErr w:type="spellStart"/>
             <w:r>
               <w:rPr>
-                <w:rFonts w:eastAsia="Arial Unicode MS"/>
-                <w:b/>
-                <w:bCs/>
-                <w:sz w:val="22"/>
+                <w:rFonts w:eastAsia="Arial Unicode MS" w:ascii="Arial" w:hAnsi="Arial"/>
+                <w:b/>
+                <w:bCs/>
+                <w:sz w:val="19"/>
                 <w:lang w:eastAsia="es-CO"/>
               </w:rPr>
               <w:t>Stakeholder</w:t>
@@ -9480,10 +10726,10 @@
             <w:proofErr w:type="spellEnd"/>
             <w:r>
               <w:rPr>
-                <w:rFonts w:eastAsia="Arial Unicode MS"/>
-                <w:b/>
-                <w:bCs/>
-                <w:sz w:val="22"/>
+                <w:rFonts w:eastAsia="Arial Unicode MS" w:ascii="Arial" w:hAnsi="Arial"/>
+                <w:b/>
+                <w:bCs/>
+                <w:sz w:val="19"/>
                 <w:lang w:eastAsia="es-CO"/>
               </w:rPr>
               <w:t>:</w:t>
@@ -9497,7 +10743,14 @@
             <w:vAlign w:val="center"/>
           </w:tcPr>
           <w:p>
-            <w:r>
+            <w:pPr>
+              <w:spacing w:line="276" w:lineRule="auto" w:before="40" w:after="40"/>
+            </w:pPr>
+            <w:r>
+              <w:rPr>
+                <w:rFonts w:ascii="Arial" w:hAnsi="Arial"/>
+                <w:sz w:val="19"/>
+              </w:rPr>
               <w:t>Juan Santana</w:t>
             </w:r>
           </w:p>
@@ -9510,6 +10763,7 @@
           </w:tcPr>
           <w:p>
             <w:pPr>
+              <w:spacing w:line="276" w:lineRule="auto" w:before="40" w:after="40"/>
               <w:rPr>
                 <w:rFonts w:eastAsia="Arial Unicode MS"/>
                 <w:sz w:val="22"/>
@@ -9518,30 +10772,30 @@
             </w:pPr>
             <w:r>
               <w:rPr>
-                <w:rFonts w:eastAsia="Arial Unicode MS"/>
-                <w:b/>
-                <w:bCs/>
-                <w:sz w:val="22"/>
+                <w:rFonts w:eastAsia="Arial Unicode MS" w:ascii="Arial" w:hAnsi="Arial"/>
+                <w:b/>
+                <w:bCs/>
+                <w:sz w:val="19"/>
                 <w:lang w:eastAsia="es-CO"/>
               </w:rPr>
               <w:t xml:space="preserve">Id. </w:t>
             </w:r>
             <w:r>
               <w:rPr>
-                <w:rFonts w:eastAsia="Arial Unicode MS"/>
-                <w:b/>
-                <w:bCs/>
-                <w:sz w:val="22"/>
+                <w:rFonts w:eastAsia="Arial Unicode MS" w:ascii="Arial" w:hAnsi="Arial"/>
+                <w:b/>
+                <w:bCs/>
+                <w:sz w:val="19"/>
                 <w:lang w:eastAsia="es-CO"/>
               </w:rPr>
               <w:t>Necesidad</w:t>
             </w:r>
             <w:r>
               <w:rPr>
-                <w:rFonts w:eastAsia="Arial Unicode MS"/>
-                <w:b/>
-                <w:bCs/>
-                <w:sz w:val="22"/>
+                <w:rFonts w:eastAsia="Arial Unicode MS" w:ascii="Arial" w:hAnsi="Arial"/>
+                <w:b/>
+                <w:bCs/>
+                <w:sz w:val="19"/>
                 <w:lang w:eastAsia="es-CO"/>
               </w:rPr>
               <w:t>:</w:t>
@@ -9555,7 +10809,14 @@
             <w:vAlign w:val="center"/>
           </w:tcPr>
           <w:p>
-            <w:r>
+            <w:pPr>
+              <w:spacing w:line="276" w:lineRule="auto" w:before="40" w:after="40"/>
+            </w:pPr>
+            <w:r>
+              <w:rPr>
+                <w:rFonts w:ascii="Arial" w:hAnsi="Arial"/>
+                <w:sz w:val="19"/>
+              </w:rPr>
               <w:t>N3</w:t>
             </w:r>
           </w:p>
@@ -9573,6 +10834,7 @@
           </w:tcPr>
           <w:p>
             <w:pPr>
+              <w:spacing w:line="276" w:lineRule="auto" w:before="40" w:after="40"/>
               <w:rPr>
                 <w:rFonts w:eastAsia="Arial Unicode MS"/>
                 <w:b/>
@@ -9583,10 +10845,10 @@
             </w:pPr>
             <w:r>
               <w:rPr>
-                <w:rFonts w:eastAsia="Arial Unicode MS"/>
-                <w:b/>
-                <w:bCs/>
-                <w:sz w:val="22"/>
+                <w:rFonts w:eastAsia="Arial Unicode MS" w:ascii="Arial" w:hAnsi="Arial"/>
+                <w:b/>
+                <w:bCs/>
+                <w:sz w:val="19"/>
                 <w:lang w:eastAsia="es-CO"/>
               </w:rPr>
               <w:t>Responsable:</w:t>
@@ -9600,7 +10862,14 @@
             <w:vAlign w:val="center"/>
           </w:tcPr>
           <w:p>
-            <w:r>
+            <w:pPr>
+              <w:spacing w:line="276" w:lineRule="auto" w:before="40" w:after="40"/>
+            </w:pPr>
+            <w:r>
+              <w:rPr>
+                <w:rFonts w:ascii="Arial" w:hAnsi="Arial"/>
+                <w:sz w:val="19"/>
+              </w:rPr>
               <w:t>Equipo de Desarrollo de Software</w:t>
             </w:r>
           </w:p>
@@ -9618,6 +10887,7 @@
           </w:tcPr>
           <w:p>
             <w:pPr>
+              <w:spacing w:line="276" w:lineRule="auto" w:before="40" w:after="40"/>
               <w:rPr>
                 <w:rFonts w:eastAsia="Arial Unicode MS"/>
                 <w:b/>
@@ -9628,10 +10898,10 @@
             </w:pPr>
             <w:r>
               <w:rPr>
-                <w:rFonts w:eastAsia="Arial Unicode MS"/>
-                <w:b/>
-                <w:bCs/>
-                <w:sz w:val="22"/>
+                <w:rFonts w:eastAsia="Arial Unicode MS" w:ascii="Arial" w:hAnsi="Arial"/>
+                <w:b/>
+                <w:bCs/>
+                <w:sz w:val="19"/>
                 <w:lang w:eastAsia="es-CO"/>
               </w:rPr>
               <w:t>Prioridad:</w:t>
@@ -9645,7 +10915,14 @@
             <w:vAlign w:val="center"/>
           </w:tcPr>
           <w:p>
-            <w:r>
+            <w:pPr>
+              <w:spacing w:line="276" w:lineRule="auto" w:before="40" w:after="40"/>
+            </w:pPr>
+            <w:r>
+              <w:rPr>
+                <w:rFonts w:ascii="Arial" w:hAnsi="Arial"/>
+                <w:sz w:val="19"/>
+              </w:rPr>
               <w:t>Alta</w:t>
             </w:r>
           </w:p>
@@ -9664,6 +10941,7 @@
           </w:tcPr>
           <w:p>
             <w:pPr>
+              <w:spacing w:line="276" w:lineRule="auto" w:before="40" w:after="40"/>
               <w:jc w:val="center"/>
               <w:rPr>
                 <w:rFonts w:eastAsia="Arial Unicode MS"/>
@@ -9675,10 +10953,10 @@
             </w:pPr>
             <w:r>
               <w:rPr>
-                <w:rFonts w:eastAsia="Arial Unicode MS"/>
-                <w:b/>
-                <w:bCs/>
-                <w:sz w:val="22"/>
+                <w:rFonts w:eastAsia="Arial Unicode MS" w:ascii="Arial" w:hAnsi="Arial"/>
+                <w:b/>
+                <w:bCs/>
+                <w:sz w:val="19"/>
                 <w:lang w:eastAsia="es-CO"/>
               </w:rPr>
               <w:t>Descripción del requisito</w:t>
@@ -9697,7 +10975,14 @@
             <w:vAlign w:val="center"/>
           </w:tcPr>
           <w:p>
-            <w:r>
+            <w:pPr>
+              <w:spacing w:line="276" w:lineRule="auto" w:before="40" w:after="40"/>
+            </w:pPr>
+            <w:r>
+              <w:rPr>
+                <w:rFonts w:ascii="Arial" w:hAnsi="Arial"/>
+                <w:sz w:val="19"/>
+              </w:rPr>
               <w:t>El procesamiento, validación y cálculo de planillas de nómina de hasta 5.000 filas debe ejecutarse en el navegador del usuario en un tiempo inferior a 2 segundos mediante algoritmos vectoriales optimizados con SheetJS.</w:t>
             </w:r>
           </w:p>
@@ -9734,6 +11019,7 @@
           </w:tcPr>
           <w:p>
             <w:pPr>
+              <w:spacing w:line="276" w:lineRule="auto" w:before="40" w:after="40"/>
               <w:jc w:val="center"/>
               <w:rPr>
                 <w:rFonts w:eastAsia="Arial Unicode MS"/>
@@ -9745,10 +11031,10 @@
             </w:pPr>
             <w:r>
               <w:rPr>
-                <w:rFonts w:eastAsia="Arial Unicode MS"/>
-                <w:b/>
-                <w:bCs/>
-                <w:sz w:val="22"/>
+                <w:rFonts w:eastAsia="Arial Unicode MS" w:ascii="Arial" w:hAnsi="Arial"/>
+                <w:b/>
+                <w:bCs/>
+                <w:sz w:val="19"/>
                 <w:lang w:eastAsia="es-CO"/>
               </w:rPr>
               <w:t>FO-ERS-Especificación del requisito de software</w:t>
@@ -9768,6 +11054,7 @@
           </w:tcPr>
           <w:p>
             <w:pPr>
+              <w:spacing w:line="276" w:lineRule="auto" w:before="40" w:after="40"/>
               <w:rPr>
                 <w:rFonts w:eastAsia="Arial Unicode MS"/>
                 <w:b/>
@@ -9778,10 +11065,10 @@
             </w:pPr>
             <w:r>
               <w:rPr>
-                <w:rFonts w:eastAsia="Arial Unicode MS"/>
-                <w:b/>
-                <w:bCs/>
-                <w:sz w:val="22"/>
+                <w:rFonts w:eastAsia="Arial Unicode MS" w:ascii="Arial" w:hAnsi="Arial"/>
+                <w:b/>
+                <w:bCs/>
+                <w:sz w:val="19"/>
                 <w:lang w:eastAsia="es-CO"/>
               </w:rPr>
               <w:t>Código:</w:t>
@@ -9794,7 +11081,14 @@
             <w:vAlign w:val="center"/>
           </w:tcPr>
           <w:p>
-            <w:r>
+            <w:pPr>
+              <w:spacing w:line="276" w:lineRule="auto" w:before="40" w:after="40"/>
+            </w:pPr>
+            <w:r>
+              <w:rPr>
+                <w:rFonts w:ascii="Arial" w:hAnsi="Arial"/>
+                <w:sz w:val="19"/>
+              </w:rPr>
               <w:t>RNF-03</w:t>
             </w:r>
           </w:p>
@@ -9807,6 +11101,7 @@
           </w:tcPr>
           <w:p>
             <w:pPr>
+              <w:spacing w:line="276" w:lineRule="auto" w:before="40" w:after="40"/>
               <w:rPr>
                 <w:rFonts w:eastAsia="Arial Unicode MS"/>
                 <w:b/>
@@ -9817,10 +11112,10 @@
             </w:pPr>
             <w:r>
               <w:rPr>
-                <w:rFonts w:eastAsia="Arial Unicode MS"/>
-                <w:b/>
-                <w:bCs/>
-                <w:sz w:val="22"/>
+                <w:rFonts w:eastAsia="Arial Unicode MS" w:ascii="Arial" w:hAnsi="Arial"/>
+                <w:b/>
+                <w:bCs/>
+                <w:sz w:val="19"/>
                 <w:lang w:eastAsia="es-CO"/>
               </w:rPr>
               <w:t>Nombre:</w:t>
@@ -9834,7 +11129,14 @@
             <w:vAlign w:val="center"/>
           </w:tcPr>
           <w:p>
-            <w:r>
+            <w:pPr>
+              <w:spacing w:line="276" w:lineRule="auto" w:before="40" w:after="40"/>
+            </w:pPr>
+            <w:r>
+              <w:rPr>
+                <w:rFonts w:ascii="Arial" w:hAnsi="Arial"/>
+                <w:sz w:val="19"/>
+              </w:rPr>
               <w:t>Seguridad, Cifrado TLS 1.3 y Resguardo de Datos</w:t>
             </w:r>
           </w:p>
@@ -9847,6 +11149,7 @@
           </w:tcPr>
           <w:p>
             <w:pPr>
+              <w:spacing w:line="276" w:lineRule="auto" w:before="40" w:after="40"/>
               <w:rPr>
                 <w:rFonts w:eastAsia="Arial Unicode MS"/>
                 <w:b/>
@@ -9857,10 +11160,10 @@
             </w:pPr>
             <w:r>
               <w:rPr>
-                <w:rFonts w:eastAsia="Arial Unicode MS"/>
-                <w:b/>
-                <w:bCs/>
-                <w:sz w:val="22"/>
+                <w:rFonts w:eastAsia="Arial Unicode MS" w:ascii="Arial" w:hAnsi="Arial"/>
+                <w:b/>
+                <w:bCs/>
+                <w:sz w:val="19"/>
                 <w:lang w:eastAsia="es-CO"/>
               </w:rPr>
               <w:t>Tipo:</w:t>
@@ -9873,7 +11176,14 @@
             <w:vAlign w:val="center"/>
           </w:tcPr>
           <w:p>
-            <w:r>
+            <w:pPr>
+              <w:spacing w:line="276" w:lineRule="auto" w:before="40" w:after="40"/>
+            </w:pPr>
+            <w:r>
+              <w:rPr>
+                <w:rFonts w:ascii="Arial" w:hAnsi="Arial"/>
+                <w:sz w:val="19"/>
+              </w:rPr>
               <w:t>No Funcional</w:t>
             </w:r>
           </w:p>
@@ -9891,6 +11201,7 @@
           </w:tcPr>
           <w:p>
             <w:pPr>
+              <w:spacing w:line="276" w:lineRule="auto" w:before="40" w:after="40"/>
               <w:rPr>
                 <w:rFonts w:eastAsia="Arial Unicode MS"/>
                 <w:b/>
@@ -9902,10 +11213,10 @@
             <w:proofErr w:type="spellStart"/>
             <w:r>
               <w:rPr>
-                <w:rFonts w:eastAsia="Arial Unicode MS"/>
-                <w:b/>
-                <w:bCs/>
-                <w:sz w:val="22"/>
+                <w:rFonts w:eastAsia="Arial Unicode MS" w:ascii="Arial" w:hAnsi="Arial"/>
+                <w:b/>
+                <w:bCs/>
+                <w:sz w:val="19"/>
                 <w:lang w:eastAsia="es-CO"/>
               </w:rPr>
               <w:t>Stakeholder</w:t>
@@ -9913,10 +11224,10 @@
             <w:proofErr w:type="spellEnd"/>
             <w:r>
               <w:rPr>
-                <w:rFonts w:eastAsia="Arial Unicode MS"/>
-                <w:b/>
-                <w:bCs/>
-                <w:sz w:val="22"/>
+                <w:rFonts w:eastAsia="Arial Unicode MS" w:ascii="Arial" w:hAnsi="Arial"/>
+                <w:b/>
+                <w:bCs/>
+                <w:sz w:val="19"/>
                 <w:lang w:eastAsia="es-CO"/>
               </w:rPr>
               <w:t>:</w:t>
@@ -9930,7 +11241,14 @@
             <w:vAlign w:val="center"/>
           </w:tcPr>
           <w:p>
-            <w:r>
+            <w:pPr>
+              <w:spacing w:line="276" w:lineRule="auto" w:before="40" w:after="40"/>
+            </w:pPr>
+            <w:r>
+              <w:rPr>
+                <w:rFonts w:ascii="Arial" w:hAnsi="Arial"/>
+                <w:sz w:val="19"/>
+              </w:rPr>
               <w:t>Danilo Ortiz</w:t>
             </w:r>
           </w:p>
@@ -9943,6 +11261,7 @@
           </w:tcPr>
           <w:p>
             <w:pPr>
+              <w:spacing w:line="276" w:lineRule="auto" w:before="40" w:after="40"/>
               <w:rPr>
                 <w:rFonts w:eastAsia="Arial Unicode MS"/>
                 <w:sz w:val="22"/>
@@ -9951,30 +11270,30 @@
             </w:pPr>
             <w:r>
               <w:rPr>
-                <w:rFonts w:eastAsia="Arial Unicode MS"/>
-                <w:b/>
-                <w:bCs/>
-                <w:sz w:val="22"/>
+                <w:rFonts w:eastAsia="Arial Unicode MS" w:ascii="Arial" w:hAnsi="Arial"/>
+                <w:b/>
+                <w:bCs/>
+                <w:sz w:val="19"/>
                 <w:lang w:eastAsia="es-CO"/>
               </w:rPr>
               <w:t xml:space="preserve">Id. </w:t>
             </w:r>
             <w:r>
               <w:rPr>
-                <w:rFonts w:eastAsia="Arial Unicode MS"/>
-                <w:b/>
-                <w:bCs/>
-                <w:sz w:val="22"/>
+                <w:rFonts w:eastAsia="Arial Unicode MS" w:ascii="Arial" w:hAnsi="Arial"/>
+                <w:b/>
+                <w:bCs/>
+                <w:sz w:val="19"/>
                 <w:lang w:eastAsia="es-CO"/>
               </w:rPr>
               <w:t>Necesidad</w:t>
             </w:r>
             <w:r>
               <w:rPr>
-                <w:rFonts w:eastAsia="Arial Unicode MS"/>
-                <w:b/>
-                <w:bCs/>
-                <w:sz w:val="22"/>
+                <w:rFonts w:eastAsia="Arial Unicode MS" w:ascii="Arial" w:hAnsi="Arial"/>
+                <w:b/>
+                <w:bCs/>
+                <w:sz w:val="19"/>
                 <w:lang w:eastAsia="es-CO"/>
               </w:rPr>
               <w:t>:</w:t>
@@ -9988,7 +11307,14 @@
             <w:vAlign w:val="center"/>
           </w:tcPr>
           <w:p>
-            <w:r>
+            <w:pPr>
+              <w:spacing w:line="276" w:lineRule="auto" w:before="40" w:after="40"/>
+            </w:pPr>
+            <w:r>
+              <w:rPr>
+                <w:rFonts w:ascii="Arial" w:hAnsi="Arial"/>
+                <w:sz w:val="19"/>
+              </w:rPr>
               <w:t>N2</w:t>
             </w:r>
           </w:p>
@@ -10006,6 +11332,7 @@
           </w:tcPr>
           <w:p>
             <w:pPr>
+              <w:spacing w:line="276" w:lineRule="auto" w:before="40" w:after="40"/>
               <w:rPr>
                 <w:rFonts w:eastAsia="Arial Unicode MS"/>
                 <w:b/>
@@ -10016,10 +11343,10 @@
             </w:pPr>
             <w:r>
               <w:rPr>
-                <w:rFonts w:eastAsia="Arial Unicode MS"/>
-                <w:b/>
-                <w:bCs/>
-                <w:sz w:val="22"/>
+                <w:rFonts w:eastAsia="Arial Unicode MS" w:ascii="Arial" w:hAnsi="Arial"/>
+                <w:b/>
+                <w:bCs/>
+                <w:sz w:val="19"/>
                 <w:lang w:eastAsia="es-CO"/>
               </w:rPr>
               <w:t>Responsable:</w:t>
@@ -10033,7 +11360,14 @@
             <w:vAlign w:val="center"/>
           </w:tcPr>
           <w:p>
-            <w:r>
+            <w:pPr>
+              <w:spacing w:line="276" w:lineRule="auto" w:before="40" w:after="40"/>
+            </w:pPr>
+            <w:r>
+              <w:rPr>
+                <w:rFonts w:ascii="Arial" w:hAnsi="Arial"/>
+                <w:sz w:val="19"/>
+              </w:rPr>
               <w:t>Equipo de Desarrollo de Software</w:t>
             </w:r>
           </w:p>
@@ -10051,6 +11385,7 @@
           </w:tcPr>
           <w:p>
             <w:pPr>
+              <w:spacing w:line="276" w:lineRule="auto" w:before="40" w:after="40"/>
               <w:rPr>
                 <w:rFonts w:eastAsia="Arial Unicode MS"/>
                 <w:b/>
@@ -10061,10 +11396,10 @@
             </w:pPr>
             <w:r>
               <w:rPr>
-                <w:rFonts w:eastAsia="Arial Unicode MS"/>
-                <w:b/>
-                <w:bCs/>
-                <w:sz w:val="22"/>
+                <w:rFonts w:eastAsia="Arial Unicode MS" w:ascii="Arial" w:hAnsi="Arial"/>
+                <w:b/>
+                <w:bCs/>
+                <w:sz w:val="19"/>
                 <w:lang w:eastAsia="es-CO"/>
               </w:rPr>
               <w:t>Prioridad:</w:t>
@@ -10078,7 +11413,14 @@
             <w:vAlign w:val="center"/>
           </w:tcPr>
           <w:p>
-            <w:r>
+            <w:pPr>
+              <w:spacing w:line="276" w:lineRule="auto" w:before="40" w:after="40"/>
+            </w:pPr>
+            <w:r>
+              <w:rPr>
+                <w:rFonts w:ascii="Arial" w:hAnsi="Arial"/>
+                <w:sz w:val="19"/>
+              </w:rPr>
               <w:t>Alta</w:t>
             </w:r>
           </w:p>
@@ -10097,6 +11439,7 @@
           </w:tcPr>
           <w:p>
             <w:pPr>
+              <w:spacing w:line="276" w:lineRule="auto" w:before="40" w:after="40"/>
               <w:jc w:val="center"/>
               <w:rPr>
                 <w:rFonts w:eastAsia="Arial Unicode MS"/>
@@ -10108,10 +11451,10 @@
             </w:pPr>
             <w:r>
               <w:rPr>
-                <w:rFonts w:eastAsia="Arial Unicode MS"/>
-                <w:b/>
-                <w:bCs/>
-                <w:sz w:val="22"/>
+                <w:rFonts w:eastAsia="Arial Unicode MS" w:ascii="Arial" w:hAnsi="Arial"/>
+                <w:b/>
+                <w:bCs/>
+                <w:sz w:val="19"/>
                 <w:lang w:eastAsia="es-CO"/>
               </w:rPr>
               <w:t>Descripción del requisito</w:t>
@@ -10130,7 +11473,14 @@
             <w:vAlign w:val="center"/>
           </w:tcPr>
           <w:p>
-            <w:r>
+            <w:pPr>
+              <w:spacing w:line="276" w:lineRule="auto" w:before="40" w:after="40"/>
+            </w:pPr>
+            <w:r>
+              <w:rPr>
+                <w:rFonts w:ascii="Arial" w:hAnsi="Arial"/>
+                <w:sz w:val="19"/>
+              </w:rPr>
               <w:t>Todas las comunicaciones entre clientes y servicios en la nube deben protegerse bajo cifrado TLS 1.3 vía HTTPS. Los accesos a las colecciones de Firestore se restringen mediante reglas de seguridad de Firebase basadas en tokens de autenticación.</w:t>
             </w:r>
           </w:p>
@@ -10167,6 +11517,7 @@
           </w:tcPr>
           <w:p>
             <w:pPr>
+              <w:spacing w:line="276" w:lineRule="auto" w:before="40" w:after="40"/>
               <w:jc w:val="center"/>
               <w:rPr>
                 <w:rFonts w:eastAsia="Arial Unicode MS"/>
@@ -10178,10 +11529,10 @@
             </w:pPr>
             <w:r>
               <w:rPr>
-                <w:rFonts w:eastAsia="Arial Unicode MS"/>
-                <w:b/>
-                <w:bCs/>
-                <w:sz w:val="22"/>
+                <w:rFonts w:eastAsia="Arial Unicode MS" w:ascii="Arial" w:hAnsi="Arial"/>
+                <w:b/>
+                <w:bCs/>
+                <w:sz w:val="19"/>
                 <w:lang w:eastAsia="es-CO"/>
               </w:rPr>
               <w:t>FO-ERS-Especificación del requisito de software</w:t>
@@ -10201,6 +11552,7 @@
           </w:tcPr>
           <w:p>
             <w:pPr>
+              <w:spacing w:line="276" w:lineRule="auto" w:before="40" w:after="40"/>
               <w:rPr>
                 <w:rFonts w:eastAsia="Arial Unicode MS"/>
                 <w:b/>
@@ -10211,10 +11563,10 @@
             </w:pPr>
             <w:r>
               <w:rPr>
-                <w:rFonts w:eastAsia="Arial Unicode MS"/>
-                <w:b/>
-                <w:bCs/>
-                <w:sz w:val="22"/>
+                <w:rFonts w:eastAsia="Arial Unicode MS" w:ascii="Arial" w:hAnsi="Arial"/>
+                <w:b/>
+                <w:bCs/>
+                <w:sz w:val="19"/>
                 <w:lang w:eastAsia="es-CO"/>
               </w:rPr>
               <w:t>Código:</w:t>
@@ -10227,7 +11579,14 @@
             <w:vAlign w:val="center"/>
           </w:tcPr>
           <w:p>
-            <w:r>
+            <w:pPr>
+              <w:spacing w:line="276" w:lineRule="auto" w:before="40" w:after="40"/>
+            </w:pPr>
+            <w:r>
+              <w:rPr>
+                <w:rFonts w:ascii="Arial" w:hAnsi="Arial"/>
+                <w:sz w:val="19"/>
+              </w:rPr>
               <w:t>RNF-04</w:t>
             </w:r>
           </w:p>
@@ -10240,6 +11599,7 @@
           </w:tcPr>
           <w:p>
             <w:pPr>
+              <w:spacing w:line="276" w:lineRule="auto" w:before="40" w:after="40"/>
               <w:rPr>
                 <w:rFonts w:eastAsia="Arial Unicode MS"/>
                 <w:b/>
@@ -10250,10 +11610,10 @@
             </w:pPr>
             <w:r>
               <w:rPr>
-                <w:rFonts w:eastAsia="Arial Unicode MS"/>
-                <w:b/>
-                <w:bCs/>
-                <w:sz w:val="22"/>
+                <w:rFonts w:eastAsia="Arial Unicode MS" w:ascii="Arial" w:hAnsi="Arial"/>
+                <w:b/>
+                <w:bCs/>
+                <w:sz w:val="19"/>
                 <w:lang w:eastAsia="es-CO"/>
               </w:rPr>
               <w:t>Nombre:</w:t>
@@ -10267,7 +11627,14 @@
             <w:vAlign w:val="center"/>
           </w:tcPr>
           <w:p>
-            <w:r>
+            <w:pPr>
+              <w:spacing w:line="276" w:lineRule="auto" w:before="40" w:after="40"/>
+            </w:pPr>
+            <w:r>
+              <w:rPr>
+                <w:rFonts w:ascii="Arial" w:hAnsi="Arial"/>
+                <w:sz w:val="19"/>
+              </w:rPr>
               <w:t>Tolerancia a Fallos y Modo Demostración Local</w:t>
             </w:r>
           </w:p>
@@ -10280,6 +11647,7 @@
           </w:tcPr>
           <w:p>
             <w:pPr>
+              <w:spacing w:line="276" w:lineRule="auto" w:before="40" w:after="40"/>
               <w:rPr>
                 <w:rFonts w:eastAsia="Arial Unicode MS"/>
                 <w:b/>
@@ -10290,10 +11658,10 @@
             </w:pPr>
             <w:r>
               <w:rPr>
-                <w:rFonts w:eastAsia="Arial Unicode MS"/>
-                <w:b/>
-                <w:bCs/>
-                <w:sz w:val="22"/>
+                <w:rFonts w:eastAsia="Arial Unicode MS" w:ascii="Arial" w:hAnsi="Arial"/>
+                <w:b/>
+                <w:bCs/>
+                <w:sz w:val="19"/>
                 <w:lang w:eastAsia="es-CO"/>
               </w:rPr>
               <w:t>Tipo:</w:t>
@@ -10306,7 +11674,14 @@
             <w:vAlign w:val="center"/>
           </w:tcPr>
           <w:p>
-            <w:r>
+            <w:pPr>
+              <w:spacing w:line="276" w:lineRule="auto" w:before="40" w:after="40"/>
+            </w:pPr>
+            <w:r>
+              <w:rPr>
+                <w:rFonts w:ascii="Arial" w:hAnsi="Arial"/>
+                <w:sz w:val="19"/>
+              </w:rPr>
               <w:t>No Funcional</w:t>
             </w:r>
           </w:p>
@@ -10324,6 +11699,7 @@
           </w:tcPr>
           <w:p>
             <w:pPr>
+              <w:spacing w:line="276" w:lineRule="auto" w:before="40" w:after="40"/>
               <w:rPr>
                 <w:rFonts w:eastAsia="Arial Unicode MS"/>
                 <w:b/>
@@ -10335,10 +11711,10 @@
             <w:proofErr w:type="spellStart"/>
             <w:r>
               <w:rPr>
-                <w:rFonts w:eastAsia="Arial Unicode MS"/>
-                <w:b/>
-                <w:bCs/>
-                <w:sz w:val="22"/>
+                <w:rFonts w:eastAsia="Arial Unicode MS" w:ascii="Arial" w:hAnsi="Arial"/>
+                <w:b/>
+                <w:bCs/>
+                <w:sz w:val="19"/>
                 <w:lang w:eastAsia="es-CO"/>
               </w:rPr>
               <w:t>Stakeholder</w:t>
@@ -10346,10 +11722,10 @@
             <w:proofErr w:type="spellEnd"/>
             <w:r>
               <w:rPr>
-                <w:rFonts w:eastAsia="Arial Unicode MS"/>
-                <w:b/>
-                <w:bCs/>
-                <w:sz w:val="22"/>
+                <w:rFonts w:eastAsia="Arial Unicode MS" w:ascii="Arial" w:hAnsi="Arial"/>
+                <w:b/>
+                <w:bCs/>
+                <w:sz w:val="19"/>
                 <w:lang w:eastAsia="es-CO"/>
               </w:rPr>
               <w:t>:</w:t>
@@ -10363,7 +11739,14 @@
             <w:vAlign w:val="center"/>
           </w:tcPr>
           <w:p>
-            <w:r>
+            <w:pPr>
+              <w:spacing w:line="276" w:lineRule="auto" w:before="40" w:after="40"/>
+            </w:pPr>
+            <w:r>
+              <w:rPr>
+                <w:rFonts w:ascii="Arial" w:hAnsi="Arial"/>
+                <w:sz w:val="19"/>
+              </w:rPr>
               <w:t>Wilmer Vega</w:t>
             </w:r>
           </w:p>
@@ -10376,6 +11759,7 @@
           </w:tcPr>
           <w:p>
             <w:pPr>
+              <w:spacing w:line="276" w:lineRule="auto" w:before="40" w:after="40"/>
               <w:rPr>
                 <w:rFonts w:eastAsia="Arial Unicode MS"/>
                 <w:sz w:val="22"/>
@@ -10384,30 +11768,30 @@
             </w:pPr>
             <w:r>
               <w:rPr>
-                <w:rFonts w:eastAsia="Arial Unicode MS"/>
-                <w:b/>
-                <w:bCs/>
-                <w:sz w:val="22"/>
+                <w:rFonts w:eastAsia="Arial Unicode MS" w:ascii="Arial" w:hAnsi="Arial"/>
+                <w:b/>
+                <w:bCs/>
+                <w:sz w:val="19"/>
                 <w:lang w:eastAsia="es-CO"/>
               </w:rPr>
               <w:t xml:space="preserve">Id. </w:t>
             </w:r>
             <w:r>
               <w:rPr>
-                <w:rFonts w:eastAsia="Arial Unicode MS"/>
-                <w:b/>
-                <w:bCs/>
-                <w:sz w:val="22"/>
+                <w:rFonts w:eastAsia="Arial Unicode MS" w:ascii="Arial" w:hAnsi="Arial"/>
+                <w:b/>
+                <w:bCs/>
+                <w:sz w:val="19"/>
                 <w:lang w:eastAsia="es-CO"/>
               </w:rPr>
               <w:t>Necesidad</w:t>
             </w:r>
             <w:r>
               <w:rPr>
-                <w:rFonts w:eastAsia="Arial Unicode MS"/>
-                <w:b/>
-                <w:bCs/>
-                <w:sz w:val="22"/>
+                <w:rFonts w:eastAsia="Arial Unicode MS" w:ascii="Arial" w:hAnsi="Arial"/>
+                <w:b/>
+                <w:bCs/>
+                <w:sz w:val="19"/>
                 <w:lang w:eastAsia="es-CO"/>
               </w:rPr>
               <w:t>:</w:t>
@@ -10421,7 +11805,14 @@
             <w:vAlign w:val="center"/>
           </w:tcPr>
           <w:p>
-            <w:r>
+            <w:pPr>
+              <w:spacing w:line="276" w:lineRule="auto" w:before="40" w:after="40"/>
+            </w:pPr>
+            <w:r>
+              <w:rPr>
+                <w:rFonts w:ascii="Arial" w:hAnsi="Arial"/>
+                <w:sz w:val="19"/>
+              </w:rPr>
               <w:t>N10</w:t>
             </w:r>
           </w:p>
@@ -10439,6 +11830,7 @@
           </w:tcPr>
           <w:p>
             <w:pPr>
+              <w:spacing w:line="276" w:lineRule="auto" w:before="40" w:after="40"/>
               <w:rPr>
                 <w:rFonts w:eastAsia="Arial Unicode MS"/>
                 <w:b/>
@@ -10449,10 +11841,10 @@
             </w:pPr>
             <w:r>
               <w:rPr>
-                <w:rFonts w:eastAsia="Arial Unicode MS"/>
-                <w:b/>
-                <w:bCs/>
-                <w:sz w:val="22"/>
+                <w:rFonts w:eastAsia="Arial Unicode MS" w:ascii="Arial" w:hAnsi="Arial"/>
+                <w:b/>
+                <w:bCs/>
+                <w:sz w:val="19"/>
                 <w:lang w:eastAsia="es-CO"/>
               </w:rPr>
               <w:t>Responsable:</w:t>
@@ -10466,7 +11858,14 @@
             <w:vAlign w:val="center"/>
           </w:tcPr>
           <w:p>
-            <w:r>
+            <w:pPr>
+              <w:spacing w:line="276" w:lineRule="auto" w:before="40" w:after="40"/>
+            </w:pPr>
+            <w:r>
+              <w:rPr>
+                <w:rFonts w:ascii="Arial" w:hAnsi="Arial"/>
+                <w:sz w:val="19"/>
+              </w:rPr>
               <w:t>Equipo de Desarrollo de Software</w:t>
             </w:r>
           </w:p>
@@ -10484,6 +11883,7 @@
           </w:tcPr>
           <w:p>
             <w:pPr>
+              <w:spacing w:line="276" w:lineRule="auto" w:before="40" w:after="40"/>
               <w:rPr>
                 <w:rFonts w:eastAsia="Arial Unicode MS"/>
                 <w:b/>
@@ -10494,10 +11894,10 @@
             </w:pPr>
             <w:r>
               <w:rPr>
-                <w:rFonts w:eastAsia="Arial Unicode MS"/>
-                <w:b/>
-                <w:bCs/>
-                <w:sz w:val="22"/>
+                <w:rFonts w:eastAsia="Arial Unicode MS" w:ascii="Arial" w:hAnsi="Arial"/>
+                <w:b/>
+                <w:bCs/>
+                <w:sz w:val="19"/>
                 <w:lang w:eastAsia="es-CO"/>
               </w:rPr>
               <w:t>Prioridad:</w:t>
@@ -10511,7 +11911,14 @@
             <w:vAlign w:val="center"/>
           </w:tcPr>
           <w:p>
-            <w:r>
+            <w:pPr>
+              <w:spacing w:line="276" w:lineRule="auto" w:before="40" w:after="40"/>
+            </w:pPr>
+            <w:r>
+              <w:rPr>
+                <w:rFonts w:ascii="Arial" w:hAnsi="Arial"/>
+                <w:sz w:val="19"/>
+              </w:rPr>
               <w:t>Alta</w:t>
             </w:r>
           </w:p>
@@ -10530,6 +11937,7 @@
           </w:tcPr>
           <w:p>
             <w:pPr>
+              <w:spacing w:line="276" w:lineRule="auto" w:before="40" w:after="40"/>
               <w:jc w:val="center"/>
               <w:rPr>
                 <w:rFonts w:eastAsia="Arial Unicode MS"/>
@@ -10541,10 +11949,10 @@
             </w:pPr>
             <w:r>
               <w:rPr>
-                <w:rFonts w:eastAsia="Arial Unicode MS"/>
-                <w:b/>
-                <w:bCs/>
-                <w:sz w:val="22"/>
+                <w:rFonts w:eastAsia="Arial Unicode MS" w:ascii="Arial" w:hAnsi="Arial"/>
+                <w:b/>
+                <w:bCs/>
+                <w:sz w:val="19"/>
                 <w:lang w:eastAsia="es-CO"/>
               </w:rPr>
               <w:t>Descripción del requisito</w:t>
@@ -10563,7 +11971,14 @@
             <w:vAlign w:val="center"/>
           </w:tcPr>
           <w:p>
-            <w:r>
+            <w:pPr>
+              <w:spacing w:line="276" w:lineRule="auto" w:before="40" w:after="40"/>
+            </w:pPr>
+            <w:r>
+              <w:rPr>
+                <w:rFonts w:ascii="Arial" w:hAnsi="Arial"/>
+                <w:sz w:val="19"/>
+              </w:rPr>
               <w:t>El sistema debe incorporar mecanismos de contingencia (fallbacks en memoria) y un 'Modo Demostración' activable que garantice el 100% de la funcionalidad (carga masiva, cálculo y exportación) durante sustentaciones o entornos sin acceso a internet.</w:t>
             </w:r>
           </w:p>
@@ -10600,6 +12015,7 @@
           </w:tcPr>
           <w:p>
             <w:pPr>
+              <w:spacing w:line="276" w:lineRule="auto" w:before="40" w:after="40"/>
               <w:jc w:val="center"/>
               <w:rPr>
                 <w:rFonts w:eastAsia="Arial Unicode MS"/>
@@ -10611,10 +12027,10 @@
             </w:pPr>
             <w:r>
               <w:rPr>
-                <w:rFonts w:eastAsia="Arial Unicode MS"/>
-                <w:b/>
-                <w:bCs/>
-                <w:sz w:val="22"/>
+                <w:rFonts w:eastAsia="Arial Unicode MS" w:ascii="Arial" w:hAnsi="Arial"/>
+                <w:b/>
+                <w:bCs/>
+                <w:sz w:val="19"/>
                 <w:lang w:eastAsia="es-CO"/>
               </w:rPr>
               <w:t>FO-ERS-Especificación del requisito de software</w:t>
@@ -10634,6 +12050,7 @@
           </w:tcPr>
           <w:p>
             <w:pPr>
+              <w:spacing w:line="276" w:lineRule="auto" w:before="40" w:after="40"/>
               <w:rPr>
                 <w:rFonts w:eastAsia="Arial Unicode MS"/>
                 <w:b/>
@@ -10644,10 +12061,10 @@
             </w:pPr>
             <w:r>
               <w:rPr>
-                <w:rFonts w:eastAsia="Arial Unicode MS"/>
-                <w:b/>
-                <w:bCs/>
-                <w:sz w:val="22"/>
+                <w:rFonts w:eastAsia="Arial Unicode MS" w:ascii="Arial" w:hAnsi="Arial"/>
+                <w:b/>
+                <w:bCs/>
+                <w:sz w:val="19"/>
                 <w:lang w:eastAsia="es-CO"/>
               </w:rPr>
               <w:t>Código:</w:t>
@@ -10660,7 +12077,14 @@
             <w:vAlign w:val="center"/>
           </w:tcPr>
           <w:p>
-            <w:r>
+            <w:pPr>
+              <w:spacing w:line="276" w:lineRule="auto" w:before="40" w:after="40"/>
+            </w:pPr>
+            <w:r>
+              <w:rPr>
+                <w:rFonts w:ascii="Arial" w:hAnsi="Arial"/>
+                <w:sz w:val="19"/>
+              </w:rPr>
               <w:t>RNF-05</w:t>
             </w:r>
           </w:p>
@@ -10673,6 +12097,7 @@
           </w:tcPr>
           <w:p>
             <w:pPr>
+              <w:spacing w:line="276" w:lineRule="auto" w:before="40" w:after="40"/>
               <w:rPr>
                 <w:rFonts w:eastAsia="Arial Unicode MS"/>
                 <w:b/>
@@ -10683,10 +12108,10 @@
             </w:pPr>
             <w:r>
               <w:rPr>
-                <w:rFonts w:eastAsia="Arial Unicode MS"/>
-                <w:b/>
-                <w:bCs/>
-                <w:sz w:val="22"/>
+                <w:rFonts w:eastAsia="Arial Unicode MS" w:ascii="Arial" w:hAnsi="Arial"/>
+                <w:b/>
+                <w:bCs/>
+                <w:sz w:val="19"/>
                 <w:lang w:eastAsia="es-CO"/>
               </w:rPr>
               <w:t>Nombre:</w:t>
@@ -10700,7 +12125,14 @@
             <w:vAlign w:val="center"/>
           </w:tcPr>
           <w:p>
-            <w:r>
+            <w:pPr>
+              <w:spacing w:line="276" w:lineRule="auto" w:before="40" w:after="40"/>
+            </w:pPr>
+            <w:r>
+              <w:rPr>
+                <w:rFonts w:ascii="Arial" w:hAnsi="Arial"/>
+                <w:sz w:val="19"/>
+              </w:rPr>
               <w:t>Usabilidad, Ergonomía y Diseño Responsivo WCAG 2.1</w:t>
             </w:r>
           </w:p>
@@ -10713,6 +12145,7 @@
           </w:tcPr>
           <w:p>
             <w:pPr>
+              <w:spacing w:line="276" w:lineRule="auto" w:before="40" w:after="40"/>
               <w:rPr>
                 <w:rFonts w:eastAsia="Arial Unicode MS"/>
                 <w:b/>
@@ -10723,10 +12156,10 @@
             </w:pPr>
             <w:r>
               <w:rPr>
-                <w:rFonts w:eastAsia="Arial Unicode MS"/>
-                <w:b/>
-                <w:bCs/>
-                <w:sz w:val="22"/>
+                <w:rFonts w:eastAsia="Arial Unicode MS" w:ascii="Arial" w:hAnsi="Arial"/>
+                <w:b/>
+                <w:bCs/>
+                <w:sz w:val="19"/>
                 <w:lang w:eastAsia="es-CO"/>
               </w:rPr>
               <w:t>Tipo:</w:t>
@@ -10739,7 +12172,14 @@
             <w:vAlign w:val="center"/>
           </w:tcPr>
           <w:p>
-            <w:r>
+            <w:pPr>
+              <w:spacing w:line="276" w:lineRule="auto" w:before="40" w:after="40"/>
+            </w:pPr>
+            <w:r>
+              <w:rPr>
+                <w:rFonts w:ascii="Arial" w:hAnsi="Arial"/>
+                <w:sz w:val="19"/>
+              </w:rPr>
               <w:t>No Funcional</w:t>
             </w:r>
           </w:p>
@@ -10757,6 +12197,7 @@
           </w:tcPr>
           <w:p>
             <w:pPr>
+              <w:spacing w:line="276" w:lineRule="auto" w:before="40" w:after="40"/>
               <w:rPr>
                 <w:rFonts w:eastAsia="Arial Unicode MS"/>
                 <w:b/>
@@ -10768,10 +12209,10 @@
             <w:proofErr w:type="spellStart"/>
             <w:r>
               <w:rPr>
-                <w:rFonts w:eastAsia="Arial Unicode MS"/>
-                <w:b/>
-                <w:bCs/>
-                <w:sz w:val="22"/>
+                <w:rFonts w:eastAsia="Arial Unicode MS" w:ascii="Arial" w:hAnsi="Arial"/>
+                <w:b/>
+                <w:bCs/>
+                <w:sz w:val="19"/>
                 <w:lang w:eastAsia="es-CO"/>
               </w:rPr>
               <w:t>Stakeholder</w:t>
@@ -10779,10 +12220,10 @@
             <w:proofErr w:type="spellEnd"/>
             <w:r>
               <w:rPr>
-                <w:rFonts w:eastAsia="Arial Unicode MS"/>
-                <w:b/>
-                <w:bCs/>
-                <w:sz w:val="22"/>
+                <w:rFonts w:eastAsia="Arial Unicode MS" w:ascii="Arial" w:hAnsi="Arial"/>
+                <w:b/>
+                <w:bCs/>
+                <w:sz w:val="19"/>
                 <w:lang w:eastAsia="es-CO"/>
               </w:rPr>
               <w:t>:</w:t>
@@ -10796,7 +12237,14 @@
             <w:vAlign w:val="center"/>
           </w:tcPr>
           <w:p>
-            <w:r>
+            <w:pPr>
+              <w:spacing w:line="276" w:lineRule="auto" w:before="40" w:after="40"/>
+            </w:pPr>
+            <w:r>
+              <w:rPr>
+                <w:rFonts w:ascii="Arial" w:hAnsi="Arial"/>
+                <w:sz w:val="19"/>
+              </w:rPr>
               <w:t>Juan Santana</w:t>
             </w:r>
           </w:p>
@@ -10809,6 +12257,7 @@
           </w:tcPr>
           <w:p>
             <w:pPr>
+              <w:spacing w:line="276" w:lineRule="auto" w:before="40" w:after="40"/>
               <w:rPr>
                 <w:rFonts w:eastAsia="Arial Unicode MS"/>
                 <w:sz w:val="22"/>
@@ -10817,30 +12266,30 @@
             </w:pPr>
             <w:r>
               <w:rPr>
-                <w:rFonts w:eastAsia="Arial Unicode MS"/>
-                <w:b/>
-                <w:bCs/>
-                <w:sz w:val="22"/>
+                <w:rFonts w:eastAsia="Arial Unicode MS" w:ascii="Arial" w:hAnsi="Arial"/>
+                <w:b/>
+                <w:bCs/>
+                <w:sz w:val="19"/>
                 <w:lang w:eastAsia="es-CO"/>
               </w:rPr>
               <w:t xml:space="preserve">Id. </w:t>
             </w:r>
             <w:r>
               <w:rPr>
-                <w:rFonts w:eastAsia="Arial Unicode MS"/>
-                <w:b/>
-                <w:bCs/>
-                <w:sz w:val="22"/>
+                <w:rFonts w:eastAsia="Arial Unicode MS" w:ascii="Arial" w:hAnsi="Arial"/>
+                <w:b/>
+                <w:bCs/>
+                <w:sz w:val="19"/>
                 <w:lang w:eastAsia="es-CO"/>
               </w:rPr>
               <w:t>Necesidad</w:t>
             </w:r>
             <w:r>
               <w:rPr>
-                <w:rFonts w:eastAsia="Arial Unicode MS"/>
-                <w:b/>
-                <w:bCs/>
-                <w:sz w:val="22"/>
+                <w:rFonts w:eastAsia="Arial Unicode MS" w:ascii="Arial" w:hAnsi="Arial"/>
+                <w:b/>
+                <w:bCs/>
+                <w:sz w:val="19"/>
                 <w:lang w:eastAsia="es-CO"/>
               </w:rPr>
               <w:t>:</w:t>
@@ -10854,7 +12303,14 @@
             <w:vAlign w:val="center"/>
           </w:tcPr>
           <w:p>
-            <w:r>
+            <w:pPr>
+              <w:spacing w:line="276" w:lineRule="auto" w:before="40" w:after="40"/>
+            </w:pPr>
+            <w:r>
+              <w:rPr>
+                <w:rFonts w:ascii="Arial" w:hAnsi="Arial"/>
+                <w:sz w:val="19"/>
+              </w:rPr>
               <w:t>N1</w:t>
             </w:r>
           </w:p>
@@ -10872,6 +12328,7 @@
           </w:tcPr>
           <w:p>
             <w:pPr>
+              <w:spacing w:line="276" w:lineRule="auto" w:before="40" w:after="40"/>
               <w:rPr>
                 <w:rFonts w:eastAsia="Arial Unicode MS"/>
                 <w:b/>
@@ -10882,10 +12339,10 @@
             </w:pPr>
             <w:r>
               <w:rPr>
-                <w:rFonts w:eastAsia="Arial Unicode MS"/>
-                <w:b/>
-                <w:bCs/>
-                <w:sz w:val="22"/>
+                <w:rFonts w:eastAsia="Arial Unicode MS" w:ascii="Arial" w:hAnsi="Arial"/>
+                <w:b/>
+                <w:bCs/>
+                <w:sz w:val="19"/>
                 <w:lang w:eastAsia="es-CO"/>
               </w:rPr>
               <w:t>Responsable:</w:t>
@@ -10899,7 +12356,14 @@
             <w:vAlign w:val="center"/>
           </w:tcPr>
           <w:p>
-            <w:r>
+            <w:pPr>
+              <w:spacing w:line="276" w:lineRule="auto" w:before="40" w:after="40"/>
+            </w:pPr>
+            <w:r>
+              <w:rPr>
+                <w:rFonts w:ascii="Arial" w:hAnsi="Arial"/>
+                <w:sz w:val="19"/>
+              </w:rPr>
               <w:t>Equipo de Desarrollo de Software</w:t>
             </w:r>
           </w:p>
@@ -10917,6 +12381,7 @@
           </w:tcPr>
           <w:p>
             <w:pPr>
+              <w:spacing w:line="276" w:lineRule="auto" w:before="40" w:after="40"/>
               <w:rPr>
                 <w:rFonts w:eastAsia="Arial Unicode MS"/>
                 <w:b/>
@@ -10927,10 +12392,10 @@
             </w:pPr>
             <w:r>
               <w:rPr>
-                <w:rFonts w:eastAsia="Arial Unicode MS"/>
-                <w:b/>
-                <w:bCs/>
-                <w:sz w:val="22"/>
+                <w:rFonts w:eastAsia="Arial Unicode MS" w:ascii="Arial" w:hAnsi="Arial"/>
+                <w:b/>
+                <w:bCs/>
+                <w:sz w:val="19"/>
                 <w:lang w:eastAsia="es-CO"/>
               </w:rPr>
               <w:t>Prioridad:</w:t>
@@ -10944,7 +12409,14 @@
             <w:vAlign w:val="center"/>
           </w:tcPr>
           <w:p>
-            <w:r>
+            <w:pPr>
+              <w:spacing w:line="276" w:lineRule="auto" w:before="40" w:after="40"/>
+            </w:pPr>
+            <w:r>
+              <w:rPr>
+                <w:rFonts w:ascii="Arial" w:hAnsi="Arial"/>
+                <w:sz w:val="19"/>
+              </w:rPr>
               <w:t>Media</w:t>
             </w:r>
           </w:p>
@@ -10963,6 +12435,7 @@
           </w:tcPr>
           <w:p>
             <w:pPr>
+              <w:spacing w:line="276" w:lineRule="auto" w:before="40" w:after="40"/>
               <w:jc w:val="center"/>
               <w:rPr>
                 <w:rFonts w:eastAsia="Arial Unicode MS"/>
@@ -10974,10 +12447,10 @@
             </w:pPr>
             <w:r>
               <w:rPr>
-                <w:rFonts w:eastAsia="Arial Unicode MS"/>
-                <w:b/>
-                <w:bCs/>
-                <w:sz w:val="22"/>
+                <w:rFonts w:eastAsia="Arial Unicode MS" w:ascii="Arial" w:hAnsi="Arial"/>
+                <w:b/>
+                <w:bCs/>
+                <w:sz w:val="19"/>
                 <w:lang w:eastAsia="es-CO"/>
               </w:rPr>
               <w:t>Descripción del requisito</w:t>
@@ -10996,7 +12469,14 @@
             <w:vAlign w:val="center"/>
           </w:tcPr>
           <w:p>
-            <w:r>
+            <w:pPr>
+              <w:spacing w:line="276" w:lineRule="auto" w:before="40" w:after="40"/>
+            </w:pPr>
+            <w:r>
+              <w:rPr>
+                <w:rFonts w:ascii="Arial" w:hAnsi="Arial"/>
+                <w:sz w:val="19"/>
+              </w:rPr>
               <w:t>La interfaz de usuario debe estar diseñada con Tailwind CSS, adaptándose con fluidez a resoluciones de escritorio, tablets y dispositivos móviles, cumpliendo con los estándares de contraste y accesibilidad visual WCAG 2.1 nivel AA.</w:t>
             </w:r>
           </w:p>
@@ -11123,13 +12603,20 @@
     <w:p>
       <w:pPr>
         <w:pStyle w:val="Textbody"/>
-        <w:spacing w:line="276" w:lineRule="auto" w:after="120"/>
+        <w:spacing w:line="360" w:lineRule="auto" w:after="120" w:before="0"/>
+        <w:ind w:firstLine="0"/>
+        <w:jc w:val="both"/>
         <w:rPr>
           <w:rFonts w:hint="eastAsia"/>
         </w:rPr>
       </w:pPr>
       <w:r>
-        <w:t>El modelado de interacción del Sistema Web RPA LAD-6819 describe el flujo cronológico de mensajes, llamadas asíncronas y transformaciones de datos entre los actores y los componentes de software. A continuación, se presenta el análisis técnico de los tiempos de iteración, concurrencia y el Diagrama de Secuencia formal bajo el estándar UML 2.5:</w:t>
+        <w:rPr>
+          <w:rFonts w:ascii="Arial" w:hAnsi="Arial"/>
+          <w:color w:val="1E1E1E"/>
+          <w:sz w:val="22"/>
+        </w:rPr>
+        <w:t>El modelado de interacción del Sistema Web RPA LAD-6819 describe el flujo cronológico de mensajes, llamadas asíncronas y transformaciones de datos entre los actores y los componentes de software, modelado bajo la especificación formal UML 2.5 (Object Management Group [OMG], 2017). A continuación, se presenta el análisis técnico de los tiempos de iteración, concurrencia y la Figura 3.1:</w:t>
         <w:br/>
         <w:br/>
         <w:t>Análisis de Concurrencia y Tiempos de Iteración:</w:t>
@@ -11144,12 +12631,49 @@
         <w:br/>
         <w:t>• Concurrencia Multiusuario: Al ejecutarse el cómputo intensivo en el navegador de cada usuario y delegar la persistencia a Google Cloud Firestore (diseñado para escalar elásticamente a miles de escrituras por segundo), el sistema opera sin bloqueos de locks a nivel de base de datos relacional, garantizando que decenas de analistas puedan procesar planillas en paralelo de manera independiente.</w:t>
       </w:r>
-      <w:r>
-        <w:br/>
-        <w:br/>
+    </w:p>
+    <w:p>
+      <w:pPr>
+        <w:spacing w:before="280" w:after="40" w:line="240" w:lineRule="auto"/>
+        <w:ind w:firstLine="0"/>
+        <w:jc w:val="left"/>
+      </w:pPr>
+      <w:r>
+        <w:rPr>
+          <w:rFonts w:ascii="Arial" w:hAnsi="Arial"/>
+          <w:b/>
+          <w:color w:val="141414"/>
+          <w:sz w:val="21"/>
+        </w:rPr>
+        <w:t>Figura 3.1</w:t>
+      </w:r>
+    </w:p>
+    <w:p>
+      <w:pPr>
+        <w:spacing w:before="0" w:after="120" w:line="240" w:lineRule="auto"/>
+        <w:ind w:firstLine="0"/>
+        <w:jc w:val="left"/>
+      </w:pPr>
+      <w:r>
+        <w:rPr>
+          <w:rFonts w:ascii="Arial" w:hAnsi="Arial"/>
+          <w:i/>
+          <w:color w:val="282828"/>
+          <w:sz w:val="20"/>
+        </w:rPr>
+        <w:t>Diagrama de Secuencia UML 2.5 para la Orquestación de Nómina, Tiempos de Iteración y Concurrencia.</w:t>
+      </w:r>
+    </w:p>
+    <w:p>
+      <w:pPr>
+        <w:spacing w:before="80" w:after="120"/>
+        <w:ind w:firstLine="0"/>
+        <w:jc w:val="center"/>
+      </w:pPr>
+      <w:r>
         <w:drawing>
           <wp:inline xmlns:a="http://schemas.openxmlformats.org/drawingml/2006/main" xmlns:pic="http://schemas.openxmlformats.org/drawingml/2006/picture">
-            <wp:extent cx="5669280" cy="3504646"/>
+            <wp:extent cx="5486400" cy="3391593"/>
             <wp:docPr id="1" name="Picture 1"/>
             <wp:cNvGraphicFramePr>
               <a:graphicFrameLocks noChangeAspect="1"/>
@@ -11170,7 +12694,7 @@
                   <pic:spPr>
                     <a:xfrm>
                       <a:off x="0" y="0"/>
-                      <a:ext cx="5669280" cy="3504646"/>
+                      <a:ext cx="5486400" cy="3391593"/>
                     </a:xfrm>
                     <a:prstGeom prst="rect"/>
                   </pic:spPr>
@@ -11180,15 +12704,29 @@
           </wp:inline>
         </w:drawing>
       </w:r>
-      <w:r>
-        <w:rPr>
-          <w:b/>
+    </w:p>
+    <w:p>
+      <w:pPr>
+        <w:spacing w:before="40" w:after="280" w:line="276" w:lineRule="auto"/>
+        <w:ind w:firstLine="0"/>
+        <w:jc w:val="left"/>
+      </w:pPr>
+      <w:r>
+        <w:rPr>
+          <w:rFonts w:ascii="Arial" w:hAnsi="Arial"/>
           <w:i/>
-          <w:color w:val="464646"/>
+          <w:color w:val="3C3C3C"/>
           <w:sz w:val="19"/>
         </w:rPr>
-        <w:br/>
-        <w:t>Figura 3.1: Diagrama de Secuencia UML 2.5 - Orquestación de Descuentos, Tiempos de Iteración y Concurrencia.</w:t>
+        <w:t xml:space="preserve">Nota. </w:t>
+      </w:r>
+      <w:r>
+        <w:rPr>
+          <w:rFonts w:ascii="Arial" w:hAnsi="Arial"/>
+          <w:color w:val="3C3C3C"/>
+          <w:sz w:val="19"/>
+        </w:rPr>
+        <w:t>Interacciones síncronas y asíncronas entre el usuario, el cliente Next.js, el motor SheetJS y la nube Firebase. Fuente: Elaboración propia (2026).</w:t>
         <w:br/>
       </w:r>
     </w:p>
@@ -11260,12 +12798,19 @@
     <w:p>
       <w:pPr>
         <w:pStyle w:val="Textbody"/>
-        <w:spacing w:line="276" w:lineRule="auto" w:after="120"/>
+        <w:spacing w:line="360" w:lineRule="auto" w:after="120" w:before="0"/>
+        <w:ind w:firstLine="0"/>
+        <w:jc w:val="both"/>
         <w:rPr>
           <w:rFonts w:hint="eastAsia"/>
         </w:rPr>
       </w:pPr>
       <w:r>
+        <w:rPr>
+          <w:rFonts w:ascii="Arial" w:hAnsi="Arial"/>
+          <w:color w:val="1E1E1E"/>
+          <w:sz w:val="22"/>
+        </w:rPr>
         <w:t>El modelado de casos de uso delimita las interacciones entre los actores del sistema y los servicios del software. Los actores identificados son:</w:t>
         <w:br/>
         <w:t>• Administrador (Wilmer Vega): Posee privilegios totales de configuración de empresas, parametrización de reglas de negocio, consulta global y auditoría.</w:t>
@@ -11275,14 +12820,51 @@
         <w:t>• Analista de Nómina (Juan Santana): Responsable de la operación cotidiana, carga de archivos de nómina, resolución de alertas y registro de pagos únicos.</w:t>
         <w:br/>
         <w:br/>
-        <w:t>A continuación, se ilustra el Diagrama de Casos de Uso del sistema y la especificación detallada de los casos de uso críticos en la plantilla institucional:</w:t>
-      </w:r>
-      <w:r>
-        <w:br/>
-        <w:br/>
+        <w:t>A continuación, se ilustra la Figura 3.2 y la especificación detallada de los casos de uso críticos en la plantilla institucional:</w:t>
+      </w:r>
+    </w:p>
+    <w:p>
+      <w:pPr>
+        <w:spacing w:before="280" w:after="40" w:line="240" w:lineRule="auto"/>
+        <w:ind w:firstLine="0"/>
+        <w:jc w:val="left"/>
+      </w:pPr>
+      <w:r>
+        <w:rPr>
+          <w:rFonts w:ascii="Arial" w:hAnsi="Arial"/>
+          <w:b/>
+          <w:color w:val="141414"/>
+          <w:sz w:val="21"/>
+        </w:rPr>
+        <w:t>Figura 3.2</w:t>
+      </w:r>
+    </w:p>
+    <w:p>
+      <w:pPr>
+        <w:spacing w:before="0" w:after="120" w:line="240" w:lineRule="auto"/>
+        <w:ind w:firstLine="0"/>
+        <w:jc w:val="left"/>
+      </w:pPr>
+      <w:r>
+        <w:rPr>
+          <w:rFonts w:ascii="Arial" w:hAnsi="Arial"/>
+          <w:i/>
+          <w:color w:val="282828"/>
+          <w:sz w:val="20"/>
+        </w:rPr>
+        <w:t>Diagrama de Casos de Uso del Sistema Web RPA LAD-6819.</w:t>
+      </w:r>
+    </w:p>
+    <w:p>
+      <w:pPr>
+        <w:spacing w:before="80" w:after="120"/>
+        <w:ind w:firstLine="0"/>
+        <w:jc w:val="center"/>
+      </w:pPr>
+      <w:r>
         <w:drawing>
           <wp:inline xmlns:a="http://schemas.openxmlformats.org/drawingml/2006/main" xmlns:pic="http://schemas.openxmlformats.org/drawingml/2006/picture">
-            <wp:extent cx="5669280" cy="3453107"/>
+            <wp:extent cx="5486400" cy="3341716"/>
             <wp:docPr id="2" name="Picture 2"/>
             <wp:cNvGraphicFramePr>
               <a:graphicFrameLocks noChangeAspect="1"/>
@@ -11303,7 +12885,7 @@
                   <pic:spPr>
                     <a:xfrm>
                       <a:off x="0" y="0"/>
-                      <a:ext cx="5669280" cy="3453107"/>
+                      <a:ext cx="5486400" cy="3341716"/>
                     </a:xfrm>
                     <a:prstGeom prst="rect"/>
                   </pic:spPr>
@@ -11313,15 +12895,29 @@
           </wp:inline>
         </w:drawing>
       </w:r>
-      <w:r>
-        <w:rPr>
-          <w:b/>
+    </w:p>
+    <w:p>
+      <w:pPr>
+        <w:spacing w:before="40" w:after="280" w:line="276" w:lineRule="auto"/>
+        <w:ind w:firstLine="0"/>
+        <w:jc w:val="left"/>
+      </w:pPr>
+      <w:r>
+        <w:rPr>
+          <w:rFonts w:ascii="Arial" w:hAnsi="Arial"/>
           <w:i/>
-          <w:color w:val="464646"/>
+          <w:color w:val="3C3C3C"/>
           <w:sz w:val="19"/>
         </w:rPr>
-        <w:br/>
-        <w:t>Figura 3.2: Diagrama de Casos de Uso del Sistema Web RPA LAD-6819.</w:t>
+        <w:t xml:space="preserve">Nota. </w:t>
+      </w:r>
+      <w:r>
+        <w:rPr>
+          <w:rFonts w:ascii="Arial" w:hAnsi="Arial"/>
+          <w:color w:val="3C3C3C"/>
+          <w:sz w:val="19"/>
+        </w:rPr>
+        <w:t>Casos de uso del sistema estructurados con relaciones de inclusión y extensión según el rol de usuario. Fuente: Elaboración propia (2026).</w:t>
         <w:br/>
       </w:r>
     </w:p>
@@ -11366,6 +12962,7 @@
           </w:tcPr>
           <w:p>
             <w:pPr>
+              <w:spacing w:line="276" w:lineRule="auto" w:before="40" w:after="40"/>
               <w:rPr>
                 <w:b/>
                 <w:lang w:val="es-MX"/>
@@ -11373,7 +12970,9 @@
             </w:pPr>
             <w:r>
               <w:rPr>
-                <w:b/>
+                <w:rFonts w:ascii="Arial" w:hAnsi="Arial"/>
+                <w:b/>
+                <w:sz w:val="19"/>
                 <w:lang w:val="es-MX"/>
               </w:rPr>
               <w:t>ID del caso de uso</w:t>
@@ -11386,7 +12985,14 @@
             <w:gridSpan w:val="2"/>
           </w:tcPr>
           <w:p>
-            <w:r>
+            <w:pPr>
+              <w:spacing w:line="276" w:lineRule="auto" w:before="40" w:after="40"/>
+            </w:pPr>
+            <w:r>
+              <w:rPr>
+                <w:rFonts w:ascii="Arial" w:hAnsi="Arial"/>
+                <w:sz w:val="19"/>
+              </w:rPr>
               <w:t>CU-02</w:t>
             </w:r>
           </w:p>
@@ -11398,7 +13004,7 @@
           </w:tcPr>
           <w:p>
             <w:pPr>
-              <w:spacing w:before="60" w:after="60"/>
+              <w:spacing w:before="40" w:after="40" w:line="276" w:lineRule="auto"/>
               <w:rPr>
                 <w:rFonts w:cs="Arial"/>
                 <w:b/>
@@ -11408,7 +13014,7 @@
             </w:pPr>
             <w:r>
               <w:rPr>
-                <w:rFonts w:cs="Arial"/>
+                <w:rFonts w:cs="Arial" w:ascii="Arial" w:hAnsi="Arial"/>
                 <w:b/>
                 <w:sz w:val="20"/>
                 <w:szCs w:val="20"/>
@@ -11422,7 +13028,14 @@
             <w:tcW w:w="2051" w:type="dxa"/>
           </w:tcPr>
           <w:p>
-            <w:r>
+            <w:pPr>
+              <w:spacing w:line="276" w:lineRule="auto" w:before="40" w:after="40"/>
+            </w:pPr>
+            <w:r>
+              <w:rPr>
+                <w:rFonts w:ascii="Arial" w:hAnsi="Arial"/>
+                <w:sz w:val="19"/>
+              </w:rPr>
               <w:t>RF-02, RF-03, RF-05</w:t>
             </w:r>
           </w:p>
@@ -11436,6 +13049,7 @@
           </w:tcPr>
           <w:p>
             <w:pPr>
+              <w:spacing w:line="276" w:lineRule="auto" w:before="40" w:after="40"/>
               <w:rPr>
                 <w:b/>
                 <w:lang w:val="es-MX"/>
@@ -11443,7 +13057,9 @@
             </w:pPr>
             <w:r>
               <w:rPr>
-                <w:b/>
+                <w:rFonts w:ascii="Arial" w:hAnsi="Arial"/>
+                <w:b/>
+                <w:sz w:val="19"/>
                 <w:lang w:val="es-MX"/>
               </w:rPr>
               <w:t>Nombre del caso de uso</w:t>
@@ -11456,7 +13072,14 @@
             <w:gridSpan w:val="4"/>
           </w:tcPr>
           <w:p>
-            <w:r>
+            <w:pPr>
+              <w:spacing w:line="276" w:lineRule="auto" w:before="40" w:after="40"/>
+            </w:pPr>
+            <w:r>
+              <w:rPr>
+                <w:rFonts w:ascii="Arial" w:hAnsi="Arial"/>
+                <w:sz w:val="19"/>
+              </w:rPr>
               <w:t>Carga Masiva y Liquidación de Planilla de Nómina</w:t>
             </w:r>
           </w:p>
@@ -11470,6 +13093,7 @@
           </w:tcPr>
           <w:p>
             <w:pPr>
+              <w:spacing w:line="276" w:lineRule="auto" w:before="40" w:after="40"/>
               <w:rPr>
                 <w:b/>
                 <w:lang w:val="es-MX"/>
@@ -11477,7 +13101,9 @@
             </w:pPr>
             <w:r>
               <w:rPr>
-                <w:b/>
+                <w:rFonts w:ascii="Arial" w:hAnsi="Arial"/>
+                <w:b/>
+                <w:sz w:val="19"/>
                 <w:lang w:val="es-MX"/>
               </w:rPr>
               <w:t>Iniciador</w:t>
@@ -11490,7 +13116,14 @@
             <w:gridSpan w:val="4"/>
           </w:tcPr>
           <w:p>
-            <w:r>
+            <w:pPr>
+              <w:spacing w:line="276" w:lineRule="auto" w:before="40" w:after="40"/>
+            </w:pPr>
+            <w:r>
+              <w:rPr>
+                <w:rFonts w:ascii="Arial" w:hAnsi="Arial"/>
+                <w:sz w:val="19"/>
+              </w:rPr>
               <w:t>Analista de Nómina / Administrador</w:t>
             </w:r>
           </w:p>
@@ -11504,6 +13137,7 @@
           </w:tcPr>
           <w:p>
             <w:pPr>
+              <w:spacing w:line="276" w:lineRule="auto" w:before="40" w:after="40"/>
               <w:rPr>
                 <w:b/>
                 <w:lang w:val="es-MX"/>
@@ -11511,7 +13145,9 @@
             </w:pPr>
             <w:r>
               <w:rPr>
-                <w:b/>
+                <w:rFonts w:ascii="Arial" w:hAnsi="Arial"/>
+                <w:b/>
+                <w:sz w:val="19"/>
                 <w:lang w:val="es-MX"/>
               </w:rPr>
               <w:t>Otros actores</w:t>
@@ -11524,7 +13160,14 @@
             <w:gridSpan w:val="4"/>
           </w:tcPr>
           <w:p>
-            <w:r>
+            <w:pPr>
+              <w:spacing w:line="276" w:lineRule="auto" w:before="40" w:after="40"/>
+            </w:pPr>
+            <w:r>
+              <w:rPr>
+                <w:rFonts w:ascii="Arial" w:hAnsi="Arial"/>
+                <w:sz w:val="19"/>
+              </w:rPr>
               <w:t>Supervisor de Calidad (auditoría reactiva)</w:t>
             </w:r>
           </w:p>
@@ -11538,6 +13181,7 @@
           </w:tcPr>
           <w:p>
             <w:pPr>
+              <w:spacing w:line="276" w:lineRule="auto" w:before="40" w:after="40"/>
               <w:rPr>
                 <w:b/>
                 <w:lang w:val="es-MX"/>
@@ -11545,7 +13189,9 @@
             </w:pPr>
             <w:r>
               <w:rPr>
-                <w:b/>
+                <w:rFonts w:ascii="Arial" w:hAnsi="Arial"/>
+                <w:b/>
+                <w:sz w:val="19"/>
                 <w:lang w:val="es-MX"/>
               </w:rPr>
               <w:t>Precondición</w:t>
@@ -11558,7 +13204,14 @@
             <w:gridSpan w:val="4"/>
           </w:tcPr>
           <w:p>
-            <w:r>
+            <w:pPr>
+              <w:spacing w:line="276" w:lineRule="auto" w:before="40" w:after="40"/>
+            </w:pPr>
+            <w:r>
+              <w:rPr>
+                <w:rFonts w:ascii="Arial" w:hAnsi="Arial"/>
+                <w:sz w:val="19"/>
+              </w:rPr>
               <w:t>Usuario autenticado con rol ANALISTA o ADMIN; empresa aliada seleccionada con reglas vigentes.</w:t>
             </w:r>
           </w:p>
@@ -11573,6 +13226,7 @@
           </w:tcPr>
           <w:p>
             <w:pPr>
+              <w:spacing w:line="276" w:lineRule="auto" w:before="40" w:after="40"/>
               <w:jc w:val="center"/>
               <w:rPr>
                 <w:lang w:val="es-MX"/>
@@ -11580,7 +13234,9 @@
             </w:pPr>
             <w:r>
               <w:rPr>
-                <w:b/>
+                <w:rFonts w:ascii="Arial" w:hAnsi="Arial"/>
+                <w:b/>
+                <w:sz w:val="19"/>
                 <w:lang w:val="es-MX"/>
               </w:rPr>
               <w:t>Flujo básico</w:t>
@@ -11597,6 +13253,7 @@
           </w:tcPr>
           <w:p>
             <w:pPr>
+              <w:spacing w:line="276" w:lineRule="auto" w:before="40" w:after="40"/>
               <w:jc w:val="center"/>
               <w:rPr>
                 <w:b/>
@@ -11605,7 +13262,9 @@
             </w:pPr>
             <w:r>
               <w:rPr>
-                <w:b/>
+                <w:rFonts w:ascii="Arial" w:hAnsi="Arial"/>
+                <w:b/>
+                <w:sz w:val="19"/>
                 <w:lang w:val="es-MX"/>
               </w:rPr>
               <w:t>Actor</w:t>
@@ -11620,6 +13279,7 @@
           </w:tcPr>
           <w:p>
             <w:pPr>
+              <w:spacing w:line="276" w:lineRule="auto" w:before="40" w:after="40"/>
               <w:jc w:val="center"/>
               <w:rPr>
                 <w:b/>
@@ -11628,7 +13288,9 @@
             </w:pPr>
             <w:r>
               <w:rPr>
-                <w:b/>
+                <w:rFonts w:ascii="Arial" w:hAnsi="Arial"/>
+                <w:b/>
+                <w:sz w:val="19"/>
                 <w:lang w:val="es-MX"/>
               </w:rPr>
               <w:t>Sistema</w:t>
@@ -11644,7 +13306,14 @@
             <w:shd w:val="clear" w:color="auto" w:fill="auto"/>
           </w:tcPr>
           <w:p>
-            <w:r>
+            <w:pPr>
+              <w:spacing w:line="276" w:lineRule="auto" w:before="40" w:after="40"/>
+            </w:pPr>
+            <w:r>
+              <w:rPr>
+                <w:rFonts w:ascii="Arial" w:hAnsi="Arial"/>
+                <w:sz w:val="19"/>
+              </w:rPr>
               <w:t>1. El analista selecciona la empresa cliente y arrastra el archivo Excel (.xlsx) o CSV al área de carga.</w:t>
             </w:r>
           </w:p>
@@ -11656,7 +13325,15 @@
             <w:shd w:val="clear" w:color="auto" w:fill="auto"/>
           </w:tcPr>
           <w:p>
-            <w:r/>
+            <w:pPr>
+              <w:spacing w:line="276" w:lineRule="auto" w:before="40" w:after="40"/>
+            </w:pPr>
+            <w:r>
+              <w:rPr>
+                <w:rFonts w:ascii="Arial" w:hAnsi="Arial"/>
+                <w:sz w:val="19"/>
+              </w:rPr>
+            </w:r>
           </w:p>
         </w:tc>
       </w:tr>
@@ -11668,7 +13345,15 @@
             <w:shd w:val="clear" w:color="auto" w:fill="auto"/>
           </w:tcPr>
           <w:p>
-            <w:r/>
+            <w:pPr>
+              <w:spacing w:line="276" w:lineRule="auto" w:before="40" w:after="40"/>
+            </w:pPr>
+            <w:r>
+              <w:rPr>
+                <w:rFonts w:ascii="Arial" w:hAnsi="Arial"/>
+                <w:sz w:val="19"/>
+              </w:rPr>
+            </w:r>
           </w:p>
         </w:tc>
         <w:tc>
@@ -11678,7 +13363,14 @@
             <w:shd w:val="clear" w:color="auto" w:fill="auto"/>
           </w:tcPr>
           <w:p>
-            <w:r>
+            <w:pPr>
+              <w:spacing w:line="276" w:lineRule="auto" w:before="40" w:after="40"/>
+            </w:pPr>
+            <w:r>
+              <w:rPr>
+                <w:rFonts w:ascii="Arial" w:hAnsi="Arial"/>
+                <w:sz w:val="19"/>
+              </w:rPr>
               <w:t>2. El motor TypeScript lee la primera hoja con SheetJS y valida las columnas obligatorias.</w:t>
             </w:r>
           </w:p>
@@ -11692,7 +13384,14 @@
             <w:shd w:val="clear" w:color="auto" w:fill="auto"/>
           </w:tcPr>
           <w:p>
-            <w:r>
+            <w:pPr>
+              <w:spacing w:line="276" w:lineRule="auto" w:before="40" w:after="40"/>
+            </w:pPr>
+            <w:r>
+              <w:rPr>
+                <w:rFonts w:ascii="Arial" w:hAnsi="Arial"/>
+                <w:sz w:val="19"/>
+              </w:rPr>
               <w:t>3. El analista visualiza la previsualización de datos, métricas KPI y semáforos de advertencia.</w:t>
             </w:r>
           </w:p>
@@ -11704,7 +13403,15 @@
             <w:shd w:val="clear" w:color="auto" w:fill="auto"/>
           </w:tcPr>
           <w:p>
-            <w:r/>
+            <w:pPr>
+              <w:spacing w:line="276" w:lineRule="auto" w:before="40" w:after="40"/>
+            </w:pPr>
+            <w:r>
+              <w:rPr>
+                <w:rFonts w:ascii="Arial" w:hAnsi="Arial"/>
+                <w:sz w:val="19"/>
+              </w:rPr>
+            </w:r>
           </w:p>
         </w:tc>
       </w:tr>
@@ -11716,7 +13423,15 @@
             <w:shd w:val="clear" w:color="auto" w:fill="auto"/>
           </w:tcPr>
           <w:p>
-            <w:r/>
+            <w:pPr>
+              <w:spacing w:line="276" w:lineRule="auto" w:before="40" w:after="40"/>
+            </w:pPr>
+            <w:r>
+              <w:rPr>
+                <w:rFonts w:ascii="Arial" w:hAnsi="Arial"/>
+                <w:sz w:val="19"/>
+              </w:rPr>
+            </w:r>
           </w:p>
         </w:tc>
         <w:tc>
@@ -11726,7 +13441,14 @@
             <w:shd w:val="clear" w:color="auto" w:fill="auto"/>
           </w:tcPr>
           <w:p>
-            <w:r>
+            <w:pPr>
+              <w:spacing w:line="276" w:lineRule="auto" w:before="40" w:after="40"/>
+            </w:pPr>
+            <w:r>
+              <w:rPr>
+                <w:rFonts w:ascii="Arial" w:hAnsi="Arial"/>
+                <w:sz w:val="19"/>
+              </w:rPr>
               <w:t>4. El sistema calcula descuentos de Vida, GMM, Costos y trunca al tope máximo configurado.</w:t>
             </w:r>
           </w:p>
@@ -11740,7 +13462,14 @@
             <w:shd w:val="clear" w:color="auto" w:fill="auto"/>
           </w:tcPr>
           <w:p>
-            <w:r>
+            <w:pPr>
+              <w:spacing w:line="276" w:lineRule="auto" w:before="40" w:after="40"/>
+            </w:pPr>
+            <w:r>
+              <w:rPr>
+                <w:rFonts w:ascii="Arial" w:hAnsi="Arial"/>
+                <w:sz w:val="19"/>
+              </w:rPr>
               <w:t>5. El analista pulsa 'Exportar Planilla Excel' y confirma el despacho del lote.</w:t>
             </w:r>
           </w:p>
@@ -11752,7 +13481,15 @@
             <w:shd w:val="clear" w:color="auto" w:fill="auto"/>
           </w:tcPr>
           <w:p>
-            <w:r/>
+            <w:pPr>
+              <w:spacing w:line="276" w:lineRule="auto" w:before="40" w:after="40"/>
+            </w:pPr>
+            <w:r>
+              <w:rPr>
+                <w:rFonts w:ascii="Arial" w:hAnsi="Arial"/>
+                <w:sz w:val="19"/>
+              </w:rPr>
+            </w:r>
           </w:p>
         </w:tc>
       </w:tr>
@@ -11764,7 +13501,15 @@
             <w:shd w:val="clear" w:color="auto" w:fill="auto"/>
           </w:tcPr>
           <w:p>
-            <w:r/>
+            <w:pPr>
+              <w:spacing w:line="276" w:lineRule="auto" w:before="40" w:after="40"/>
+            </w:pPr>
+            <w:r>
+              <w:rPr>
+                <w:rFonts w:ascii="Arial" w:hAnsi="Arial"/>
+                <w:sz w:val="19"/>
+              </w:rPr>
+            </w:r>
           </w:p>
         </w:tc>
         <w:tc>
@@ -11774,7 +13519,14 @@
             <w:shd w:val="clear" w:color="auto" w:fill="auto"/>
           </w:tcPr>
           <w:p>
-            <w:r>
+            <w:pPr>
+              <w:spacing w:line="276" w:lineRule="auto" w:before="40" w:after="40"/>
+            </w:pPr>
+            <w:r>
+              <w:rPr>
+                <w:rFonts w:ascii="Arial" w:hAnsi="Arial"/>
+                <w:sz w:val="19"/>
+              </w:rPr>
               <w:t>6. El sistema genera el libro Excel descargable y persiste el registro en Firestore ('jobs').</w:t>
             </w:r>
           </w:p>
@@ -11791,6 +13543,7 @@
           </w:tcPr>
           <w:p>
             <w:pPr>
+              <w:spacing w:line="276" w:lineRule="auto" w:before="40" w:after="40"/>
               <w:rPr>
                 <w:b/>
                 <w:lang w:val="es-MX"/>
@@ -11798,7 +13551,9 @@
             </w:pPr>
             <w:r>
               <w:rPr>
-                <w:b/>
+                <w:rFonts w:ascii="Arial" w:hAnsi="Arial"/>
+                <w:b/>
+                <w:sz w:val="19"/>
                 <w:lang w:val="es-MX"/>
               </w:rPr>
               <w:t>Camino alternativo 1</w:t>
@@ -11811,7 +13566,14 @@
             <w:gridSpan w:val="4"/>
           </w:tcPr>
           <w:p>
-            <w:r>
+            <w:pPr>
+              <w:spacing w:line="276" w:lineRule="auto" w:before="40" w:after="40"/>
+            </w:pPr>
+            <w:r>
+              <w:rPr>
+                <w:rFonts w:ascii="Arial" w:hAnsi="Arial"/>
+                <w:sz w:val="19"/>
+              </w:rPr>
               <w:t>A1: Faltan columnas obligatorias -&gt; El sistema marca los campos ausentes en rojo y deshabilita la liquidación.</w:t>
             </w:r>
           </w:p>
@@ -11828,6 +13590,7 @@
           </w:tcPr>
           <w:p>
             <w:pPr>
+              <w:spacing w:line="276" w:lineRule="auto" w:before="40" w:after="40"/>
               <w:rPr>
                 <w:b/>
                 <w:lang w:val="es-MX"/>
@@ -11835,7 +13598,9 @@
             </w:pPr>
             <w:r>
               <w:rPr>
-                <w:b/>
+                <w:rFonts w:ascii="Arial" w:hAnsi="Arial"/>
+                <w:b/>
+                <w:sz w:val="19"/>
                 <w:lang w:val="es-MX"/>
               </w:rPr>
               <w:t>Camino alternativo 2</w:t>
@@ -11848,7 +13613,14 @@
             <w:gridSpan w:val="4"/>
           </w:tcPr>
           <w:p>
-            <w:r>
+            <w:pPr>
+              <w:spacing w:line="276" w:lineRule="auto" w:before="40" w:after="40"/>
+            </w:pPr>
+            <w:r>
+              <w:rPr>
+                <w:rFonts w:ascii="Arial" w:hAnsi="Arial"/>
+                <w:sz w:val="19"/>
+              </w:rPr>
               <w:t>A2: Empleado con salario base inválido -&gt; Se resalta en amarillo, se clasifica como inconsistente y se excluye de la suma.</w:t>
             </w:r>
           </w:p>
@@ -11865,6 +13637,7 @@
           </w:tcPr>
           <w:p>
             <w:pPr>
+              <w:spacing w:line="276" w:lineRule="auto" w:before="40" w:after="40"/>
               <w:rPr>
                 <w:b/>
                 <w:lang w:val="es-MX"/>
@@ -11872,7 +13645,9 @@
             </w:pPr>
             <w:r>
               <w:rPr>
-                <w:b/>
+                <w:rFonts w:ascii="Arial" w:hAnsi="Arial"/>
+                <w:b/>
+                <w:sz w:val="19"/>
               </w:rPr>
               <w:t>Puntos de extensión</w:t>
             </w:r>
@@ -11884,7 +13659,14 @@
             <w:gridSpan w:val="4"/>
           </w:tcPr>
           <w:p>
-            <w:r>
+            <w:pPr>
+              <w:spacing w:line="276" w:lineRule="auto" w:before="40" w:after="40"/>
+            </w:pPr>
+            <w:r>
+              <w:rPr>
+                <w:rFonts w:ascii="Arial" w:hAnsi="Arial"/>
+                <w:sz w:val="19"/>
+              </w:rPr>
               <w:t>Extiende a CU-05 (Supervisión y KPIs en vivo para el rol Supervisor).</w:t>
             </w:r>
           </w:p>
@@ -11898,6 +13680,7 @@
           </w:tcPr>
           <w:p>
             <w:pPr>
+              <w:spacing w:line="276" w:lineRule="auto" w:before="40" w:after="40"/>
               <w:rPr>
                 <w:b/>
                 <w:lang w:val="es-MX"/>
@@ -11905,7 +13688,9 @@
             </w:pPr>
             <w:r>
               <w:rPr>
-                <w:b/>
+                <w:rFonts w:ascii="Arial" w:hAnsi="Arial"/>
+                <w:b/>
+                <w:sz w:val="19"/>
                 <w:lang w:val="es-MX"/>
               </w:rPr>
               <w:t>Postcondición</w:t>
@@ -11918,7 +13703,14 @@
             <w:gridSpan w:val="4"/>
           </w:tcPr>
           <w:p>
-            <w:r>
+            <w:pPr>
+              <w:spacing w:line="276" w:lineRule="auto" w:before="40" w:after="40"/>
+            </w:pPr>
+            <w:r>
+              <w:rPr>
+                <w:rFonts w:ascii="Arial" w:hAnsi="Arial"/>
+                <w:sz w:val="19"/>
+              </w:rPr>
               <w:t>Archivo Excel descargado con resumen y detalle; Lote registrado con estado EXITOSO y visible en el Centro de Control.</w:t>
             </w:r>
           </w:p>
@@ -11959,6 +13751,7 @@
           </w:tcPr>
           <w:p>
             <w:pPr>
+              <w:spacing w:line="276" w:lineRule="auto" w:before="40" w:after="40"/>
               <w:rPr>
                 <w:b/>
                 <w:lang w:val="es-MX"/>
@@ -11966,7 +13759,9 @@
             </w:pPr>
             <w:r>
               <w:rPr>
-                <w:b/>
+                <w:rFonts w:ascii="Arial" w:hAnsi="Arial"/>
+                <w:b/>
+                <w:sz w:val="19"/>
                 <w:lang w:val="es-MX"/>
               </w:rPr>
               <w:t>ID del caso de uso</w:t>
@@ -11979,7 +13774,14 @@
             <w:gridSpan w:val="2"/>
           </w:tcPr>
           <w:p>
-            <w:r>
+            <w:pPr>
+              <w:spacing w:line="276" w:lineRule="auto" w:before="40" w:after="40"/>
+            </w:pPr>
+            <w:r>
+              <w:rPr>
+                <w:rFonts w:ascii="Arial" w:hAnsi="Arial"/>
+                <w:sz w:val="19"/>
+              </w:rPr>
               <w:t>CU-04</w:t>
             </w:r>
           </w:p>
@@ -11991,7 +13793,7 @@
           </w:tcPr>
           <w:p>
             <w:pPr>
-              <w:spacing w:before="60" w:after="60"/>
+              <w:spacing w:before="40" w:after="40" w:line="276" w:lineRule="auto"/>
               <w:rPr>
                 <w:rFonts w:cs="Arial"/>
                 <w:b/>
@@ -12001,7 +13803,7 @@
             </w:pPr>
             <w:r>
               <w:rPr>
-                <w:rFonts w:cs="Arial"/>
+                <w:rFonts w:cs="Arial" w:ascii="Arial" w:hAnsi="Arial"/>
                 <w:b/>
                 <w:sz w:val="20"/>
                 <w:szCs w:val="20"/>
@@ -12015,7 +13817,14 @@
             <w:tcW w:w="2051" w:type="dxa"/>
           </w:tcPr>
           <w:p>
-            <w:r>
+            <w:pPr>
+              <w:spacing w:line="276" w:lineRule="auto" w:before="40" w:after="40"/>
+            </w:pPr>
+            <w:r>
+              <w:rPr>
+                <w:rFonts w:ascii="Arial" w:hAnsi="Arial"/>
+                <w:sz w:val="19"/>
+              </w:rPr>
               <w:t>RF-02</w:t>
             </w:r>
           </w:p>
@@ -12029,6 +13838,7 @@
           </w:tcPr>
           <w:p>
             <w:pPr>
+              <w:spacing w:line="276" w:lineRule="auto" w:before="40" w:after="40"/>
               <w:rPr>
                 <w:b/>
                 <w:lang w:val="es-MX"/>
@@ -12036,7 +13846,9 @@
             </w:pPr>
             <w:r>
               <w:rPr>
-                <w:b/>
+                <w:rFonts w:ascii="Arial" w:hAnsi="Arial"/>
+                <w:b/>
+                <w:sz w:val="19"/>
                 <w:lang w:val="es-MX"/>
               </w:rPr>
               <w:t>Nombre del caso de uso</w:t>
@@ -12049,7 +13861,14 @@
             <w:gridSpan w:val="4"/>
           </w:tcPr>
           <w:p>
-            <w:r>
+            <w:pPr>
+              <w:spacing w:line="276" w:lineRule="auto" w:before="40" w:after="40"/>
+            </w:pPr>
+            <w:r>
+              <w:rPr>
+                <w:rFonts w:ascii="Arial" w:hAnsi="Arial"/>
+                <w:sz w:val="19"/>
+              </w:rPr>
               <w:t>Registrar y Parametrizar Reglas de Negocio de Empresa</w:t>
             </w:r>
           </w:p>
@@ -12063,6 +13882,7 @@
           </w:tcPr>
           <w:p>
             <w:pPr>
+              <w:spacing w:line="276" w:lineRule="auto" w:before="40" w:after="40"/>
               <w:rPr>
                 <w:b/>
                 <w:lang w:val="es-MX"/>
@@ -12070,7 +13890,9 @@
             </w:pPr>
             <w:r>
               <w:rPr>
-                <w:b/>
+                <w:rFonts w:ascii="Arial" w:hAnsi="Arial"/>
+                <w:b/>
+                <w:sz w:val="19"/>
                 <w:lang w:val="es-MX"/>
               </w:rPr>
               <w:t>Iniciador</w:t>
@@ -12083,7 +13905,14 @@
             <w:gridSpan w:val="4"/>
           </w:tcPr>
           <w:p>
-            <w:r>
+            <w:pPr>
+              <w:spacing w:line="276" w:lineRule="auto" w:before="40" w:after="40"/>
+            </w:pPr>
+            <w:r>
+              <w:rPr>
+                <w:rFonts w:ascii="Arial" w:hAnsi="Arial"/>
+                <w:sz w:val="19"/>
+              </w:rPr>
               <w:t>Administrador</w:t>
             </w:r>
           </w:p>
@@ -12097,6 +13926,7 @@
           </w:tcPr>
           <w:p>
             <w:pPr>
+              <w:spacing w:line="276" w:lineRule="auto" w:before="40" w:after="40"/>
               <w:rPr>
                 <w:b/>
                 <w:lang w:val="es-MX"/>
@@ -12104,7 +13934,9 @@
             </w:pPr>
             <w:r>
               <w:rPr>
-                <w:b/>
+                <w:rFonts w:ascii="Arial" w:hAnsi="Arial"/>
+                <w:b/>
+                <w:sz w:val="19"/>
                 <w:lang w:val="es-MX"/>
               </w:rPr>
               <w:t>Otros actores</w:t>
@@ -12117,7 +13949,14 @@
             <w:gridSpan w:val="4"/>
           </w:tcPr>
           <w:p>
-            <w:r>
+            <w:pPr>
+              <w:spacing w:line="276" w:lineRule="auto" w:before="40" w:after="40"/>
+            </w:pPr>
+            <w:r>
+              <w:rPr>
+                <w:rFonts w:ascii="Arial" w:hAnsi="Arial"/>
+                <w:sz w:val="19"/>
+              </w:rPr>
               <w:t>Ninguno</w:t>
             </w:r>
           </w:p>
@@ -12131,6 +13970,7 @@
           </w:tcPr>
           <w:p>
             <w:pPr>
+              <w:spacing w:line="276" w:lineRule="auto" w:before="40" w:after="40"/>
               <w:rPr>
                 <w:b/>
                 <w:lang w:val="es-MX"/>
@@ -12138,7 +13978,9 @@
             </w:pPr>
             <w:r>
               <w:rPr>
-                <w:b/>
+                <w:rFonts w:ascii="Arial" w:hAnsi="Arial"/>
+                <w:b/>
+                <w:sz w:val="19"/>
                 <w:lang w:val="es-MX"/>
               </w:rPr>
               <w:t>Precondición</w:t>
@@ -12151,7 +13993,14 @@
             <w:gridSpan w:val="4"/>
           </w:tcPr>
           <w:p>
-            <w:r>
+            <w:pPr>
+              <w:spacing w:line="276" w:lineRule="auto" w:before="40" w:after="40"/>
+            </w:pPr>
+            <w:r>
+              <w:rPr>
+                <w:rFonts w:ascii="Arial" w:hAnsi="Arial"/>
+                <w:sz w:val="19"/>
+              </w:rPr>
               <w:t>Usuario autenticado con rol ADMIN en el sistema.</w:t>
             </w:r>
           </w:p>
@@ -12166,6 +14015,7 @@
           </w:tcPr>
           <w:p>
             <w:pPr>
+              <w:spacing w:line="276" w:lineRule="auto" w:before="40" w:after="40"/>
               <w:jc w:val="center"/>
               <w:rPr>
                 <w:lang w:val="es-MX"/>
@@ -12173,7 +14023,9 @@
             </w:pPr>
             <w:r>
               <w:rPr>
-                <w:b/>
+                <w:rFonts w:ascii="Arial" w:hAnsi="Arial"/>
+                <w:b/>
+                <w:sz w:val="19"/>
                 <w:lang w:val="es-MX"/>
               </w:rPr>
               <w:t>Flujo básico</w:t>
@@ -12190,6 +14042,7 @@
           </w:tcPr>
           <w:p>
             <w:pPr>
+              <w:spacing w:line="276" w:lineRule="auto" w:before="40" w:after="40"/>
               <w:jc w:val="center"/>
               <w:rPr>
                 <w:b/>
@@ -12198,7 +14051,9 @@
             </w:pPr>
             <w:r>
               <w:rPr>
-                <w:b/>
+                <w:rFonts w:ascii="Arial" w:hAnsi="Arial"/>
+                <w:b/>
+                <w:sz w:val="19"/>
                 <w:lang w:val="es-MX"/>
               </w:rPr>
               <w:t>Actor</w:t>
@@ -12213,6 +14068,7 @@
           </w:tcPr>
           <w:p>
             <w:pPr>
+              <w:spacing w:line="276" w:lineRule="auto" w:before="40" w:after="40"/>
               <w:jc w:val="center"/>
               <w:rPr>
                 <w:b/>
@@ -12221,7 +14077,9 @@
             </w:pPr>
             <w:r>
               <w:rPr>
-                <w:b/>
+                <w:rFonts w:ascii="Arial" w:hAnsi="Arial"/>
+                <w:b/>
+                <w:sz w:val="19"/>
                 <w:lang w:val="es-MX"/>
               </w:rPr>
               <w:t>Sistema</w:t>
@@ -12237,7 +14095,14 @@
             <w:shd w:val="clear" w:color="auto" w:fill="auto"/>
           </w:tcPr>
           <w:p>
-            <w:r>
+            <w:pPr>
+              <w:spacing w:line="276" w:lineRule="auto" w:before="40" w:after="40"/>
+            </w:pPr>
+            <w:r>
+              <w:rPr>
+                <w:rFonts w:ascii="Arial" w:hAnsi="Arial"/>
+                <w:sz w:val="19"/>
+              </w:rPr>
               <w:t>1. El Administrador accede a la sección 'Empresas &amp; Reglas' del menú principal.</w:t>
             </w:r>
           </w:p>
@@ -12249,7 +14114,15 @@
             <w:shd w:val="clear" w:color="auto" w:fill="auto"/>
           </w:tcPr>
           <w:p>
-            <w:r/>
+            <w:pPr>
+              <w:spacing w:line="276" w:lineRule="auto" w:before="40" w:after="40"/>
+            </w:pPr>
+            <w:r>
+              <w:rPr>
+                <w:rFonts w:ascii="Arial" w:hAnsi="Arial"/>
+                <w:sz w:val="19"/>
+              </w:rPr>
+            </w:r>
           </w:p>
         </w:tc>
       </w:tr>
@@ -12261,7 +14134,15 @@
             <w:shd w:val="clear" w:color="auto" w:fill="auto"/>
           </w:tcPr>
           <w:p>
-            <w:r/>
+            <w:pPr>
+              <w:spacing w:line="276" w:lineRule="auto" w:before="40" w:after="40"/>
+            </w:pPr>
+            <w:r>
+              <w:rPr>
+                <w:rFonts w:ascii="Arial" w:hAnsi="Arial"/>
+                <w:sz w:val="19"/>
+              </w:rPr>
+            </w:r>
           </w:p>
         </w:tc>
         <w:tc>
@@ -12271,7 +14152,14 @@
             <w:shd w:val="clear" w:color="auto" w:fill="auto"/>
           </w:tcPr>
           <w:p>
-            <w:r>
+            <w:pPr>
+              <w:spacing w:line="276" w:lineRule="auto" w:before="40" w:after="40"/>
+            </w:pPr>
+            <w:r>
+              <w:rPr>
+                <w:rFonts w:ascii="Arial" w:hAnsi="Arial"/>
+                <w:sz w:val="19"/>
+              </w:rPr>
               <w:t>2. El sistema despliega el catálogo de empresas registradas y el formulario de parametrización.</w:t>
             </w:r>
           </w:p>
@@ -12285,7 +14173,14 @@
             <w:shd w:val="clear" w:color="auto" w:fill="auto"/>
           </w:tcPr>
           <w:p>
-            <w:r>
+            <w:pPr>
+              <w:spacing w:line="276" w:lineRule="auto" w:before="40" w:after="40"/>
+            </w:pPr>
+            <w:r>
+              <w:rPr>
+                <w:rFonts w:ascii="Arial" w:hAnsi="Arial"/>
+                <w:sz w:val="19"/>
+              </w:rPr>
               <w:t>3. El Administrador ingresa Razón Social, NIT, Código y ajusta los porcentajes (% Vida, % GMM, % Costos).</w:t>
             </w:r>
           </w:p>
@@ -12297,7 +14192,15 @@
             <w:shd w:val="clear" w:color="auto" w:fill="auto"/>
           </w:tcPr>
           <w:p>
-            <w:r/>
+            <w:pPr>
+              <w:spacing w:line="276" w:lineRule="auto" w:before="40" w:after="40"/>
+            </w:pPr>
+            <w:r>
+              <w:rPr>
+                <w:rFonts w:ascii="Arial" w:hAnsi="Arial"/>
+                <w:sz w:val="19"/>
+              </w:rPr>
+            </w:r>
           </w:p>
         </w:tc>
       </w:tr>
@@ -12309,7 +14212,15 @@
             <w:shd w:val="clear" w:color="auto" w:fill="auto"/>
           </w:tcPr>
           <w:p>
-            <w:r/>
+            <w:pPr>
+              <w:spacing w:line="276" w:lineRule="auto" w:before="40" w:after="40"/>
+            </w:pPr>
+            <w:r>
+              <w:rPr>
+                <w:rFonts w:ascii="Arial" w:hAnsi="Arial"/>
+                <w:sz w:val="19"/>
+              </w:rPr>
+            </w:r>
           </w:p>
         </w:tc>
         <w:tc>
@@ -12319,7 +14230,14 @@
             <w:shd w:val="clear" w:color="auto" w:fill="auto"/>
           </w:tcPr>
           <w:p>
-            <w:r>
+            <w:pPr>
+              <w:spacing w:line="276" w:lineRule="auto" w:before="40" w:after="40"/>
+            </w:pPr>
+            <w:r>
+              <w:rPr>
+                <w:rFonts w:ascii="Arial" w:hAnsi="Arial"/>
+                <w:sz w:val="19"/>
+              </w:rPr>
               <w:t>4. El sistema valida rangos porcentuales válidos (0% a 100%) y montos de tope mayores a cero.</w:t>
             </w:r>
           </w:p>
@@ -12333,7 +14251,14 @@
             <w:shd w:val="clear" w:color="auto" w:fill="auto"/>
           </w:tcPr>
           <w:p>
-            <w:r>
+            <w:pPr>
+              <w:spacing w:line="276" w:lineRule="auto" w:before="40" w:after="40"/>
+            </w:pPr>
+            <w:r>
+              <w:rPr>
+                <w:rFonts w:ascii="Arial" w:hAnsi="Arial"/>
+                <w:sz w:val="19"/>
+              </w:rPr>
               <w:t>5. El Administrador define si se permite sobregiro y presiona 'Guardar Empresa y Reglas'.</w:t>
             </w:r>
           </w:p>
@@ -12345,7 +14270,15 @@
             <w:shd w:val="clear" w:color="auto" w:fill="auto"/>
           </w:tcPr>
           <w:p>
-            <w:r/>
+            <w:pPr>
+              <w:spacing w:line="276" w:lineRule="auto" w:before="40" w:after="40"/>
+            </w:pPr>
+            <w:r>
+              <w:rPr>
+                <w:rFonts w:ascii="Arial" w:hAnsi="Arial"/>
+                <w:sz w:val="19"/>
+              </w:rPr>
+            </w:r>
           </w:p>
         </w:tc>
       </w:tr>
@@ -12357,7 +14290,15 @@
             <w:shd w:val="clear" w:color="auto" w:fill="auto"/>
           </w:tcPr>
           <w:p>
-            <w:r/>
+            <w:pPr>
+              <w:spacing w:line="276" w:lineRule="auto" w:before="40" w:after="40"/>
+            </w:pPr>
+            <w:r>
+              <w:rPr>
+                <w:rFonts w:ascii="Arial" w:hAnsi="Arial"/>
+                <w:sz w:val="19"/>
+              </w:rPr>
+            </w:r>
           </w:p>
         </w:tc>
         <w:tc>
@@ -12367,7 +14308,14 @@
             <w:shd w:val="clear" w:color="auto" w:fill="auto"/>
           </w:tcPr>
           <w:p>
-            <w:r>
+            <w:pPr>
+              <w:spacing w:line="276" w:lineRule="auto" w:before="40" w:after="40"/>
+            </w:pPr>
+            <w:r>
+              <w:rPr>
+                <w:rFonts w:ascii="Arial" w:hAnsi="Arial"/>
+                <w:sz w:val="19"/>
+              </w:rPr>
               <w:t>6. El sistema persiste el documento en la colección 'empresas' de Firestore y emite confirmación visual.</w:t>
             </w:r>
           </w:p>
@@ -12384,6 +14332,7 @@
           </w:tcPr>
           <w:p>
             <w:pPr>
+              <w:spacing w:line="276" w:lineRule="auto" w:before="40" w:after="40"/>
               <w:rPr>
                 <w:b/>
                 <w:lang w:val="es-MX"/>
@@ -12391,7 +14340,9 @@
             </w:pPr>
             <w:r>
               <w:rPr>
-                <w:b/>
+                <w:rFonts w:ascii="Arial" w:hAnsi="Arial"/>
+                <w:b/>
+                <w:sz w:val="19"/>
                 <w:lang w:val="es-MX"/>
               </w:rPr>
               <w:t>Camino alternativo 1</w:t>
@@ -12404,7 +14355,14 @@
             <w:gridSpan w:val="4"/>
           </w:tcPr>
           <w:p>
-            <w:r>
+            <w:pPr>
+              <w:spacing w:line="276" w:lineRule="auto" w:before="40" w:after="40"/>
+            </w:pPr>
+            <w:r>
+              <w:rPr>
+                <w:rFonts w:ascii="Arial" w:hAnsi="Arial"/>
+                <w:sz w:val="19"/>
+              </w:rPr>
               <w:t>A1: NIT o Código duplicado -&gt; El sistema emite notificación de error y solicita verificar los datos.</w:t>
             </w:r>
           </w:p>
@@ -12421,6 +14379,7 @@
           </w:tcPr>
           <w:p>
             <w:pPr>
+              <w:spacing w:line="276" w:lineRule="auto" w:before="40" w:after="40"/>
               <w:rPr>
                 <w:b/>
                 <w:lang w:val="es-MX"/>
@@ -12428,7 +14387,9 @@
             </w:pPr>
             <w:r>
               <w:rPr>
-                <w:b/>
+                <w:rFonts w:ascii="Arial" w:hAnsi="Arial"/>
+                <w:b/>
+                <w:sz w:val="19"/>
                 <w:lang w:val="es-MX"/>
               </w:rPr>
               <w:t>Camino alternativo 2</w:t>
@@ -12441,7 +14402,14 @@
             <w:gridSpan w:val="4"/>
           </w:tcPr>
           <w:p>
-            <w:r>
+            <w:pPr>
+              <w:spacing w:line="276" w:lineRule="auto" w:before="40" w:after="40"/>
+            </w:pPr>
+            <w:r>
+              <w:rPr>
+                <w:rFonts w:ascii="Arial" w:hAnsi="Arial"/>
+                <w:sz w:val="19"/>
+              </w:rPr>
               <w:t>A2: Porcentaje fuera de rango -&gt; Se bloquea el botón de guardado hasta corregir el valor.</w:t>
             </w:r>
           </w:p>
@@ -12458,6 +14426,7 @@
           </w:tcPr>
           <w:p>
             <w:pPr>
+              <w:spacing w:line="276" w:lineRule="auto" w:before="40" w:after="40"/>
               <w:rPr>
                 <w:b/>
                 <w:lang w:val="es-MX"/>
@@ -12465,7 +14434,9 @@
             </w:pPr>
             <w:r>
               <w:rPr>
-                <w:b/>
+                <w:rFonts w:ascii="Arial" w:hAnsi="Arial"/>
+                <w:b/>
+                <w:sz w:val="19"/>
               </w:rPr>
               <w:t>Puntos de extensión</w:t>
             </w:r>
@@ -12477,7 +14448,14 @@
             <w:gridSpan w:val="4"/>
           </w:tcPr>
           <w:p>
-            <w:r>
+            <w:pPr>
+              <w:spacing w:line="276" w:lineRule="auto" w:before="40" w:after="40"/>
+            </w:pPr>
+            <w:r>
+              <w:rPr>
+                <w:rFonts w:ascii="Arial" w:hAnsi="Arial"/>
+                <w:sz w:val="19"/>
+              </w:rPr>
               <w:t>Aplica a todos los cálculos masivos y unitarios que involucren dicha empresa.</w:t>
             </w:r>
           </w:p>
@@ -12491,6 +14469,7 @@
           </w:tcPr>
           <w:p>
             <w:pPr>
+              <w:spacing w:line="276" w:lineRule="auto" w:before="40" w:after="40"/>
               <w:rPr>
                 <w:b/>
                 <w:lang w:val="es-MX"/>
@@ -12498,7 +14477,9 @@
             </w:pPr>
             <w:r>
               <w:rPr>
-                <w:b/>
+                <w:rFonts w:ascii="Arial" w:hAnsi="Arial"/>
+                <w:b/>
+                <w:sz w:val="19"/>
                 <w:lang w:val="es-MX"/>
               </w:rPr>
               <w:t>Postcondición</w:t>
@@ -12511,7 +14492,14 @@
             <w:gridSpan w:val="4"/>
           </w:tcPr>
           <w:p>
-            <w:r>
+            <w:pPr>
+              <w:spacing w:line="276" w:lineRule="auto" w:before="40" w:after="40"/>
+            </w:pPr>
+            <w:r>
+              <w:rPr>
+                <w:rFonts w:ascii="Arial" w:hAnsi="Arial"/>
+                <w:sz w:val="19"/>
+              </w:rPr>
               <w:t>Reglas de negocio actualizadas de manera reactiva para las futuras liquidaciones de nómina.</w:t>
             </w:r>
           </w:p>
@@ -12620,13 +14608,20 @@
     <w:p>
       <w:pPr>
         <w:pStyle w:val="Textbody"/>
-        <w:spacing w:line="276" w:lineRule="auto" w:after="120"/>
-        <w:rPr>
-          <w:rFonts w:ascii="Times New Roman" w:hAnsi="Times New Roman" w:cs="Times New Roman"/>
-        </w:rPr>
-      </w:pPr>
-      <w:r>
-        <w:t>La solución tecnológica adoptada para el Sistema Web RPA LAD-6819 se fundamenta en un ecosistema Fullstack unificado de última generación, desarrollado íntegramente sobre TypeScript y Node.js con Next.js 14 (App Router). Se suprimió la dependencia anterior de servidores intermedios en Python (FastAPI y Pandas), logrando una arquitectura altamente cohesionada, eficiente y sin sobrecostos de hosting.</w:t>
+        <w:spacing w:line="360" w:lineRule="auto" w:after="120" w:before="0"/>
+        <w:ind w:firstLine="0"/>
+        <w:jc w:val="both"/>
+        <w:rPr>
+          <w:rFonts w:ascii="Times New Roman" w:hAnsi="Times New Roman" w:cs="Times New Roman"/>
+        </w:rPr>
+      </w:pPr>
+      <w:r>
+        <w:rPr>
+          <w:rFonts w:ascii="Arial" w:hAnsi="Arial"/>
+          <w:color w:val="1E1E1E"/>
+          <w:sz w:val="22"/>
+        </w:rPr>
+        <w:t>La solución tecnológica adoptada para el Sistema Web RPA LAD-6819 se fundamenta en un ecosistema Fullstack unificado de última generación, desarrollado íntegramente sobre TypeScript y Node.js con Next.js 14 App Router (Vercel, 2024). Se suprimió la dependencia anterior de servidores intermedios en Python (FastAPI y Pandas), logrando una arquitectura altamente cohesionada, eficiente y sin sobrecostos de hosting.</w:t>
         <w:br/>
         <w:br/>
         <w:t>Especificación de Tecnologías y Componentes:</w:t>
@@ -12635,9 +14630,9 @@
         <w:br/>
         <w:t>• Componente Backend: Next.js API Route Handlers en Node.js, implementando arquitectura RESTful (/api/health, /api/empresas, /api/pagos, /api/nomina/procesar).</w:t>
         <w:br/>
-        <w:t>• Motor de Procesamiento de Hojas de Cálculo: Biblioteca SheetJS (xlsx) ejecutada en el cliente, permitiendo el parseo y cálculo vectorial de miles de filas en milisegundos sin enviar archivos pesados a la red.</w:t>
+        <w:t>• Motor de Procesamiento de Hojas de Cálculo: Biblioteca SheetJS (xlsx) ejecutada en el cliente, permitiendo el parseo y cálculo vectorial de miles de filas en milisegundos sin enviar archivos pesados a la red (SheetJS, 2024).</w:t>
         <w:br/>
-        <w:t>• Base de Datos y Persistencia Cloud: Google Cloud Firebase Firestore (Base de datos NoSQL documental con sincronización bidireccional reactiva mediante WebSockets y suscripciones onSnapshot).</w:t>
+        <w:t>• Base de Datos y Persistencia Cloud: Google Cloud Firebase Firestore (Base de datos NoSQL documental con sincronización bidireccional reactiva mediante WebSockets y suscripciones onSnapshot) (Google Cloud, 2024).</w:t>
         <w:br/>
         <w:t>• Seguridad y Autenticación: Google Firebase Authentication con soporte de tokens JWT y control de acceso RBAC.</w:t>
         <w:br/>
@@ -12646,7 +14641,7 @@
         <w:br/>
         <w:t>Requisitos Mínimos de Infraestructura:</w:t>
         <w:br/>
-        <w:t>• Entorno de Servidor: Node.js versión 18 LTS o superior; compatible con hosting serverless en Vercel Edge Network o ejecución local on-premises (puerto local 3001).</w:t>
+        <w:t>• Entorno de Servidor: Node.js versión 18 LTS o superior; desplegado y operativo en Vercel Edge Network (https://fronted-rpea.vercel.app) con soporte de ejecución local on-premises (puerto local 3001).</w:t>
         <w:br/>
         <w:t>• Almacenamiento: 80 MB de espacio en disco para el paquete compilado de la aplicación; persistencia elástica en Cloud Firestore.</w:t>
         <w:br/>
@@ -12723,13 +14718,20 @@
     <w:p>
       <w:pPr>
         <w:pStyle w:val="Textbody"/>
-        <w:spacing w:line="276" w:lineRule="auto" w:after="120"/>
-        <w:rPr>
-          <w:rFonts w:ascii="Times New Roman" w:hAnsi="Times New Roman" w:cs="Times New Roman"/>
-        </w:rPr>
-      </w:pPr>
-      <w:r>
-        <w:t>La arquitectura física y lógica del Sistema Web RPA LAD-6819 se concibe bajo el patrón de Arquitectura por Capas (Layered Architecture) complementado con el modelo Backend-as-a-Service (BaaS) y computación en el Edge/Cliente:</w:t>
+        <w:spacing w:line="360" w:lineRule="auto" w:after="120" w:before="0"/>
+        <w:ind w:firstLine="0"/>
+        <w:jc w:val="both"/>
+        <w:rPr>
+          <w:rFonts w:ascii="Times New Roman" w:hAnsi="Times New Roman" w:cs="Times New Roman"/>
+        </w:rPr>
+      </w:pPr>
+      <w:r>
+        <w:rPr>
+          <w:rFonts w:ascii="Arial" w:hAnsi="Arial"/>
+          <w:color w:val="1E1E1E"/>
+          <w:sz w:val="22"/>
+        </w:rPr>
+        <w:t>La arquitectura física y lógica del Sistema Web RPA LAD-6819 se concibe bajo el patrón de Arquitectura por Capas (Layered Architecture) complementado con el modelo Backend-as-a-Service (BaaS) y computación en el Edge/Cliente (Pressman &amp; Maxim, 2020):</w:t>
         <w:br/>
         <w:br/>
         <w:t>1. Capa de Presentación (UI/UX): Desarrollada con React y Tailwind CSS, encapsula módulos desacoplados para Carga Masiva, Pagos Únicos, Gestión de Empresas, Centro de Control y Auditoría de Roles. Aplica el principio de inversión de control y suscripciones reactivas.</w:t>
@@ -12739,14 +14741,51 @@
         <w:t>3. Capa de Persistencia y Servicios Cloud: Soportada en Google Firebase Firestore (colecciones 'empresas', 'jobs', 'pagos_individuales') y endpoints nativos de Next.js en Node.js, ofreciendo sincronización multicliente en tiempo real sin concurrencia bloqueante.</w:t>
         <w:br/>
         <w:br/>
-        <w:t>A continuación, se ilustra la arquitectura técnica mediante el diagrama oficial de componentes:</w:t>
-      </w:r>
-      <w:r>
-        <w:br/>
-        <w:br/>
+        <w:t>A continuación, se ilustra la arquitectura técnica mediante la Figura 4.2:</w:t>
+      </w:r>
+    </w:p>
+    <w:p>
+      <w:pPr>
+        <w:spacing w:before="280" w:after="40" w:line="240" w:lineRule="auto"/>
+        <w:ind w:firstLine="0"/>
+        <w:jc w:val="left"/>
+      </w:pPr>
+      <w:r>
+        <w:rPr>
+          <w:rFonts w:ascii="Arial" w:hAnsi="Arial"/>
+          <w:b/>
+          <w:color w:val="141414"/>
+          <w:sz w:val="21"/>
+        </w:rPr>
+        <w:t>Figura 4.2</w:t>
+      </w:r>
+    </w:p>
+    <w:p>
+      <w:pPr>
+        <w:spacing w:before="0" w:after="120" w:line="240" w:lineRule="auto"/>
+        <w:ind w:firstLine="0"/>
+        <w:jc w:val="left"/>
+      </w:pPr>
+      <w:r>
+        <w:rPr>
+          <w:rFonts w:ascii="Arial" w:hAnsi="Arial"/>
+          <w:i/>
+          <w:color w:val="282828"/>
+          <w:sz w:val="20"/>
+        </w:rPr>
+        <w:t>Diagrama de Arquitectura de Componentes Fullstack Next.js + Firebase.</w:t>
+      </w:r>
+    </w:p>
+    <w:p>
+      <w:pPr>
+        <w:spacing w:before="80" w:after="120"/>
+        <w:ind w:firstLine="0"/>
+        <w:jc w:val="center"/>
+      </w:pPr>
+      <w:r>
         <w:drawing>
           <wp:inline xmlns:a="http://schemas.openxmlformats.org/drawingml/2006/main" xmlns:pic="http://schemas.openxmlformats.org/drawingml/2006/picture">
-            <wp:extent cx="5669280" cy="3401568"/>
+            <wp:extent cx="5486400" cy="3441469"/>
             <wp:docPr id="3" name="Picture 3"/>
             <wp:cNvGraphicFramePr>
               <a:graphicFrameLocks noChangeAspect="1"/>
@@ -12767,7 +14806,7 @@
                   <pic:spPr>
                     <a:xfrm>
                       <a:off x="0" y="0"/>
-                      <a:ext cx="5669280" cy="3401568"/>
+                      <a:ext cx="5486400" cy="3441469"/>
                     </a:xfrm>
                     <a:prstGeom prst="rect"/>
                   </pic:spPr>
@@ -12777,15 +14816,29 @@
           </wp:inline>
         </w:drawing>
       </w:r>
-      <w:r>
-        <w:rPr>
-          <w:b/>
+    </w:p>
+    <w:p>
+      <w:pPr>
+        <w:spacing w:before="40" w:after="280" w:line="276" w:lineRule="auto"/>
+        <w:ind w:firstLine="0"/>
+        <w:jc w:val="left"/>
+      </w:pPr>
+      <w:r>
+        <w:rPr>
+          <w:rFonts w:ascii="Arial" w:hAnsi="Arial"/>
           <w:i/>
-          <w:color w:val="464646"/>
+          <w:color w:val="3C3C3C"/>
           <w:sz w:val="19"/>
         </w:rPr>
-        <w:br/>
-        <w:t>Figura 4.2: Diagrama de Arquitectura de Componentes Fullstack Next.js + Firebase.</w:t>
+        <w:t xml:space="preserve">Nota. </w:t>
+      </w:r>
+      <w:r>
+        <w:rPr>
+          <w:rFonts w:ascii="Arial" w:hAnsi="Arial"/>
+          <w:color w:val="3C3C3C"/>
+          <w:sz w:val="19"/>
+        </w:rPr>
+        <w:t>Estructura en capas desacopladas con procesamiento client-side en SheetJS y persistencia reactiva en Firebase Firestore. Fuente: Elaboración propia (2026).</w:t>
         <w:br/>
       </w:r>
     </w:p>
@@ -12857,12 +14910,19 @@
     <w:p>
       <w:pPr>
         <w:pStyle w:val="Textbody"/>
-        <w:spacing w:line="276" w:lineRule="auto" w:after="120"/>
-        <w:rPr>
-          <w:rFonts w:ascii="Times New Roman" w:hAnsi="Times New Roman" w:cs="Times New Roman"/>
-        </w:rPr>
-      </w:pPr>
-      <w:r>
+        <w:spacing w:line="360" w:lineRule="auto" w:after="120" w:before="0"/>
+        <w:ind w:firstLine="0"/>
+        <w:jc w:val="both"/>
+        <w:rPr>
+          <w:rFonts w:ascii="Times New Roman" w:hAnsi="Times New Roman" w:cs="Times New Roman"/>
+        </w:rPr>
+      </w:pPr>
+      <w:r>
+        <w:rPr>
+          <w:rFonts w:ascii="Arial" w:hAnsi="Arial"/>
+          <w:color w:val="1E1E1E"/>
+          <w:sz w:val="22"/>
+        </w:rPr>
         <w:t>El Diagrama de Despliegue especifica la distribución física y lógica de los nodos de computación y artefactos de software del sistema:</w:t>
         <w:br/>
         <w:t>• Nodo Cliente (Dispositivo de Usuario): Ejecuta el navegador web donde se procesan los componentes de la interfaz de usuario, el motor SheetJS y los scripts de validación en tiempo real.</w:t>
@@ -12872,14 +14932,51 @@
         <w:t>• Nodo Nube Google Firebase: Aloja los servicios administrados de Cloud Firestore para almacenamiento NoSQL reactivo y Firebase Auth para autenticación segura bajo certificación SOC 2 y cifrado TLS 1.3.</w:t>
         <w:br/>
         <w:br/>
-        <w:t>A continuación, se presenta el Diagrama de Despliegue de la infraestructura:</w:t>
-      </w:r>
-      <w:r>
-        <w:br/>
-        <w:br/>
+        <w:t>A continuación, se presenta la Figura 4.3:</w:t>
+      </w:r>
+    </w:p>
+    <w:p>
+      <w:pPr>
+        <w:spacing w:before="280" w:after="40" w:line="240" w:lineRule="auto"/>
+        <w:ind w:firstLine="0"/>
+        <w:jc w:val="left"/>
+      </w:pPr>
+      <w:r>
+        <w:rPr>
+          <w:rFonts w:ascii="Arial" w:hAnsi="Arial"/>
+          <w:b/>
+          <w:color w:val="141414"/>
+          <w:sz w:val="21"/>
+        </w:rPr>
+        <w:t>Figura 4.3</w:t>
+      </w:r>
+    </w:p>
+    <w:p>
+      <w:pPr>
+        <w:spacing w:before="0" w:after="120" w:line="240" w:lineRule="auto"/>
+        <w:ind w:firstLine="0"/>
+        <w:jc w:val="left"/>
+      </w:pPr>
+      <w:r>
+        <w:rPr>
+          <w:rFonts w:ascii="Arial" w:hAnsi="Arial"/>
+          <w:i/>
+          <w:color w:val="282828"/>
+          <w:sz w:val="20"/>
+        </w:rPr>
+        <w:t>Diagrama de Despliegue de Infraestructura Cloud y Edge.</w:t>
+      </w:r>
+    </w:p>
+    <w:p>
+      <w:pPr>
+        <w:spacing w:before="80" w:after="120"/>
+        <w:ind w:firstLine="0"/>
+        <w:jc w:val="center"/>
+      </w:pPr>
+      <w:r>
         <w:drawing>
           <wp:inline xmlns:a="http://schemas.openxmlformats.org/drawingml/2006/main" xmlns:pic="http://schemas.openxmlformats.org/drawingml/2006/picture">
-            <wp:extent cx="5669280" cy="3481137"/>
+            <wp:extent cx="5486400" cy="3368842"/>
             <wp:docPr id="4" name="Picture 4"/>
             <wp:cNvGraphicFramePr>
               <a:graphicFrameLocks noChangeAspect="1"/>
@@ -12900,7 +14997,7 @@
                   <pic:spPr>
                     <a:xfrm>
                       <a:off x="0" y="0"/>
-                      <a:ext cx="5669280" cy="3481137"/>
+                      <a:ext cx="5486400" cy="3368842"/>
                     </a:xfrm>
                     <a:prstGeom prst="rect"/>
                   </pic:spPr>
@@ -12910,15 +15007,29 @@
           </wp:inline>
         </w:drawing>
       </w:r>
-      <w:r>
-        <w:rPr>
-          <w:b/>
+    </w:p>
+    <w:p>
+      <w:pPr>
+        <w:spacing w:before="40" w:after="280" w:line="276" w:lineRule="auto"/>
+        <w:ind w:firstLine="0"/>
+        <w:jc w:val="left"/>
+      </w:pPr>
+      <w:r>
+        <w:rPr>
+          <w:rFonts w:ascii="Arial" w:hAnsi="Arial"/>
           <w:i/>
-          <w:color w:val="464646"/>
+          <w:color w:val="3C3C3C"/>
           <w:sz w:val="19"/>
         </w:rPr>
-        <w:br/>
-        <w:t>Figura 4.3: Diagrama de Despliegue de Infraestructura Cloud y Edge.</w:t>
+        <w:t xml:space="preserve">Nota. </w:t>
+      </w:r>
+      <w:r>
+        <w:rPr>
+          <w:rFonts w:ascii="Arial" w:hAnsi="Arial"/>
+          <w:color w:val="3C3C3C"/>
+          <w:sz w:val="19"/>
+        </w:rPr>
+        <w:t>Topología física de ejecución entre dispositivos clientes, runtime Node.js local y nube administrada Google Firebase. Fuente: Elaboración propia (2026).</w:t>
         <w:br/>
       </w:r>
     </w:p>
@@ -12990,12 +15101,19 @@
     <w:p>
       <w:pPr>
         <w:pStyle w:val="Textbody"/>
-        <w:spacing w:line="276" w:lineRule="auto" w:after="120"/>
-        <w:rPr>
-          <w:rFonts w:ascii="Times New Roman" w:hAnsi="Times New Roman" w:cs="Times New Roman"/>
-        </w:rPr>
-      </w:pPr>
-      <w:r>
+        <w:spacing w:line="360" w:lineRule="auto" w:after="120" w:before="0"/>
+        <w:ind w:firstLine="0"/>
+        <w:jc w:val="both"/>
+        <w:rPr>
+          <w:rFonts w:ascii="Times New Roman" w:hAnsi="Times New Roman" w:cs="Times New Roman"/>
+        </w:rPr>
+      </w:pPr>
+      <w:r>
+        <w:rPr>
+          <w:rFonts w:ascii="Arial" w:hAnsi="Arial"/>
+          <w:color w:val="1E1E1E"/>
+          <w:sz w:val="22"/>
+        </w:rPr>
         <w:t>La modularidad del código fuente se organiza bajo una estructura limpia de paquetes en TypeScript, garantizando alta cohesión y bajo acoplamiento entre los subsistemas:</w:t>
         <w:br/>
         <w:t>• Paquete 'app': Aloja la configuración del App Router de Next.js 14, rutas de vistas ('page.tsx', 'layout.tsx', 'loading.tsx', 'error.tsx') y los subpaquetes de API Route Handlers ('app/api/*').</w:t>
@@ -13007,14 +15125,51 @@
         <w:t>• Paquete 'types': Define las interfaces TypeScript universales ('Empresa', 'ReglasNegocio', 'LoteNomina', 'RegistroNomina', 'Usuario').</w:t>
         <w:br/>
         <w:br/>
-        <w:t>A continuación, se ilustra la organización de paquetes del software:</w:t>
-      </w:r>
-      <w:r>
-        <w:br/>
-        <w:br/>
+        <w:t>A continuación, se ilustra la organización de paquetes mediante la Figura 4.4:</w:t>
+      </w:r>
+    </w:p>
+    <w:p>
+      <w:pPr>
+        <w:spacing w:before="280" w:after="40" w:line="240" w:lineRule="auto"/>
+        <w:ind w:firstLine="0"/>
+        <w:jc w:val="left"/>
+      </w:pPr>
+      <w:r>
+        <w:rPr>
+          <w:rFonts w:ascii="Arial" w:hAnsi="Arial"/>
+          <w:b/>
+          <w:color w:val="141414"/>
+          <w:sz w:val="21"/>
+        </w:rPr>
+        <w:t>Figura 4.4</w:t>
+      </w:r>
+    </w:p>
+    <w:p>
+      <w:pPr>
+        <w:spacing w:before="0" w:after="120" w:line="240" w:lineRule="auto"/>
+        <w:ind w:firstLine="0"/>
+        <w:jc w:val="left"/>
+      </w:pPr>
+      <w:r>
+        <w:rPr>
+          <w:rFonts w:ascii="Arial" w:hAnsi="Arial"/>
+          <w:i/>
+          <w:color w:val="282828"/>
+          <w:sz w:val="20"/>
+        </w:rPr>
+        <w:t>Diagrama de Paquetes de la Solución de Software.</w:t>
+      </w:r>
+    </w:p>
+    <w:p>
+      <w:pPr>
+        <w:spacing w:before="80" w:after="120"/>
+        <w:ind w:firstLine="0"/>
+        <w:jc w:val="center"/>
+      </w:pPr>
+      <w:r>
         <w:drawing>
           <wp:inline xmlns:a="http://schemas.openxmlformats.org/drawingml/2006/main" xmlns:pic="http://schemas.openxmlformats.org/drawingml/2006/picture">
-            <wp:extent cx="5669280" cy="3401568"/>
+            <wp:extent cx="5486400" cy="3441469"/>
             <wp:docPr id="5" name="Picture 5"/>
             <wp:cNvGraphicFramePr>
               <a:graphicFrameLocks noChangeAspect="1"/>
@@ -13035,7 +15190,7 @@
                   <pic:spPr>
                     <a:xfrm>
                       <a:off x="0" y="0"/>
-                      <a:ext cx="5669280" cy="3401568"/>
+                      <a:ext cx="5486400" cy="3441469"/>
                     </a:xfrm>
                     <a:prstGeom prst="rect"/>
                   </pic:spPr>
@@ -13045,15 +15200,29 @@
           </wp:inline>
         </w:drawing>
       </w:r>
-      <w:r>
-        <w:rPr>
-          <w:b/>
+    </w:p>
+    <w:p>
+      <w:pPr>
+        <w:spacing w:before="40" w:after="280" w:line="276" w:lineRule="auto"/>
+        <w:ind w:firstLine="0"/>
+        <w:jc w:val="left"/>
+      </w:pPr>
+      <w:r>
+        <w:rPr>
+          <w:rFonts w:ascii="Arial" w:hAnsi="Arial"/>
           <w:i/>
-          <w:color w:val="464646"/>
+          <w:color w:val="3C3C3C"/>
           <w:sz w:val="19"/>
         </w:rPr>
-        <w:br/>
-        <w:t>Figura 4.4: Diagrama de Paquetes de la Solución de Software.</w:t>
+        <w:t xml:space="preserve">Nota. </w:t>
+      </w:r>
+      <w:r>
+        <w:rPr>
+          <w:rFonts w:ascii="Arial" w:hAnsi="Arial"/>
+          <w:color w:val="3C3C3C"/>
+          <w:sz w:val="19"/>
+        </w:rPr>
+        <w:t>Descomposición modular de módulos, controladores, bibliotecas de procesamiento y tipados del sistema. Fuente: Elaboración propia (2026).</w:t>
         <w:br/>
       </w:r>
     </w:p>
@@ -13125,12 +15294,19 @@
     <w:p>
       <w:pPr>
         <w:pStyle w:val="Textbody"/>
-        <w:spacing w:line="276" w:lineRule="auto" w:after="120"/>
-        <w:rPr>
-          <w:rFonts w:ascii="Times New Roman" w:hAnsi="Times New Roman" w:cs="Times New Roman"/>
-        </w:rPr>
-      </w:pPr>
-      <w:r>
+        <w:spacing w:line="360" w:lineRule="auto" w:after="120" w:before="0"/>
+        <w:ind w:firstLine="0"/>
+        <w:jc w:val="both"/>
+        <w:rPr>
+          <w:rFonts w:ascii="Times New Roman" w:hAnsi="Times New Roman" w:cs="Times New Roman"/>
+        </w:rPr>
+      </w:pPr>
+      <w:r>
+        <w:rPr>
+          <w:rFonts w:ascii="Arial" w:hAnsi="Arial"/>
+          <w:color w:val="1E1E1E"/>
+          <w:sz w:val="22"/>
+        </w:rPr>
         <w:t>El modelado de clases y tipos del dominio refleja las entidades del negocio de nómina y su comportamiento algorítmico:</w:t>
         <w:br/>
         <w:t>• Empresa: Modela al aliado corporativo (Continental Gold, CDF, DXC) con atributos como Razón Social, NIT y relación de agregación hacia 'ReglasNegocio'.</w:t>
@@ -13146,14 +15322,51 @@
         <w:t>• ExcelProcessor: Clase/módulo estático con métodos 'parsearPlanilla()', 'validarEstructura()', 'calcularDescuentos()' y 'generarExcelConsolidado()'.</w:t>
         <w:br/>
         <w:br/>
-        <w:t>A continuación, se presenta el Diagrama de Clases del dominio del sistema:</w:t>
-      </w:r>
-      <w:r>
-        <w:br/>
-        <w:br/>
+        <w:t>A continuación, se presenta la Figura 4.5:</w:t>
+      </w:r>
+    </w:p>
+    <w:p>
+      <w:pPr>
+        <w:spacing w:before="280" w:after="40" w:line="240" w:lineRule="auto"/>
+        <w:ind w:firstLine="0"/>
+        <w:jc w:val="left"/>
+      </w:pPr>
+      <w:r>
+        <w:rPr>
+          <w:rFonts w:ascii="Arial" w:hAnsi="Arial"/>
+          <w:b/>
+          <w:color w:val="141414"/>
+          <w:sz w:val="21"/>
+        </w:rPr>
+        <w:t>Figura 4.5</w:t>
+      </w:r>
+    </w:p>
+    <w:p>
+      <w:pPr>
+        <w:spacing w:before="0" w:after="120" w:line="240" w:lineRule="auto"/>
+        <w:ind w:firstLine="0"/>
+        <w:jc w:val="left"/>
+      </w:pPr>
+      <w:r>
+        <w:rPr>
+          <w:rFonts w:ascii="Arial" w:hAnsi="Arial"/>
+          <w:i/>
+          <w:color w:val="282828"/>
+          <w:sz w:val="20"/>
+        </w:rPr>
+        <w:t>Diagrama de Clases del Dominio y Reglas de Negocio.</w:t>
+      </w:r>
+    </w:p>
+    <w:p>
+      <w:pPr>
+        <w:spacing w:before="80" w:after="120"/>
+        <w:ind w:firstLine="0"/>
+        <w:jc w:val="center"/>
+      </w:pPr>
+      <w:r>
         <w:drawing>
           <wp:inline xmlns:a="http://schemas.openxmlformats.org/drawingml/2006/main" xmlns:pic="http://schemas.openxmlformats.org/drawingml/2006/picture">
-            <wp:extent cx="5669280" cy="3556185"/>
+            <wp:extent cx="5486400" cy="3441469"/>
             <wp:docPr id="6" name="Picture 6"/>
             <wp:cNvGraphicFramePr>
               <a:graphicFrameLocks noChangeAspect="1"/>
@@ -13174,7 +15387,7 @@
                   <pic:spPr>
                     <a:xfrm>
                       <a:off x="0" y="0"/>
-                      <a:ext cx="5669280" cy="3556185"/>
+                      <a:ext cx="5486400" cy="3441469"/>
                     </a:xfrm>
                     <a:prstGeom prst="rect"/>
                   </pic:spPr>
@@ -13184,15 +15397,29 @@
           </wp:inline>
         </w:drawing>
       </w:r>
-      <w:r>
-        <w:rPr>
-          <w:b/>
+    </w:p>
+    <w:p>
+      <w:pPr>
+        <w:spacing w:before="40" w:after="280" w:line="276" w:lineRule="auto"/>
+        <w:ind w:firstLine="0"/>
+        <w:jc w:val="left"/>
+      </w:pPr>
+      <w:r>
+        <w:rPr>
+          <w:rFonts w:ascii="Arial" w:hAnsi="Arial"/>
           <w:i/>
-          <w:color w:val="464646"/>
+          <w:color w:val="3C3C3C"/>
           <w:sz w:val="19"/>
         </w:rPr>
-        <w:br/>
-        <w:t>Figura 4.5: Diagrama de Clases del Dominio y Reglas de Negocio.</w:t>
+        <w:t xml:space="preserve">Nota. </w:t>
+      </w:r>
+      <w:r>
+        <w:rPr>
+          <w:rFonts w:ascii="Arial" w:hAnsi="Arial"/>
+          <w:color w:val="3C3C3C"/>
+          <w:sz w:val="19"/>
+        </w:rPr>
+        <w:t>Clases y relaciones estructurales del dominio de liquidación paramétrica de nómina. Fuente: Elaboración propia (2026).</w:t>
         <w:br/>
       </w:r>
     </w:p>
@@ -13264,13 +15491,20 @@
     <w:p>
       <w:pPr>
         <w:pStyle w:val="Textbody"/>
-        <w:spacing w:line="276" w:lineRule="auto" w:after="120"/>
-        <w:rPr>
-          <w:rFonts w:ascii="Times New Roman" w:hAnsi="Times New Roman" w:cs="Times New Roman"/>
-        </w:rPr>
-      </w:pPr>
-      <w:r>
-        <w:t>El prototipo del Sistema Web RPA LAD-6819 se encuentra totalmente desarrollado, operativo y verificado en entorno local (http://localhost:3001) y en la nube. A continuación, se detallan las interfaces de usuario que componen la solución:</w:t>
+        <w:spacing w:line="360" w:lineRule="auto" w:after="120" w:before="0"/>
+        <w:ind w:firstLine="0"/>
+        <w:jc w:val="both"/>
+        <w:rPr>
+          <w:rFonts w:ascii="Times New Roman" w:hAnsi="Times New Roman" w:cs="Times New Roman"/>
+        </w:rPr>
+      </w:pPr>
+      <w:r>
+        <w:rPr>
+          <w:rFonts w:ascii="Arial" w:hAnsi="Arial"/>
+          <w:color w:val="1E1E1E"/>
+          <w:sz w:val="22"/>
+        </w:rPr>
+        <w:t>El prototipo del Sistema Web RPA LAD-6819 se encuentra totalmente desarrollado, operativo y verificado en su despliegue en la nube en Vercel (https://fronted-rpea.vercel.app) y en el entorno local (http://localhost:3001). A continuación, se detallan las interfaces de usuario que componen la solución:</w:t>
         <w:br/>
         <w:br/>
         <w:t>1. Pantalla de Bienvenida y Selector de Roles RBAC: Permite ingresar con credenciales o alternar de forma interactiva entre los perfiles ADMINISTRADOR, SUPERVISOR y ANALISTA, adaptando dinámicamente las opciones del menú y los niveles de permiso.</w:t>
@@ -13286,14 +15520,51 @@
         <w:t>6. Módulo de Auditoría de Roles: Matriz visual de segregación de responsabilidades que documenta los privilegios de cada perfil.</w:t>
         <w:br/>
         <w:br/>
-        <w:t>A continuación, se presentan las capturas oficiales de las interfaces de usuario del sistema web:</w:t>
-      </w:r>
-      <w:r>
-        <w:br/>
-        <w:br/>
+        <w:t>A continuación, se presentan las capturas oficiales de las interfaces de usuario del sistema web (Figuras 4.6.1 a 4.6.3):</w:t>
+      </w:r>
+    </w:p>
+    <w:p>
+      <w:pPr>
+        <w:spacing w:before="280" w:after="40" w:line="240" w:lineRule="auto"/>
+        <w:ind w:firstLine="0"/>
+        <w:jc w:val="left"/>
+      </w:pPr>
+      <w:r>
+        <w:rPr>
+          <w:rFonts w:ascii="Arial" w:hAnsi="Arial"/>
+          <w:b/>
+          <w:color w:val="141414"/>
+          <w:sz w:val="21"/>
+        </w:rPr>
+        <w:t>Figura 4.6.1</w:t>
+      </w:r>
+    </w:p>
+    <w:p>
+      <w:pPr>
+        <w:spacing w:before="0" w:after="120" w:line="240" w:lineRule="auto"/>
+        <w:ind w:firstLine="0"/>
+        <w:jc w:val="left"/>
+      </w:pPr>
+      <w:r>
+        <w:rPr>
+          <w:rFonts w:ascii="Arial" w:hAnsi="Arial"/>
+          <w:i/>
+          <w:color w:val="282828"/>
+          <w:sz w:val="20"/>
+        </w:rPr>
+        <w:t>Interfaz Principal del Centro de Control y Zona de Carga Masiva de Planillas de Nómina.</w:t>
+      </w:r>
+    </w:p>
+    <w:p>
+      <w:pPr>
+        <w:spacing w:before="80" w:after="120"/>
+        <w:ind w:firstLine="0"/>
+        <w:jc w:val="center"/>
+      </w:pPr>
+      <w:r>
         <w:drawing>
           <wp:inline xmlns:a="http://schemas.openxmlformats.org/drawingml/2006/main" xmlns:pic="http://schemas.openxmlformats.org/drawingml/2006/picture">
-            <wp:extent cx="5669280" cy="3194506"/>
+            <wp:extent cx="5486400" cy="3091458"/>
             <wp:docPr id="7" name="Picture 7"/>
             <wp:cNvGraphicFramePr>
               <a:graphicFrameLocks noChangeAspect="1"/>
@@ -13314,7 +15585,7 @@
                   <pic:spPr>
                     <a:xfrm>
                       <a:off x="0" y="0"/>
-                      <a:ext cx="5669280" cy="3194506"/>
+                      <a:ext cx="5486400" cy="3091458"/>
                     </a:xfrm>
                     <a:prstGeom prst="rect"/>
                   </pic:spPr>
@@ -13324,23 +15595,74 @@
           </wp:inline>
         </w:drawing>
       </w:r>
-      <w:r>
-        <w:rPr>
+    </w:p>
+    <w:p>
+      <w:pPr>
+        <w:spacing w:before="40" w:after="280" w:line="276" w:lineRule="auto"/>
+        <w:ind w:firstLine="0"/>
+        <w:jc w:val="left"/>
+      </w:pPr>
+      <w:r>
+        <w:rPr>
+          <w:rFonts w:ascii="Arial" w:hAnsi="Arial"/>
+          <w:i/>
+          <w:color w:val="3C3C3C"/>
+          <w:sz w:val="19"/>
+        </w:rPr>
+        <w:t xml:space="preserve">Nota. </w:t>
+      </w:r>
+      <w:r>
+        <w:rPr>
+          <w:rFonts w:ascii="Arial" w:hAnsi="Arial"/>
+          <w:color w:val="3C3C3C"/>
+          <w:sz w:val="19"/>
+        </w:rPr>
+        <w:t>Vista operativa en Next.js con carga Drag &amp; Drop, selección de aliados y tabla de monitoreo en tiempo real. Fuente: Elaboración propia (2026).</w:t>
+        <w:br/>
+      </w:r>
+    </w:p>
+    <w:p>
+      <w:pPr>
+        <w:spacing w:before="280" w:after="40" w:line="240" w:lineRule="auto"/>
+        <w:ind w:firstLine="0"/>
+        <w:jc w:val="left"/>
+      </w:pPr>
+      <w:r>
+        <w:rPr>
+          <w:rFonts w:ascii="Arial" w:hAnsi="Arial"/>
           <w:b/>
+          <w:color w:val="141414"/>
+          <w:sz w:val="21"/>
+        </w:rPr>
+        <w:t>Figura 4.6.2</w:t>
+      </w:r>
+    </w:p>
+    <w:p>
+      <w:pPr>
+        <w:spacing w:before="0" w:after="120" w:line="240" w:lineRule="auto"/>
+        <w:ind w:firstLine="0"/>
+        <w:jc w:val="left"/>
+      </w:pPr>
+      <w:r>
+        <w:rPr>
+          <w:rFonts w:ascii="Arial" w:hAnsi="Arial"/>
           <w:i/>
-          <w:color w:val="464646"/>
-          <w:sz w:val="19"/>
-        </w:rPr>
-        <w:br/>
-        <w:t>Figura 4.6.1: Interfaz Principal del Centro de Control y Zona de Carga Masiva de Planillas de Nómina.</w:t>
-        <w:br/>
-      </w:r>
-      <w:r>
-        <w:br/>
-        <w:br/>
+          <w:color w:val="282828"/>
+          <w:sz w:val="20"/>
+        </w:rPr>
+        <w:t>Tarjetas de Monitoreo KPI Gerencial y Selector de Clientes Corporativos.</w:t>
+      </w:r>
+    </w:p>
+    <w:p>
+      <w:pPr>
+        <w:spacing w:before="80" w:after="120"/>
+        <w:ind w:firstLine="0"/>
+        <w:jc w:val="center"/>
+      </w:pPr>
+      <w:r>
         <w:drawing>
           <wp:inline xmlns:a="http://schemas.openxmlformats.org/drawingml/2006/main" xmlns:pic="http://schemas.openxmlformats.org/drawingml/2006/picture">
-            <wp:extent cx="5669280" cy="2380655"/>
+            <wp:extent cx="5486400" cy="2303859"/>
             <wp:docPr id="8" name="Picture 8"/>
             <wp:cNvGraphicFramePr>
               <a:graphicFrameLocks noChangeAspect="1"/>
@@ -13361,7 +15683,7 @@
                   <pic:spPr>
                     <a:xfrm>
                       <a:off x="0" y="0"/>
-                      <a:ext cx="5669280" cy="2380655"/>
+                      <a:ext cx="5486400" cy="2303859"/>
                     </a:xfrm>
                     <a:prstGeom prst="rect"/>
                   </pic:spPr>
@@ -13371,23 +15693,74 @@
           </wp:inline>
         </w:drawing>
       </w:r>
-      <w:r>
-        <w:rPr>
+    </w:p>
+    <w:p>
+      <w:pPr>
+        <w:spacing w:before="40" w:after="280" w:line="276" w:lineRule="auto"/>
+        <w:ind w:firstLine="0"/>
+        <w:jc w:val="left"/>
+      </w:pPr>
+      <w:r>
+        <w:rPr>
+          <w:rFonts w:ascii="Arial" w:hAnsi="Arial"/>
+          <w:i/>
+          <w:color w:val="3C3C3C"/>
+          <w:sz w:val="19"/>
+        </w:rPr>
+        <w:t xml:space="preserve">Nota. </w:t>
+      </w:r>
+      <w:r>
+        <w:rPr>
+          <w:rFonts w:ascii="Arial" w:hAnsi="Arial"/>
+          <w:color w:val="3C3C3C"/>
+          <w:sz w:val="19"/>
+        </w:rPr>
+        <w:t>Indicadores de efectividad, resumen de lotes registrados y despacho manual segmentado por empresa. Fuente: Elaboración propia (2026).</w:t>
+        <w:br/>
+      </w:r>
+    </w:p>
+    <w:p>
+      <w:pPr>
+        <w:spacing w:before="280" w:after="40" w:line="240" w:lineRule="auto"/>
+        <w:ind w:firstLine="0"/>
+        <w:jc w:val="left"/>
+      </w:pPr>
+      <w:r>
+        <w:rPr>
+          <w:rFonts w:ascii="Arial" w:hAnsi="Arial"/>
           <w:b/>
+          <w:color w:val="141414"/>
+          <w:sz w:val="21"/>
+        </w:rPr>
+        <w:t>Figura 4.6.3</w:t>
+      </w:r>
+    </w:p>
+    <w:p>
+      <w:pPr>
+        <w:spacing w:before="0" w:after="120" w:line="240" w:lineRule="auto"/>
+        <w:ind w:firstLine="0"/>
+        <w:jc w:val="left"/>
+      </w:pPr>
+      <w:r>
+        <w:rPr>
+          <w:rFonts w:ascii="Arial" w:hAnsi="Arial"/>
           <w:i/>
-          <w:color w:val="464646"/>
-          <w:sz w:val="19"/>
-        </w:rPr>
-        <w:br/>
-        <w:t>Figura 4.6.2: Tarjetas de Monitoreo KPI Gerencial y Selector de Clientes Corporativos.</w:t>
-        <w:br/>
-      </w:r>
-      <w:r>
-        <w:br/>
-        <w:br/>
+          <w:color w:val="282828"/>
+          <w:sz w:val="20"/>
+        </w:rPr>
+        <w:t>Integración de Persistencia y Seguridad Cloud en Google Firebase.</w:t>
+      </w:r>
+    </w:p>
+    <w:p>
+      <w:pPr>
+        <w:spacing w:before="80" w:after="120"/>
+        <w:ind w:firstLine="0"/>
+        <w:jc w:val="center"/>
+      </w:pPr>
+      <w:r>
         <w:drawing>
           <wp:inline xmlns:a="http://schemas.openxmlformats.org/drawingml/2006/main" xmlns:pic="http://schemas.openxmlformats.org/drawingml/2006/picture">
-            <wp:extent cx="5669280" cy="3554372"/>
+            <wp:extent cx="5486400" cy="3439715"/>
             <wp:docPr id="9" name="Picture 9"/>
             <wp:cNvGraphicFramePr>
               <a:graphicFrameLocks noChangeAspect="1"/>
@@ -13408,7 +15781,7 @@
                   <pic:spPr>
                     <a:xfrm>
                       <a:off x="0" y="0"/>
-                      <a:ext cx="5669280" cy="3554372"/>
+                      <a:ext cx="5486400" cy="3439715"/>
                     </a:xfrm>
                     <a:prstGeom prst="rect"/>
                   </pic:spPr>
@@ -13418,15 +15791,29 @@
           </wp:inline>
         </w:drawing>
       </w:r>
-      <w:r>
-        <w:rPr>
-          <w:b/>
+    </w:p>
+    <w:p>
+      <w:pPr>
+        <w:spacing w:before="40" w:after="280" w:line="276" w:lineRule="auto"/>
+        <w:ind w:firstLine="0"/>
+        <w:jc w:val="left"/>
+      </w:pPr>
+      <w:r>
+        <w:rPr>
+          <w:rFonts w:ascii="Arial" w:hAnsi="Arial"/>
           <w:i/>
-          <w:color w:val="464646"/>
+          <w:color w:val="3C3C3C"/>
           <w:sz w:val="19"/>
         </w:rPr>
-        <w:br/>
-        <w:t>Figura 4.6.3: Integración de Persistencia y Seguridad Cloud en Google Firebase.</w:t>
+        <w:t xml:space="preserve">Nota. </w:t>
+      </w:r>
+      <w:r>
+        <w:rPr>
+          <w:rFonts w:ascii="Arial" w:hAnsi="Arial"/>
+          <w:color w:val="3C3C3C"/>
+          <w:sz w:val="19"/>
+        </w:rPr>
+        <w:t>Consola de administración de Cloud Firestore y Firebase Auth para resguardo de transacciones. Fuente: Elaboración propia (2026).</w:t>
         <w:br/>
       </w:r>
     </w:p>
@@ -13452,9 +15839,122 @@
         </w:rPr>
       </w:pPr>
     </w:p>
+    <w:p>
+      <w:pPr>
+        <w:pStyle w:val="Ttulo1"/>
+        <w:spacing w:before="360" w:after="240"/>
+        <w:jc w:val="center"/>
+      </w:pPr>
+      <w:r>
+        <w:rPr>
+          <w:rFonts w:ascii="Arial" w:hAnsi="Arial"/>
+          <w:b/>
+          <w:sz w:val="24"/>
+        </w:rPr>
+        <w:t>REFERENCIAS</w:t>
+      </w:r>
+    </w:p>
+    <w:p>
+      <w:pPr>
+        <w:spacing w:line="360" w:lineRule="auto" w:after="120"/>
+        <w:ind w:left="720" w:hanging="720"/>
+        <w:jc w:val="left"/>
+      </w:pPr>
+      <w:r>
+        <w:rPr>
+          <w:rFonts w:ascii="Arial" w:hAnsi="Arial"/>
+          <w:sz w:val="20"/>
+        </w:rPr>
+        <w:t>Google Cloud. (2024). Firebase Documentation: Firestore Realtime Database and Security Rules. Google LLC. https://firebase.google.com/docs/firestore</w:t>
+      </w:r>
+    </w:p>
+    <w:p>
+      <w:pPr>
+        <w:spacing w:line="360" w:lineRule="auto" w:after="120"/>
+        <w:ind w:left="720" w:hanging="720"/>
+        <w:jc w:val="left"/>
+      </w:pPr>
+      <w:r>
+        <w:rPr>
+          <w:rFonts w:ascii="Arial" w:hAnsi="Arial"/>
+          <w:sz w:val="20"/>
+        </w:rPr>
+        <w:t>Huare Inacio, R., et al. (2022). Metodología de la investigación aplicada a la ingeniería de software y sistemas de información. Fondo Editorial Universitario.</w:t>
+      </w:r>
+    </w:p>
+    <w:p>
+      <w:pPr>
+        <w:spacing w:line="360" w:lineRule="auto" w:after="120"/>
+        <w:ind w:left="720" w:hanging="720"/>
+        <w:jc w:val="left"/>
+      </w:pPr>
+      <w:r>
+        <w:rPr>
+          <w:rFonts w:ascii="Arial" w:hAnsi="Arial"/>
+          <w:sz w:val="20"/>
+        </w:rPr>
+        <w:t>Object Management Group. (2017). OMG Unified Modeling Language (OMG UML) Specification, Version 2.5.1. OMG Standard. https://www.omg.org/spec/UML/2.5.1/</w:t>
+      </w:r>
+    </w:p>
+    <w:p>
+      <w:pPr>
+        <w:spacing w:line="360" w:lineRule="auto" w:after="120"/>
+        <w:ind w:left="720" w:hanging="720"/>
+        <w:jc w:val="left"/>
+      </w:pPr>
+      <w:r>
+        <w:rPr>
+          <w:rFonts w:ascii="Arial" w:hAnsi="Arial"/>
+          <w:sz w:val="20"/>
+        </w:rPr>
+        <w:t>Pressman, R. S., &amp; Maxim, B. R. (2020). Software engineering: A practitioner's approach (9th ed.). McGraw-Hill Education.</w:t>
+      </w:r>
+    </w:p>
+    <w:p>
+      <w:pPr>
+        <w:spacing w:line="360" w:lineRule="auto" w:after="120"/>
+        <w:ind w:left="720" w:hanging="720"/>
+        <w:jc w:val="left"/>
+      </w:pPr>
+      <w:r>
+        <w:rPr>
+          <w:rFonts w:ascii="Arial" w:hAnsi="Arial"/>
+          <w:sz w:val="20"/>
+        </w:rPr>
+        <w:t>SheetJS LLC. (2024). SheetJS Community Edition: Spreadsheet Data Processor for JavaScript and TypeScript. https://sheetjs.com/</w:t>
+      </w:r>
+    </w:p>
+    <w:p>
+      <w:pPr>
+        <w:spacing w:line="360" w:lineRule="auto" w:after="120"/>
+        <w:ind w:left="720" w:hanging="720"/>
+        <w:jc w:val="left"/>
+      </w:pPr>
+      <w:r>
+        <w:rPr>
+          <w:rFonts w:ascii="Arial" w:hAnsi="Arial"/>
+          <w:sz w:val="20"/>
+        </w:rPr>
+        <w:t>Sommerville, I. (2016). Software Engineering (10th ed.). Pearson Education.</w:t>
+      </w:r>
+    </w:p>
+    <w:p>
+      <w:pPr>
+        <w:spacing w:line="360" w:lineRule="auto" w:after="120"/>
+        <w:ind w:left="720" w:hanging="720"/>
+        <w:jc w:val="left"/>
+      </w:pPr>
+      <w:r>
+        <w:rPr>
+          <w:rFonts w:ascii="Arial" w:hAnsi="Arial"/>
+          <w:sz w:val="20"/>
+        </w:rPr>
+        <w:t>Vercel. (2024). Next.js 14 Documentation: App Router Architecture, Route Handlers and Edge Runtime. Vercel Inc. https://nextjs.org/docs</w:t>
+      </w:r>
+    </w:p>
     <w:sectPr>
       <w:pgSz w:w="11906" w:h="16838"/>
-      <w:pgMar w:top="1474" w:right="1134" w:bottom="1134" w:left="1701" w:header="1134" w:footer="720" w:gutter="0"/>
+      <w:pgMar w:top="1440" w:right="1440" w:bottom="1440" w:left="1440" w:header="1134" w:footer="720" w:gutter="0"/>
       <w:cols w:space="720"/>
       <w:docGrid w:linePitch="326"/>
     </w:sectPr>
@@ -15796,8 +18296,10 @@
       <w:textAlignment w:val="baseline"/>
     </w:pPr>
     <w:rPr>
+      <w:rFonts w:ascii="Arial" w:hAnsi="Arial"/>
+      <w:color w:val="1E1E1E"/>
       <w:kern w:val="3"/>
-      <w:sz w:val="24"/>
+      <w:sz w:val="22"/>
       <w:szCs w:val="24"/>
       <w:lang w:val="es-ES"/>
     </w:rPr>
